--- a/BigFix Studio In Depth.docx
+++ b/BigFix Studio In Depth.docx
@@ -35,136 +35,125 @@
       </w:pPr>
     </w:p>
     <w:p>
-      <w:r>
-        <w:rPr>
-          <w:b/>
-          <w:bCs/>
-        </w:rPr>
-        <w:t>A high-performance, standalone development environment for BigFix Engineers.</w:t>
+      <w:pPr>
+        <w:rPr>
+          <w:b/>
+          <w:bCs/>
+        </w:rPr>
+      </w:pPr>
+      <w:r>
+        <w:rPr>
+          <w:b/>
+          <w:bCs/>
+        </w:rPr>
+        <w:t>A high-performance, standalone Integrated Development Environment for BigFix Engineers.</w:t>
       </w:r>
     </w:p>
     <w:p>
       <w:r>
-        <w:t xml:space="preserve">BigFix Studio is a lightweight desktop application designed to streamline the creation and testing of Relevance Language and ActionScript. It bridges the gap between the traditional </w:t>
-      </w:r>
-      <w:proofErr w:type="spellStart"/>
-      <w:r>
-        <w:t>Fixlet</w:t>
-      </w:r>
-      <w:proofErr w:type="spellEnd"/>
-      <w:r>
-        <w:t xml:space="preserve"> Debugger and modern development workflows by providing a centralized library and a persistent user database.</w:t>
+        <w:t>BigFix Studio is a lightweight desktop application designed to modernize the creation, testing, and deployment of Relevance Language and ActionScript. It bridges the gap between traditional debugging tools and enterprise workflows by providing a centralized library, direct REST API integration, live remote endpoint querying, and a professional multi-tab workspace.</w:t>
       </w:r>
     </w:p>
     <w:p>
-      <w:r>
-        <w:pict w14:anchorId="1E78B70A">
-          <v:rect id="_x0000_i1037" style="width:0;height:1.5pt" o:hralign="center" o:hrstd="t" o:hr="t" fillcolor="#a0a0a0" stroked="f"/>
-        </w:pict>
+      <w:pPr>
+        <w:rPr>
+          <w:b/>
+          <w:bCs/>
+        </w:rPr>
+      </w:pPr>
+      <w:r>
+        <w:rPr>
+          <w:rFonts w:ascii="Segoe UI Emoji" w:hAnsi="Segoe UI Emoji" w:cs="Segoe UI Emoji"/>
+          <w:b/>
+          <w:bCs/>
+        </w:rPr>
+        <w:t>🛑</w:t>
+      </w:r>
+      <w:r>
+        <w:rPr>
+          <w:b/>
+          <w:bCs/>
+        </w:rPr>
+        <w:t xml:space="preserve"> Problem Statement</w:t>
       </w:r>
     </w:p>
     <w:p>
-      <w:pPr>
-        <w:rPr>
-          <w:b/>
-          <w:bCs/>
-        </w:rPr>
-      </w:pPr>
-      <w:r>
-        <w:rPr>
-          <w:rFonts w:ascii="Segoe UI Emoji" w:hAnsi="Segoe UI Emoji" w:cs="Segoe UI Emoji"/>
-          <w:b/>
-          <w:bCs/>
-        </w:rPr>
-        <w:t>🛑</w:t>
-      </w:r>
-      <w:r>
-        <w:rPr>
-          <w:b/>
-          <w:bCs/>
-        </w:rPr>
-        <w:t xml:space="preserve"> Problem Statement</w:t>
+      <w:r>
+        <w:t>BigFix practitioners often face critical friction points:</w:t>
       </w:r>
     </w:p>
     <w:p>
-      <w:r>
-        <w:t>BigFix practitioners often face several friction points:</w:t>
+      <w:pPr>
+        <w:numPr>
+          <w:ilvl w:val="0"/>
+          <w:numId w:val="27"/>
+        </w:numPr>
+      </w:pPr>
+      <w:r>
+        <w:t>Fragmentation: Constantly switching between qna.exe, FixletDebugger.exe, and browser tabs for API documentation.</w:t>
       </w:r>
     </w:p>
     <w:p>
       <w:pPr>
         <w:numPr>
           <w:ilvl w:val="0"/>
-          <w:numId w:val="1"/>
+          <w:numId w:val="27"/>
         </w:numPr>
       </w:pPr>
       <w:r>
-        <w:rPr>
-          <w:b/>
-          <w:bCs/>
-        </w:rPr>
-        <w:t>Tool Switching:</w:t>
-      </w:r>
-      <w:r>
-        <w:t xml:space="preserve"> Constantly moving between qna.exe, FixletDebugger.exe, and various notepad files to save snippets.</w:t>
+        <w:t xml:space="preserve">Endpoint Blindness: Inability to seamlessly query live remote endpoints in real-time without generating temporary actions or </w:t>
+      </w:r>
+      <w:proofErr w:type="gramStart"/>
+      <w:r>
+        <w:t>remote-controlling</w:t>
+      </w:r>
+      <w:proofErr w:type="gramEnd"/>
+      <w:r>
+        <w:t xml:space="preserve"> the machine.</w:t>
       </w:r>
     </w:p>
     <w:p>
       <w:pPr>
         <w:numPr>
           <w:ilvl w:val="0"/>
-          <w:numId w:val="1"/>
+          <w:numId w:val="27"/>
         </w:numPr>
       </w:pPr>
       <w:r>
-        <w:rPr>
-          <w:b/>
-          <w:bCs/>
-        </w:rPr>
-        <w:t>Knowledge Fragmentation:</w:t>
-      </w:r>
-      <w:r>
-        <w:t xml:space="preserve"> Losing useful relevance queries over time or having to search through old </w:t>
+        <w:t xml:space="preserve">Siloed Workflows: Inability to work on multiple scripts simultaneously or easily "fuse" relevance and </w:t>
       </w:r>
       <w:proofErr w:type="spellStart"/>
       <w:r>
-        <w:t>Fixlets</w:t>
+        <w:t>actionscript</w:t>
       </w:r>
       <w:proofErr w:type="spellEnd"/>
       <w:r>
-        <w:t xml:space="preserve"> to find "that one query."</w:t>
+        <w:t xml:space="preserve"> into a deployable format.</w:t>
       </w:r>
     </w:p>
     <w:p>
       <w:pPr>
         <w:numPr>
           <w:ilvl w:val="0"/>
-          <w:numId w:val="1"/>
+          <w:numId w:val="27"/>
         </w:numPr>
       </w:pPr>
       <w:r>
-        <w:rPr>
-          <w:b/>
-          <w:bCs/>
-        </w:rPr>
-        <w:t>Execution Latency:</w:t>
-      </w:r>
-      <w:r>
-        <w:t xml:space="preserve"> The standard </w:t>
+        <w:t xml:space="preserve">Knowledge Fragmentation: Losing useful relevance queries over time or having to search through old </w:t>
       </w:r>
       <w:proofErr w:type="spellStart"/>
       <w:r>
-        <w:t>WebUI</w:t>
+        <w:t>Fixlets</w:t>
       </w:r>
       <w:proofErr w:type="spellEnd"/>
       <w:r>
-        <w:t xml:space="preserve"> or Console can sometimes be slow for rapid, iterative relevance testing.</w:t>
+        <w:t xml:space="preserve"> to find "that one query."</w:t>
       </w:r>
     </w:p>
     <w:p>
       <w:r>
-        <w:pict w14:anchorId="1812B634">
-          <v:rect id="_x0000_i1038" style="width:0;height:1.5pt" o:hralign="center" o:hrstd="t" o:hr="t" fillcolor="#a0a0a0" stroked="f"/>
+        <w:pict w14:anchorId="5C3FB00D">
+          <v:rect id="_x0000_i1192" style="width:0;height:1.5pt" o:hralign="center" o:hrstd="t" o:hr="t" fillcolor="#a0a0a0" stroked="f"/>
         </w:pict>
       </w:r>
     </w:p>
@@ -193,9 +182,32 @@
     </w:p>
     <w:p>
       <w:pPr>
+        <w:rPr>
+          <w:b/>
+          <w:bCs/>
+        </w:rPr>
+      </w:pPr>
+      <w:r>
+        <w:rPr>
+          <w:rFonts w:ascii="Segoe UI Emoji" w:hAnsi="Segoe UI Emoji" w:cs="Segoe UI Emoji"/>
+          <w:b/>
+          <w:bCs/>
+        </w:rPr>
+        <w:t>💻</w:t>
+      </w:r>
+      <w:r>
+        <w:rPr>
+          <w:b/>
+          <w:bCs/>
+        </w:rPr>
+        <w:t xml:space="preserve"> Professional IDE Experience</w:t>
+      </w:r>
+    </w:p>
+    <w:p>
+      <w:pPr>
         <w:numPr>
           <w:ilvl w:val="0"/>
-          <w:numId w:val="2"/>
+          <w:numId w:val="28"/>
         </w:numPr>
       </w:pPr>
       <w:r>
@@ -203,14 +215,17 @@
           <w:b/>
           <w:bCs/>
         </w:rPr>
-        <w:t>Dual Engine Support:</w:t>
+        <w:t xml:space="preserve">Offline-First Architecture: </w:t>
+      </w:r>
+      <w:r>
+        <w:t>Powered by a locally bundled Monaco Editor (the VS Code engine). Provides instant load times, syntax highlighting, and IntelliSense, even on strictly air-gapped servers with zero internet access.</w:t>
       </w:r>
     </w:p>
     <w:p>
       <w:pPr>
         <w:numPr>
-          <w:ilvl w:val="1"/>
-          <w:numId w:val="2"/>
+          <w:ilvl w:val="0"/>
+          <w:numId w:val="28"/>
         </w:numPr>
       </w:pPr>
       <w:r>
@@ -218,17 +233,17 @@
           <w:b/>
           <w:bCs/>
         </w:rPr>
-        <w:t>Relevance Evaluator:</w:t>
-      </w:r>
-      <w:r>
-        <w:t xml:space="preserve"> Direct integration with qna.exe for sub-second evaluation.</w:t>
+        <w:t xml:space="preserve">"Hot Exit" State Persistence: </w:t>
+      </w:r>
+      <w:r>
+        <w:t>Never lose your work. Your active tabs, code text, target hostnames, and terminal outputs are saved to local memory on every keystroke. Close the app or hit the Reload button safely with zero data loss.</w:t>
       </w:r>
     </w:p>
     <w:p>
       <w:pPr>
         <w:numPr>
-          <w:ilvl w:val="1"/>
-          <w:numId w:val="2"/>
+          <w:ilvl w:val="0"/>
+          <w:numId w:val="28"/>
         </w:numPr>
       </w:pPr>
       <w:r>
@@ -236,56 +251,63 @@
           <w:b/>
           <w:bCs/>
         </w:rPr>
-        <w:t>ActionScript Runner:</w:t>
-      </w:r>
-      <w:r>
-        <w:t xml:space="preserve"> Direct integration with FixletDebugger.exe for local script testing.</w:t>
+        <w:t xml:space="preserve">Multi-Tab Scratchpads: </w:t>
+      </w:r>
+      <w:r>
+        <w:t>Open multiple Relevance and ActionScript tabs simultaneously. Work on complex logic across several "Scratchpads" without losing your place.</w:t>
       </w:r>
     </w:p>
     <w:p>
       <w:pPr>
         <w:numPr>
           <w:ilvl w:val="0"/>
-          <w:numId w:val="2"/>
+          <w:numId w:val="28"/>
         </w:numPr>
-      </w:pPr>
-      <w:r>
-        <w:rPr>
-          <w:b/>
-          <w:bCs/>
-        </w:rPr>
-        <w:t>Enterprise Storage Architecture:</w:t>
+        <w:rPr>
+          <w:b/>
+          <w:bCs/>
+        </w:rPr>
+      </w:pPr>
+      <w:r>
+        <w:rPr>
+          <w:b/>
+          <w:bCs/>
+        </w:rPr>
+        <w:lastRenderedPageBreak/>
+        <w:t xml:space="preserve">High-Contrast Enterprise UI: </w:t>
+      </w:r>
+      <w:r>
+        <w:t>Real-time switching between "Sleek Dark" and "Enterprise White" themes, optimized for high-resolution displays.</w:t>
       </w:r>
     </w:p>
     <w:p>
       <w:pPr>
-        <w:numPr>
-          <w:ilvl w:val="1"/>
-          <w:numId w:val="2"/>
-        </w:numPr>
-      </w:pPr>
-      <w:r>
-        <w:rPr>
-          <w:b/>
-          <w:bCs/>
-        </w:rPr>
-        <w:t>Cloud Library:</w:t>
-      </w:r>
-      <w:r>
-        <w:t xml:space="preserve"> Synchronizes a read-only "Core Library" of </w:t>
-      </w:r>
-      <w:r>
-        <w:t>relevance</w:t>
-      </w:r>
-      <w:r>
-        <w:t xml:space="preserve"> queries directly from GitHub.</w:t>
+        <w:rPr>
+          <w:b/>
+          <w:bCs/>
+        </w:rPr>
+      </w:pPr>
+      <w:r>
+        <w:rPr>
+          <w:rFonts w:ascii="Segoe UI Emoji" w:hAnsi="Segoe UI Emoji" w:cs="Segoe UI Emoji"/>
+          <w:b/>
+          <w:bCs/>
+        </w:rPr>
+        <w:t>🌐</w:t>
+      </w:r>
+      <w:r>
+        <w:rPr>
+          <w:b/>
+          <w:bCs/>
+        </w:rPr>
+        <w:t xml:space="preserve"> Enterprise API &amp; Remote Execution</w:t>
       </w:r>
     </w:p>
     <w:p>
       <w:pPr>
         <w:numPr>
-          <w:ilvl w:val="1"/>
-          <w:numId w:val="2"/>
+          <w:ilvl w:val="0"/>
+          <w:numId w:val="29"/>
         </w:numPr>
       </w:pPr>
       <w:r>
@@ -293,17 +315,17 @@
           <w:b/>
           <w:bCs/>
         </w:rPr>
-        <w:t>User Vault (SQLite):</w:t>
-      </w:r>
-      <w:r>
-        <w:t xml:space="preserve"> A local, persistent database to save, edit, and categorize thousands of your own custom queries.</w:t>
+        <w:t xml:space="preserve">Live Remote Execution (Client Query API): </w:t>
+      </w:r>
+      <w:r>
+        <w:t>Target any live machine via Hostname or Computer ID directly from the toolbar. Dispatch queries and watch the endpoint's response stream directly into your IDE terminal in real-time.</w:t>
       </w:r>
     </w:p>
     <w:p>
       <w:pPr>
         <w:numPr>
           <w:ilvl w:val="0"/>
-          <w:numId w:val="2"/>
+          <w:numId w:val="29"/>
         </w:numPr>
       </w:pPr>
       <w:r>
@@ -311,48 +333,128 @@
           <w:b/>
           <w:bCs/>
         </w:rPr>
-        <w:t>Modern IDE Experience:</w:t>
+        <w:t xml:space="preserve">REST API Gateway (Session Relevance): </w:t>
+      </w:r>
+      <w:r>
+        <w:t>Securely store Root Server credentials to execute Session Relevance directly from the IDE via the /</w:t>
+      </w:r>
+      <w:proofErr w:type="spellStart"/>
+      <w:r>
+        <w:t>api</w:t>
+      </w:r>
+      <w:proofErr w:type="spellEnd"/>
+      <w:r>
+        <w:t>/query endpoint.</w:t>
       </w:r>
     </w:p>
     <w:p>
       <w:pPr>
         <w:numPr>
-          <w:ilvl w:val="1"/>
-          <w:numId w:val="2"/>
+          <w:ilvl w:val="0"/>
+          <w:numId w:val="29"/>
         </w:numPr>
-      </w:pPr>
-      <w:r>
-        <w:t>Monaco Editor (VS Code Engine) with syntax highlighting.</w:t>
+        <w:rPr>
+          <w:b/>
+          <w:bCs/>
+        </w:rPr>
+      </w:pPr>
+      <w:proofErr w:type="spellStart"/>
+      <w:r>
+        <w:rPr>
+          <w:b/>
+          <w:bCs/>
+        </w:rPr>
+        <w:t>Fixlet</w:t>
+      </w:r>
+      <w:proofErr w:type="spellEnd"/>
+      <w:r>
+        <w:rPr>
+          <w:b/>
+          <w:bCs/>
+        </w:rPr>
+        <w:t xml:space="preserve"> Builder (.</w:t>
+      </w:r>
+      <w:proofErr w:type="spellStart"/>
+      <w:r>
+        <w:rPr>
+          <w:b/>
+          <w:bCs/>
+        </w:rPr>
+        <w:t>bes</w:t>
+      </w:r>
+      <w:proofErr w:type="spellEnd"/>
+      <w:r>
+        <w:rPr>
+          <w:b/>
+          <w:bCs/>
+        </w:rPr>
+        <w:t xml:space="preserve">): </w:t>
+      </w:r>
+      <w:r>
+        <w:t xml:space="preserve">Select Relevance and ActionScript snippets to automatically generate and export official, deployable BigFix XML </w:t>
+      </w:r>
+      <w:proofErr w:type="spellStart"/>
+      <w:r>
+        <w:t>fixlet</w:t>
+      </w:r>
+      <w:proofErr w:type="spellEnd"/>
+      <w:r>
+        <w:t xml:space="preserve"> files</w:t>
+      </w:r>
+      <w:r>
+        <w:rPr>
+          <w:b/>
+          <w:bCs/>
+        </w:rPr>
+        <w:t>.</w:t>
       </w:r>
     </w:p>
     <w:p>
       <w:pPr>
         <w:numPr>
-          <w:ilvl w:val="1"/>
-          <w:numId w:val="2"/>
+          <w:ilvl w:val="0"/>
+          <w:numId w:val="29"/>
         </w:numPr>
       </w:pPr>
       <w:r>
-        <w:lastRenderedPageBreak/>
-        <w:t>Dynamic UI Zooming (Ctrl +/-) for high-resolution displays.</w:t>
+        <w:rPr>
+          <w:b/>
+          <w:bCs/>
+        </w:rPr>
+        <w:t xml:space="preserve">Connection Validator: </w:t>
+      </w:r>
+      <w:r>
+        <w:t>Built-in "Test Connection" utility to verify API reachability and credentials instantly.</w:t>
       </w:r>
     </w:p>
     <w:p>
       <w:pPr>
-        <w:numPr>
-          <w:ilvl w:val="1"/>
-          <w:numId w:val="2"/>
-        </w:numPr>
-      </w:pPr>
-      <w:r>
-        <w:t>"Smart" Terminal with color-coded results (Green for answers, Red for errors).</w:t>
+        <w:rPr>
+          <w:b/>
+          <w:bCs/>
+        </w:rPr>
+      </w:pPr>
+      <w:r>
+        <w:rPr>
+          <w:rFonts w:ascii="Segoe UI Emoji" w:hAnsi="Segoe UI Emoji" w:cs="Segoe UI Emoji"/>
+          <w:b/>
+          <w:bCs/>
+        </w:rPr>
+        <w:t>📚</w:t>
+      </w:r>
+      <w:r>
+        <w:rPr>
+          <w:b/>
+          <w:bCs/>
+        </w:rPr>
+        <w:t xml:space="preserve"> Unified Knowledge Library</w:t>
       </w:r>
     </w:p>
     <w:p>
       <w:pPr>
         <w:numPr>
           <w:ilvl w:val="0"/>
-          <w:numId w:val="2"/>
+          <w:numId w:val="30"/>
         </w:numPr>
       </w:pPr>
       <w:r>
@@ -360,14 +462,26 @@
           <w:b/>
           <w:bCs/>
         </w:rPr>
-        <w:t>Operational Safety:</w:t>
+        <w:t xml:space="preserve">Master Accordion Sidebar: </w:t>
+      </w:r>
+      <w:r>
+        <w:t>Categorized sections for Client Relevance</w:t>
+      </w:r>
+      <w:r>
+        <w:t xml:space="preserve"> and</w:t>
+      </w:r>
+      <w:r>
+        <w:t xml:space="preserve"> Session Relevance</w:t>
+      </w:r>
+      <w:r>
+        <w:t>.</w:t>
       </w:r>
     </w:p>
     <w:p>
       <w:pPr>
         <w:numPr>
-          <w:ilvl w:val="1"/>
-          <w:numId w:val="2"/>
+          <w:ilvl w:val="0"/>
+          <w:numId w:val="30"/>
         </w:numPr>
       </w:pPr>
       <w:r>
@@ -375,17 +489,17 @@
           <w:b/>
           <w:bCs/>
         </w:rPr>
-        <w:t>Automatic Backups:</w:t>
-      </w:r>
-      <w:r>
-        <w:t xml:space="preserve"> Local database is backed up every time the app launches.</w:t>
+        <w:t xml:space="preserve">Cloud Sync &amp; User Vault: </w:t>
+      </w:r>
+      <w:r>
+        <w:t>Synchronizes a global "Core Library" from GitHub while maintaining a persistent local SQLite database for your custom private queries.</w:t>
       </w:r>
     </w:p>
     <w:p>
       <w:pPr>
         <w:numPr>
-          <w:ilvl w:val="1"/>
-          <w:numId w:val="2"/>
+          <w:ilvl w:val="0"/>
+          <w:numId w:val="30"/>
         </w:numPr>
       </w:pPr>
       <w:r>
@@ -393,33 +507,40 @@
           <w:b/>
           <w:bCs/>
         </w:rPr>
-        <w:t>Zombie Process Management:</w:t>
-      </w:r>
-      <w:r>
-        <w:t xml:space="preserve"> Automatically cleans up stuck </w:t>
-      </w:r>
-      <w:proofErr w:type="spellStart"/>
-      <w:r>
-        <w:t>qna</w:t>
-      </w:r>
-      <w:proofErr w:type="spellEnd"/>
-      <w:r>
-        <w:t xml:space="preserve"> or </w:t>
-      </w:r>
-      <w:proofErr w:type="spellStart"/>
-      <w:r>
-        <w:t>FixletDebugger</w:t>
-      </w:r>
-      <w:proofErr w:type="spellEnd"/>
-      <w:r>
-        <w:t xml:space="preserve"> processes on exit.</w:t>
+        <w:t xml:space="preserve">Smart Search: </w:t>
+      </w:r>
+      <w:r>
+        <w:t>Case-insensitive, real-time filtering across all library categories and metadata.</w:t>
       </w:r>
     </w:p>
     <w:p>
       <w:pPr>
+        <w:rPr>
+          <w:b/>
+          <w:bCs/>
+        </w:rPr>
+      </w:pPr>
+      <w:r>
+        <w:rPr>
+          <w:rFonts w:ascii="Segoe UI Emoji" w:hAnsi="Segoe UI Emoji" w:cs="Segoe UI Emoji"/>
+          <w:b/>
+          <w:bCs/>
+        </w:rPr>
+        <w:t>🛡️</w:t>
+      </w:r>
+      <w:r>
+        <w:rPr>
+          <w:b/>
+          <w:bCs/>
+        </w:rPr>
+        <w:t xml:space="preserve"> Operational Safety &amp; QoL</w:t>
+      </w:r>
+    </w:p>
+    <w:p>
+      <w:pPr>
         <w:numPr>
-          <w:ilvl w:val="1"/>
-          <w:numId w:val="2"/>
+          <w:ilvl w:val="0"/>
+          <w:numId w:val="31"/>
         </w:numPr>
       </w:pPr>
       <w:r>
@@ -427,698 +548,810 @@
           <w:b/>
           <w:bCs/>
         </w:rPr>
-        <w:t>Rotating Logs:</w:t>
-      </w:r>
-      <w:r>
-        <w:t xml:space="preserve"> Maintains detailed application logs without consuming excessive disk space.</w:t>
+        <w:t xml:space="preserve">Smart Copy: </w:t>
+      </w:r>
+      <w:r>
+        <w:t>One-click data extraction. Strips away terminal clutter (like "Dispatching..." and "Waiting...") and copies only the raw answers (A:) or errors (E:) directly to your clipboard.</w:t>
+      </w:r>
+    </w:p>
+    <w:p>
+      <w:pPr>
+        <w:numPr>
+          <w:ilvl w:val="0"/>
+          <w:numId w:val="31"/>
+        </w:numPr>
+        <w:rPr>
+          <w:b/>
+          <w:bCs/>
+        </w:rPr>
+      </w:pPr>
+      <w:r>
+        <w:rPr>
+          <w:b/>
+          <w:bCs/>
+        </w:rPr>
+        <w:t xml:space="preserve">Auto-Pruning History: </w:t>
+      </w:r>
+      <w:r>
+        <w:t>Tracks your last 100 executions automatically, with a self-cleaning database mechanism to prevent bloat.</w:t>
+      </w:r>
+    </w:p>
+    <w:p>
+      <w:pPr>
+        <w:numPr>
+          <w:ilvl w:val="0"/>
+          <w:numId w:val="31"/>
+        </w:numPr>
+      </w:pPr>
+      <w:r>
+        <w:rPr>
+          <w:b/>
+          <w:bCs/>
+        </w:rPr>
+        <w:t xml:space="preserve">Process Management: </w:t>
+      </w:r>
+      <w:r>
+        <w:t xml:space="preserve">Automatically cleans up "Zombie" qna.exe or </w:t>
+      </w:r>
+      <w:proofErr w:type="spellStart"/>
+      <w:r>
+        <w:t>FixletDebugger</w:t>
+      </w:r>
+      <w:proofErr w:type="spellEnd"/>
+      <w:r>
+        <w:t xml:space="preserve"> processes on application exit.</w:t>
+      </w:r>
+    </w:p>
+    <w:p>
+      <w:pPr>
+        <w:numPr>
+          <w:ilvl w:val="0"/>
+          <w:numId w:val="31"/>
+        </w:numPr>
+        <w:rPr>
+          <w:b/>
+          <w:bCs/>
+        </w:rPr>
+      </w:pPr>
+      <w:r>
+        <w:rPr>
+          <w:b/>
+          <w:bCs/>
+        </w:rPr>
+        <w:t xml:space="preserve">Session Backups: </w:t>
+      </w:r>
+      <w:r>
+        <w:t>The local database is backed up every time the app launches to ensure zero data loss.</w:t>
+      </w:r>
+    </w:p>
+    <w:p>
+      <w:pPr>
+        <w:rPr>
+          <w:b/>
+          <w:bCs/>
+        </w:rPr>
+      </w:pPr>
+    </w:p>
+    <w:p>
+      <w:pPr>
+        <w:rPr>
+          <w:b/>
+          <w:bCs/>
+        </w:rPr>
+      </w:pPr>
+      <w:r>
+        <w:rPr>
+          <w:b/>
+          <w:bCs/>
+        </w:rPr>
+        <w:pict w14:anchorId="1251BE37">
+          <v:rect id="_x0000_i1193" style="width:0;height:1.5pt" o:hralign="center" o:hrstd="t" o:hr="t" fillcolor="#a0a0a0" stroked="f"/>
+        </w:pict>
+      </w:r>
+    </w:p>
+    <w:p>
+      <w:pPr>
+        <w:rPr>
+          <w:b/>
+          <w:bCs/>
+        </w:rPr>
+      </w:pPr>
+      <w:r>
+        <w:rPr>
+          <w:rFonts w:ascii="Segoe UI Emoji" w:hAnsi="Segoe UI Emoji" w:cs="Segoe UI Emoji"/>
+          <w:b/>
+          <w:bCs/>
+        </w:rPr>
+        <w:lastRenderedPageBreak/>
+        <w:t>📥</w:t>
+      </w:r>
+      <w:r>
+        <w:rPr>
+          <w:b/>
+          <w:bCs/>
+        </w:rPr>
+        <w:t xml:space="preserve"> Installation &amp; Download</w:t>
+      </w:r>
+    </w:p>
+    <w:p>
+      <w:pPr>
+        <w:rPr>
+          <w:b/>
+          <w:bCs/>
+        </w:rPr>
+      </w:pPr>
+      <w:r>
+        <w:rPr>
+          <w:b/>
+          <w:bCs/>
+        </w:rPr>
+        <w:t>Prerequisites</w:t>
+      </w:r>
+    </w:p>
+    <w:p>
+      <w:pPr>
+        <w:numPr>
+          <w:ilvl w:val="0"/>
+          <w:numId w:val="32"/>
+        </w:numPr>
+        <w:rPr>
+          <w:b/>
+          <w:bCs/>
+        </w:rPr>
+      </w:pPr>
+      <w:r>
+        <w:rPr>
+          <w:b/>
+          <w:bCs/>
+        </w:rPr>
+        <w:t>Windows OS.</w:t>
+      </w:r>
+    </w:p>
+    <w:p>
+      <w:pPr>
+        <w:numPr>
+          <w:ilvl w:val="0"/>
+          <w:numId w:val="32"/>
+        </w:numPr>
+        <w:rPr>
+          <w:b/>
+          <w:bCs/>
+        </w:rPr>
+      </w:pPr>
+      <w:r>
+        <w:rPr>
+          <w:b/>
+          <w:bCs/>
+        </w:rPr>
+        <w:t>Local Agent: Local execution relies on the native qna.exe and FixletDebugger.exe usually found in C:\Program Files (x</w:t>
+      </w:r>
+      <w:proofErr w:type="gramStart"/>
+      <w:r>
+        <w:rPr>
+          <w:b/>
+          <w:bCs/>
+        </w:rPr>
+        <w:t>86)\</w:t>
+      </w:r>
+      <w:proofErr w:type="gramEnd"/>
+      <w:r>
+        <w:rPr>
+          <w:b/>
+          <w:bCs/>
+        </w:rPr>
+        <w:t>BigFix Enterprise\.</w:t>
+      </w:r>
+    </w:p>
+    <w:p>
+      <w:pPr>
+        <w:rPr>
+          <w:b/>
+          <w:bCs/>
+        </w:rPr>
+      </w:pPr>
+      <w:r>
+        <w:rPr>
+          <w:b/>
+          <w:bCs/>
+        </w:rPr>
+        <w:t>Download Steps</w:t>
+      </w:r>
+    </w:p>
+    <w:p>
+      <w:pPr>
+        <w:numPr>
+          <w:ilvl w:val="0"/>
+          <w:numId w:val="33"/>
+        </w:numPr>
+        <w:rPr>
+          <w:b/>
+          <w:bCs/>
+        </w:rPr>
+      </w:pPr>
+      <w:r>
+        <w:rPr>
+          <w:b/>
+          <w:bCs/>
+        </w:rPr>
+        <w:t>Navigate to the Releases page.</w:t>
+      </w:r>
+    </w:p>
+    <w:p>
+      <w:pPr>
+        <w:numPr>
+          <w:ilvl w:val="0"/>
+          <w:numId w:val="33"/>
+        </w:numPr>
+        <w:rPr>
+          <w:b/>
+          <w:bCs/>
+        </w:rPr>
+      </w:pPr>
+      <w:r>
+        <w:rPr>
+          <w:b/>
+          <w:bCs/>
+        </w:rPr>
+        <w:t>Download the latest BigFix_Studio.exe.</w:t>
+      </w:r>
+    </w:p>
+    <w:p>
+      <w:pPr>
+        <w:numPr>
+          <w:ilvl w:val="0"/>
+          <w:numId w:val="33"/>
+        </w:numPr>
+        <w:rPr>
+          <w:b/>
+          <w:bCs/>
+        </w:rPr>
+      </w:pPr>
+      <w:r>
+        <w:rPr>
+          <w:b/>
+          <w:bCs/>
+        </w:rPr>
+        <w:t>Place the .exe anywhere on your machine (Desktop, Documents, Jump-box, etc.) and run it.</w:t>
+      </w:r>
+    </w:p>
+    <w:p>
+      <w:pPr>
+        <w:rPr>
+          <w:b/>
+          <w:bCs/>
+        </w:rPr>
+      </w:pPr>
+      <w:r>
+        <w:rPr>
+          <w:b/>
+          <w:bCs/>
+        </w:rPr>
+        <w:pict w14:anchorId="64FAEF23">
+          <v:rect id="_x0000_i1194" style="width:0;height:1.5pt" o:hralign="center" o:hrstd="t" o:hr="t" fillcolor="#a0a0a0" stroked="f"/>
+        </w:pict>
+      </w:r>
+    </w:p>
+    <w:p>
+      <w:pPr>
+        <w:rPr>
+          <w:b/>
+          <w:bCs/>
+        </w:rPr>
+      </w:pPr>
+      <w:r>
+        <w:rPr>
+          <w:rFonts w:ascii="Segoe UI Emoji" w:hAnsi="Segoe UI Emoji" w:cs="Segoe UI Emoji"/>
+          <w:b/>
+          <w:bCs/>
+        </w:rPr>
+        <w:t>🚀</w:t>
+      </w:r>
+      <w:r>
+        <w:rPr>
+          <w:b/>
+          <w:bCs/>
+        </w:rPr>
+        <w:t xml:space="preserve"> How to Use</w:t>
+      </w:r>
+    </w:p>
+    <w:p>
+      <w:pPr>
+        <w:rPr>
+          <w:b/>
+          <w:bCs/>
+        </w:rPr>
+      </w:pPr>
+      <w:r>
+        <w:rPr>
+          <w:b/>
+          <w:bCs/>
+        </w:rPr>
+        <w:t>1. Managing Workspaces &amp; Tabs</w:t>
+      </w:r>
+    </w:p>
+    <w:p>
+      <w:pPr>
+        <w:numPr>
+          <w:ilvl w:val="0"/>
+          <w:numId w:val="34"/>
+        </w:numPr>
+      </w:pPr>
+      <w:r>
+        <w:t>Switch between Relevance Evaluator and ActionScript Runner in the top header. Each workspace maintains its own set of open tabs.</w:t>
+      </w:r>
+    </w:p>
+    <w:p>
+      <w:pPr>
+        <w:numPr>
+          <w:ilvl w:val="0"/>
+          <w:numId w:val="34"/>
+        </w:numPr>
+        <w:rPr>
+          <w:b/>
+          <w:bCs/>
+        </w:rPr>
+      </w:pPr>
+      <w:r>
+        <w:t>Click the + icon on the tab bar to create a new blank Scratchpad. Tabs are strictly typed (Client vs. Session) to prevent execution errors.</w:t>
+      </w:r>
+    </w:p>
+    <w:p>
+      <w:pPr>
+        <w:rPr>
+          <w:b/>
+          <w:bCs/>
+        </w:rPr>
+      </w:pPr>
+      <w:r>
+        <w:rPr>
+          <w:b/>
+          <w:bCs/>
+        </w:rPr>
+        <w:t>2. API Configuration (Required for Remote &amp; Session Queries)</w:t>
+      </w:r>
+    </w:p>
+    <w:p>
+      <w:pPr>
+        <w:numPr>
+          <w:ilvl w:val="0"/>
+          <w:numId w:val="35"/>
+        </w:numPr>
+      </w:pPr>
+      <w:r>
+        <w:t>Click the Server Icon in the top right.</w:t>
+      </w:r>
+    </w:p>
+    <w:p>
+      <w:pPr>
+        <w:numPr>
+          <w:ilvl w:val="0"/>
+          <w:numId w:val="35"/>
+        </w:numPr>
+      </w:pPr>
+      <w:r>
+        <w:t>Input your Root Server URL and API credentials.</w:t>
+      </w:r>
+    </w:p>
+    <w:p>
+      <w:pPr>
+        <w:numPr>
+          <w:ilvl w:val="0"/>
+          <w:numId w:val="35"/>
+        </w:numPr>
+      </w:pPr>
+      <w:r>
+        <w:t>Click Test Connection to verify. Once saved, you unlock the Remote and Session execution engines.</w:t>
+      </w:r>
+    </w:p>
+    <w:p>
+      <w:pPr>
+        <w:rPr>
+          <w:b/>
+          <w:bCs/>
+        </w:rPr>
+      </w:pPr>
+      <w:r>
+        <w:rPr>
+          <w:b/>
+          <w:bCs/>
+        </w:rPr>
+        <w:t>3. Executing Code (The 3 Engines)</w:t>
+      </w:r>
+    </w:p>
+    <w:p>
+      <w:pPr>
+        <w:numPr>
+          <w:ilvl w:val="0"/>
+          <w:numId w:val="36"/>
+        </w:numPr>
+        <w:rPr>
+          <w:b/>
+          <w:bCs/>
+        </w:rPr>
+      </w:pPr>
+      <w:r>
+        <w:rPr>
+          <w:rFonts w:ascii="Cambria Math" w:hAnsi="Cambria Math" w:cs="Cambria Math"/>
+          <w:b/>
+          <w:bCs/>
+        </w:rPr>
+        <w:t>▶</w:t>
+      </w:r>
+      <w:r>
+        <w:rPr>
+          <w:b/>
+          <w:bCs/>
+        </w:rPr>
+        <w:t xml:space="preserve"> RUN (LOCAL): </w:t>
+      </w:r>
+      <w:r>
+        <w:t>Evaluates Client Relevance or ActionScript against the machine you are currently sitting on. Requires zero network connection.</w:t>
+      </w:r>
+    </w:p>
+    <w:p>
+      <w:pPr>
+        <w:numPr>
+          <w:ilvl w:val="0"/>
+          <w:numId w:val="36"/>
+        </w:numPr>
+        <w:rPr>
+          <w:b/>
+          <w:bCs/>
+        </w:rPr>
+      </w:pPr>
+      <w:r>
+        <w:rPr>
+          <w:rFonts w:ascii="Segoe UI Emoji" w:hAnsi="Segoe UI Emoji" w:cs="Segoe UI Emoji"/>
+          <w:b/>
+          <w:bCs/>
+        </w:rPr>
+        <w:t>🎯</w:t>
+      </w:r>
+      <w:r>
+        <w:rPr>
+          <w:b/>
+          <w:bCs/>
+        </w:rPr>
+        <w:t xml:space="preserve"> RUN (REMOTE): </w:t>
+      </w:r>
+      <w:r>
+        <w:t>Evaluates Client Relevance on a remote endpoint. Type the Hostname or Computer ID into the persistent Target box in the toolbar, then click Run. Press Escape to cancel polling at any time.</w:t>
+      </w:r>
+    </w:p>
+    <w:p>
+      <w:pPr>
+        <w:numPr>
+          <w:ilvl w:val="0"/>
+          <w:numId w:val="36"/>
+        </w:numPr>
+        <w:rPr>
+          <w:b/>
+          <w:bCs/>
+        </w:rPr>
+      </w:pPr>
+      <w:r>
+        <w:rPr>
+          <w:rFonts w:ascii="Segoe UI Emoji" w:hAnsi="Segoe UI Emoji" w:cs="Segoe UI Emoji"/>
+          <w:b/>
+          <w:bCs/>
+        </w:rPr>
+        <w:t>🌐</w:t>
+      </w:r>
+      <w:r>
+        <w:rPr>
+          <w:b/>
+          <w:bCs/>
+        </w:rPr>
+        <w:t xml:space="preserve"> EVALUATE SESSION REL: </w:t>
+      </w:r>
+      <w:r>
+        <w:t>Evaluates Session Relevance directly against the Root Server's database for instantaneous reporting data.</w:t>
+      </w:r>
+    </w:p>
+    <w:p>
+      <w:pPr>
+        <w:rPr>
+          <w:b/>
+          <w:bCs/>
+        </w:rPr>
+      </w:pPr>
+      <w:r>
+        <w:rPr>
+          <w:b/>
+          <w:bCs/>
+        </w:rPr>
+        <w:lastRenderedPageBreak/>
+        <w:t xml:space="preserve">4. Generating </w:t>
+      </w:r>
+      <w:proofErr w:type="spellStart"/>
+      <w:r>
+        <w:rPr>
+          <w:b/>
+          <w:bCs/>
+        </w:rPr>
+        <w:t>Fixlets</w:t>
+      </w:r>
+      <w:proofErr w:type="spellEnd"/>
+    </w:p>
+    <w:p>
+      <w:pPr>
+        <w:numPr>
+          <w:ilvl w:val="0"/>
+          <w:numId w:val="37"/>
+        </w:numPr>
+      </w:pPr>
+      <w:r>
+        <w:t xml:space="preserve">Click the </w:t>
+      </w:r>
+      <w:proofErr w:type="gramStart"/>
+      <w:r>
+        <w:t>Export .</w:t>
+      </w:r>
+      <w:proofErr w:type="spellStart"/>
+      <w:r>
+        <w:t>bes</w:t>
+      </w:r>
+      <w:proofErr w:type="spellEnd"/>
+      <w:proofErr w:type="gramEnd"/>
+      <w:r>
+        <w:t xml:space="preserve"> button.</w:t>
+      </w:r>
+    </w:p>
+    <w:p>
+      <w:pPr>
+        <w:numPr>
+          <w:ilvl w:val="0"/>
+          <w:numId w:val="37"/>
+        </w:numPr>
+      </w:pPr>
+      <w:r>
+        <w:t>Use the searchable dropdowns to select your pre-written Relevance and ActionScript.</w:t>
+      </w:r>
+    </w:p>
+    <w:p>
+      <w:pPr>
+        <w:numPr>
+          <w:ilvl w:val="0"/>
+          <w:numId w:val="37"/>
+        </w:numPr>
+      </w:pPr>
+      <w:r>
+        <w:t>Click Download to get your .</w:t>
+      </w:r>
+      <w:proofErr w:type="spellStart"/>
+      <w:r>
+        <w:t>bes</w:t>
+      </w:r>
+      <w:proofErr w:type="spellEnd"/>
+      <w:r>
+        <w:t xml:space="preserve"> file, ready for import into the BigFix Console.</w:t>
+      </w:r>
+    </w:p>
+    <w:p>
+      <w:pPr>
+        <w:rPr>
+          <w:b/>
+          <w:bCs/>
+        </w:rPr>
+      </w:pPr>
+      <w:r>
+        <w:rPr>
+          <w:b/>
+          <w:bCs/>
+        </w:rPr>
+        <w:pict w14:anchorId="09B50389">
+          <v:rect id="_x0000_i1195" style="width:0;height:1.5pt" o:hralign="center" o:hrstd="t" o:hr="t" fillcolor="#a0a0a0" stroked="f"/>
+        </w:pict>
+      </w:r>
+    </w:p>
+    <w:p>
+      <w:pPr>
+        <w:rPr>
+          <w:b/>
+          <w:bCs/>
+        </w:rPr>
+      </w:pPr>
+      <w:r>
+        <w:rPr>
+          <w:rFonts w:ascii="Segoe UI Symbol" w:hAnsi="Segoe UI Symbol" w:cs="Segoe UI Symbol"/>
+          <w:b/>
+          <w:bCs/>
+        </w:rPr>
+        <w:t>🛠</w:t>
+      </w:r>
+      <w:r>
+        <w:rPr>
+          <w:b/>
+          <w:bCs/>
+        </w:rPr>
+        <w:t xml:space="preserve"> Troubleshooting &amp; Logs</w:t>
+      </w:r>
+    </w:p>
+    <w:p>
+      <w:pPr>
+        <w:numPr>
+          <w:ilvl w:val="0"/>
+          <w:numId w:val="38"/>
+        </w:numPr>
+        <w:rPr>
+          <w:b/>
+          <w:bCs/>
+        </w:rPr>
+      </w:pPr>
+      <w:r>
+        <w:rPr>
+          <w:b/>
+          <w:bCs/>
+        </w:rPr>
+        <w:t xml:space="preserve">App Data: </w:t>
+      </w:r>
+      <w:r>
+        <w:t>Press Win + R, type %APPDATA%\</w:t>
+      </w:r>
+      <w:proofErr w:type="spellStart"/>
+      <w:r>
+        <w:t>BigFixStudio</w:t>
+      </w:r>
+      <w:proofErr w:type="spellEnd"/>
+      <w:r>
+        <w:t>, and hit Enter.</w:t>
+      </w:r>
+    </w:p>
+    <w:p>
+      <w:pPr>
+        <w:numPr>
+          <w:ilvl w:val="0"/>
+          <w:numId w:val="38"/>
+        </w:numPr>
+        <w:rPr>
+          <w:b/>
+          <w:bCs/>
+        </w:rPr>
+      </w:pPr>
+      <w:r>
+        <w:rPr>
+          <w:b/>
+          <w:bCs/>
+        </w:rPr>
+        <w:t xml:space="preserve">Logs: </w:t>
+      </w:r>
+      <w:r>
+        <w:t>Check logs/app.log for execution errors or API timeout details.</w:t>
+      </w:r>
+    </w:p>
+    <w:p>
+      <w:pPr>
+        <w:numPr>
+          <w:ilvl w:val="0"/>
+          <w:numId w:val="38"/>
+        </w:numPr>
+        <w:rPr>
+          <w:b/>
+          <w:bCs/>
+        </w:rPr>
+      </w:pPr>
+      <w:r>
+        <w:rPr>
+          <w:b/>
+          <w:bCs/>
+        </w:rPr>
+        <w:t xml:space="preserve">Database Reset: </w:t>
+      </w:r>
+      <w:r>
+        <w:t>I</w:t>
+      </w:r>
+      <w:r>
+        <w:t xml:space="preserve">f data appears corrupted, rename </w:t>
+      </w:r>
+      <w:proofErr w:type="spellStart"/>
+      <w:r>
+        <w:t>userdata_backup.db</w:t>
+      </w:r>
+      <w:proofErr w:type="spellEnd"/>
+      <w:r>
+        <w:t xml:space="preserve"> to </w:t>
+      </w:r>
+      <w:proofErr w:type="spellStart"/>
+      <w:r>
+        <w:t>userdata.db</w:t>
+      </w:r>
+      <w:proofErr w:type="spellEnd"/>
+      <w:r>
+        <w:t xml:space="preserve"> to restore your last successful session.</w:t>
+      </w:r>
+    </w:p>
+    <w:p>
+      <w:pPr>
+        <w:rPr>
+          <w:b/>
+          <w:bCs/>
+        </w:rPr>
+      </w:pPr>
+      <w:r>
+        <w:rPr>
+          <w:b/>
+          <w:bCs/>
+        </w:rPr>
+        <w:t>Limitations &amp; Realistic Expectations</w:t>
+      </w:r>
+    </w:p>
+    <w:p>
+      <w:pPr>
+        <w:numPr>
+          <w:ilvl w:val="0"/>
+          <w:numId w:val="39"/>
+        </w:numPr>
+      </w:pPr>
+      <w:r>
+        <w:t>Digital Signing: As the app is a community tool, Windows SmartScreen may flag the first run. Click "More Info" -&gt; "Run Anyway."</w:t>
+      </w:r>
+    </w:p>
+    <w:p>
+      <w:pPr>
+        <w:numPr>
+          <w:ilvl w:val="0"/>
+          <w:numId w:val="39"/>
+        </w:numPr>
+      </w:pPr>
+      <w:r>
+        <w:t xml:space="preserve">Remote Query Constraints: The </w:t>
+      </w:r>
+      <w:r>
+        <w:rPr>
+          <w:rFonts w:ascii="Segoe UI Emoji" w:hAnsi="Segoe UI Emoji" w:cs="Segoe UI Emoji"/>
+        </w:rPr>
+        <w:t>🎯</w:t>
+      </w:r>
+      <w:r>
+        <w:t xml:space="preserve"> RUN (REMOTE) feature utilizes BigFix's native Client Query API. If a remote query times out, it means your Root Server cannot reach the endpoint over UDP Port 52311 to wake it up.</w:t>
+      </w:r>
+    </w:p>
+    <w:p>
+      <w:pPr>
+        <w:numPr>
+          <w:ilvl w:val="0"/>
+          <w:numId w:val="39"/>
+        </w:numPr>
+      </w:pPr>
+      <w:r>
+        <w:t>API Reachability: Session and Remote queries require an active VPN or direct line of sight to your BigFix Root Server on port 52311.</w:t>
+      </w:r>
+    </w:p>
+    <w:p>
+      <w:pPr>
+        <w:rPr>
+          <w:b/>
+          <w:bCs/>
+        </w:rPr>
+      </w:pPr>
+      <w:r>
+        <w:rPr>
+          <w:b/>
+          <w:bCs/>
+        </w:rPr>
+        <w:pict w14:anchorId="00554EE1">
+          <v:rect id="_x0000_i1196" style="width:0;height:1.5pt" o:hralign="center" o:hrstd="t" o:hr="t" fillcolor="#a0a0a0" stroked="f"/>
+        </w:pict>
+      </w:r>
+    </w:p>
+    <w:p>
+      <w:pPr>
+        <w:rPr>
+          <w:b/>
+          <w:bCs/>
+        </w:rPr>
+      </w:pPr>
+      <w:r>
+        <w:rPr>
+          <w:b/>
+          <w:bCs/>
+          <w:i/>
+          <w:iCs/>
+        </w:rPr>
+        <w:t>Developed for the BigFix Community. Disclaimer: This is a community-developed tool and is not an official HCL Technologies product.</w:t>
       </w:r>
     </w:p>
     <w:p/>
-    <w:p/>
-    <w:p>
-      <w:pPr>
-        <w:rPr>
-          <w:b/>
-          <w:bCs/>
-        </w:rPr>
-      </w:pPr>
-      <w:r>
-        <w:rPr>
-          <w:rFonts w:ascii="Segoe UI Emoji" w:hAnsi="Segoe UI Emoji" w:cs="Segoe UI Emoji"/>
-          <w:b/>
-          <w:bCs/>
-        </w:rPr>
-        <w:t>📥</w:t>
-      </w:r>
-      <w:r>
-        <w:rPr>
-          <w:b/>
-          <w:bCs/>
-        </w:rPr>
-        <w:t xml:space="preserve"> Installation &amp; Download</w:t>
-      </w:r>
-    </w:p>
-    <w:p>
-      <w:pPr>
-        <w:rPr>
-          <w:b/>
-          <w:bCs/>
-        </w:rPr>
-      </w:pPr>
-      <w:r>
-        <w:rPr>
-          <w:b/>
-          <w:bCs/>
-        </w:rPr>
-        <w:t>Prerequisites</w:t>
-      </w:r>
-    </w:p>
-    <w:p>
-      <w:pPr>
-        <w:numPr>
-          <w:ilvl w:val="0"/>
-          <w:numId w:val="3"/>
-        </w:numPr>
-      </w:pPr>
-      <w:r>
-        <w:rPr>
-          <w:b/>
-          <w:bCs/>
-        </w:rPr>
-        <w:t>Windows OS.</w:t>
-      </w:r>
-    </w:p>
-    <w:p>
-      <w:pPr>
-        <w:numPr>
-          <w:ilvl w:val="0"/>
-          <w:numId w:val="3"/>
-        </w:numPr>
-      </w:pPr>
-      <w:r>
-        <w:rPr>
-          <w:b/>
-          <w:bCs/>
-        </w:rPr>
-        <w:t>BigFix Client installed:</w:t>
-      </w:r>
-      <w:r>
-        <w:t xml:space="preserve"> The app relies on the native qna.exe and FixletDebugger.exe usually found in C:\Program Files (x</w:t>
-      </w:r>
-      <w:proofErr w:type="gramStart"/>
-      <w:r>
-        <w:t>86)\</w:t>
-      </w:r>
-      <w:proofErr w:type="gramEnd"/>
-      <w:r>
-        <w:t>BigFix Enterprise\.</w:t>
-      </w:r>
-    </w:p>
-    <w:p>
-      <w:pPr>
-        <w:rPr>
-          <w:b/>
-          <w:bCs/>
-        </w:rPr>
-      </w:pPr>
-      <w:r>
-        <w:rPr>
-          <w:b/>
-          <w:bCs/>
-        </w:rPr>
-        <w:t>Download Steps</w:t>
-      </w:r>
-    </w:p>
-    <w:p>
-      <w:pPr>
-        <w:numPr>
-          <w:ilvl w:val="0"/>
-          <w:numId w:val="4"/>
-        </w:numPr>
-      </w:pPr>
-      <w:r>
-        <w:t xml:space="preserve">Navigate to the </w:t>
-      </w:r>
-      <w:hyperlink r:id="rId5" w:tgtFrame="_blank" w:history="1">
-        <w:r>
-          <w:rPr>
-            <w:rStyle w:val="Hyperlink"/>
-          </w:rPr>
-          <w:t>Rel</w:t>
-        </w:r>
-        <w:r>
-          <w:rPr>
-            <w:rStyle w:val="Hyperlink"/>
-          </w:rPr>
-          <w:t>e</w:t>
-        </w:r>
-        <w:r>
-          <w:rPr>
-            <w:rStyle w:val="Hyperlink"/>
-          </w:rPr>
-          <w:t>ases</w:t>
-        </w:r>
-      </w:hyperlink>
-      <w:r>
-        <w:t xml:space="preserve"> page.</w:t>
-      </w:r>
-    </w:p>
-    <w:p>
-      <w:pPr>
-        <w:numPr>
-          <w:ilvl w:val="0"/>
-          <w:numId w:val="4"/>
-        </w:numPr>
-      </w:pPr>
-      <w:r>
-        <w:t>Download the latest BigFix_Studio.exe.</w:t>
-      </w:r>
-    </w:p>
-    <w:p>
-      <w:pPr>
-        <w:numPr>
-          <w:ilvl w:val="0"/>
-          <w:numId w:val="4"/>
-        </w:numPr>
-      </w:pPr>
-      <w:r>
-        <w:t>Place the .exe anywhere on your machine (Desktop, Documents, etc.).</w:t>
-      </w:r>
-    </w:p>
-    <w:p>
-      <w:r>
-        <w:pict w14:anchorId="5DF0A38F">
-          <v:rect id="_x0000_i1053" style="width:0;height:1.5pt" o:hralign="center" o:hrstd="t" o:hr="t" fillcolor="#a0a0a0" stroked="f"/>
-        </w:pict>
-      </w:r>
-    </w:p>
-    <w:p>
-      <w:pPr>
-        <w:rPr>
-          <w:b/>
-          <w:bCs/>
-        </w:rPr>
-      </w:pPr>
-      <w:r>
-        <w:rPr>
-          <w:rFonts w:ascii="Segoe UI Emoji" w:hAnsi="Segoe UI Emoji" w:cs="Segoe UI Emoji"/>
-          <w:b/>
-          <w:bCs/>
-        </w:rPr>
-        <w:t>🚀</w:t>
-      </w:r>
-      <w:r>
-        <w:rPr>
-          <w:b/>
-          <w:bCs/>
-        </w:rPr>
-        <w:t xml:space="preserve"> How to Use</w:t>
-      </w:r>
-    </w:p>
-    <w:p>
-      <w:pPr>
-        <w:rPr>
-          <w:b/>
-          <w:bCs/>
-        </w:rPr>
-      </w:pPr>
-      <w:r>
-        <w:rPr>
-          <w:b/>
-          <w:bCs/>
-        </w:rPr>
-        <w:t>1. Running Relevance</w:t>
-      </w:r>
-    </w:p>
-    <w:p>
-      <w:pPr>
-        <w:numPr>
-          <w:ilvl w:val="0"/>
-          <w:numId w:val="5"/>
-        </w:numPr>
-      </w:pPr>
-      <w:r>
-        <w:t xml:space="preserve">Switch to the </w:t>
-      </w:r>
-      <w:r>
-        <w:rPr>
-          <w:b/>
-          <w:bCs/>
-        </w:rPr>
-        <w:t>Relevance Evaluator</w:t>
-      </w:r>
-      <w:r>
-        <w:t xml:space="preserve"> tab.</w:t>
-      </w:r>
-    </w:p>
-    <w:p>
-      <w:pPr>
-        <w:numPr>
-          <w:ilvl w:val="0"/>
-          <w:numId w:val="5"/>
-        </w:numPr>
-      </w:pPr>
-      <w:r>
-        <w:t>Select a query from the sidebar library or type your own in the editor.</w:t>
-      </w:r>
-    </w:p>
-    <w:p>
-      <w:pPr>
-        <w:numPr>
-          <w:ilvl w:val="0"/>
-          <w:numId w:val="5"/>
-        </w:numPr>
-      </w:pPr>
-      <w:r>
-        <w:t xml:space="preserve">Press </w:t>
-      </w:r>
-      <w:r>
-        <w:rPr>
-          <w:b/>
-          <w:bCs/>
-        </w:rPr>
-        <w:t>Ctrl + Enter</w:t>
-      </w:r>
-      <w:r>
-        <w:t xml:space="preserve"> or click </w:t>
-      </w:r>
-      <w:r>
-        <w:rPr>
-          <w:b/>
-          <w:bCs/>
-        </w:rPr>
-        <w:t>Run Query</w:t>
-      </w:r>
-      <w:r>
-        <w:t>.</w:t>
-      </w:r>
-    </w:p>
-    <w:p>
-      <w:pPr>
-        <w:numPr>
-          <w:ilvl w:val="0"/>
-          <w:numId w:val="5"/>
-        </w:numPr>
-      </w:pPr>
-      <w:r>
-        <w:t>Results appear in the bottom terminal.</w:t>
-      </w:r>
-    </w:p>
-    <w:p>
-      <w:pPr>
-        <w:rPr>
-          <w:b/>
-          <w:bCs/>
-        </w:rPr>
-      </w:pPr>
-      <w:r>
-        <w:rPr>
-          <w:b/>
-          <w:bCs/>
-        </w:rPr>
-        <w:t>2. Running ActionScript</w:t>
-      </w:r>
-    </w:p>
-    <w:p>
-      <w:pPr>
-        <w:numPr>
-          <w:ilvl w:val="0"/>
-          <w:numId w:val="6"/>
-        </w:numPr>
-      </w:pPr>
-      <w:r>
-        <w:lastRenderedPageBreak/>
-        <w:t xml:space="preserve">Switch to the </w:t>
-      </w:r>
-      <w:r>
-        <w:rPr>
-          <w:b/>
-          <w:bCs/>
-        </w:rPr>
-        <w:t>ActionScript Runner</w:t>
-      </w:r>
-      <w:r>
-        <w:t xml:space="preserve"> tab.</w:t>
-      </w:r>
-    </w:p>
-    <w:p>
-      <w:pPr>
-        <w:numPr>
-          <w:ilvl w:val="0"/>
-          <w:numId w:val="6"/>
-        </w:numPr>
-      </w:pPr>
-      <w:r>
-        <w:rPr>
-          <w:b/>
-          <w:bCs/>
-        </w:rPr>
-        <w:t>Note:</w:t>
-      </w:r>
-      <w:r>
-        <w:t xml:space="preserve"> The app will prompt for Administrator rights (UAC). This is required for ActionScript to interact with the local system.</w:t>
-      </w:r>
-    </w:p>
-    <w:p>
-      <w:pPr>
-        <w:numPr>
-          <w:ilvl w:val="0"/>
-          <w:numId w:val="6"/>
-        </w:numPr>
-      </w:pPr>
-      <w:r>
-        <w:t xml:space="preserve">Write your script and click </w:t>
-      </w:r>
-      <w:r>
-        <w:rPr>
-          <w:b/>
-          <w:bCs/>
-        </w:rPr>
-        <w:t>Run</w:t>
-      </w:r>
-      <w:r>
-        <w:t>. Output logs appear in the terminal.</w:t>
-      </w:r>
-    </w:p>
-    <w:p>
-      <w:pPr>
-        <w:rPr>
-          <w:b/>
-          <w:bCs/>
-        </w:rPr>
-      </w:pPr>
-      <w:r>
-        <w:rPr>
-          <w:b/>
-          <w:bCs/>
-        </w:rPr>
-        <w:t>3. Managing Your Library</w:t>
-      </w:r>
-    </w:p>
-    <w:p>
-      <w:pPr>
-        <w:numPr>
-          <w:ilvl w:val="0"/>
-          <w:numId w:val="7"/>
-        </w:numPr>
-      </w:pPr>
-      <w:r>
-        <w:rPr>
-          <w:b/>
-          <w:bCs/>
-        </w:rPr>
-        <w:t>Add:</w:t>
-      </w:r>
-      <w:r>
-        <w:t xml:space="preserve"> Click </w:t>
-      </w:r>
-      <w:r>
-        <w:rPr>
-          <w:b/>
-          <w:bCs/>
-        </w:rPr>
-        <w:t>+ Add Query</w:t>
-      </w:r>
-      <w:r>
-        <w:t xml:space="preserve"> or </w:t>
-      </w:r>
-      <w:r>
-        <w:rPr>
-          <w:b/>
-          <w:bCs/>
-        </w:rPr>
-        <w:t xml:space="preserve">+ Add </w:t>
-      </w:r>
-      <w:proofErr w:type="spellStart"/>
-      <w:r>
-        <w:rPr>
-          <w:b/>
-          <w:bCs/>
-        </w:rPr>
-        <w:t>Actionscript</w:t>
-      </w:r>
-      <w:proofErr w:type="spellEnd"/>
-      <w:r>
-        <w:t>. You must provide a Name.</w:t>
-      </w:r>
-    </w:p>
-    <w:p>
-      <w:pPr>
-        <w:numPr>
-          <w:ilvl w:val="0"/>
-          <w:numId w:val="7"/>
-        </w:numPr>
-      </w:pPr>
-      <w:r>
-        <w:rPr>
-          <w:b/>
-          <w:bCs/>
-        </w:rPr>
-        <w:t>Edit:</w:t>
-      </w:r>
-      <w:r>
-        <w:t xml:space="preserve"> Select your custom query. You can click the </w:t>
-      </w:r>
-      <w:r>
-        <w:rPr>
-          <w:b/>
-          <w:bCs/>
-        </w:rPr>
-        <w:t>Pencil Icon</w:t>
-      </w:r>
-      <w:r>
-        <w:t xml:space="preserve"> to rename it or modify the code and click </w:t>
-      </w:r>
-      <w:r>
-        <w:rPr>
-          <w:b/>
-          <w:bCs/>
-        </w:rPr>
-        <w:t>Save Code Changes</w:t>
-      </w:r>
-      <w:r>
-        <w:t>.</w:t>
-      </w:r>
-    </w:p>
-    <w:p>
-      <w:pPr>
-        <w:numPr>
-          <w:ilvl w:val="0"/>
-          <w:numId w:val="7"/>
-        </w:numPr>
-      </w:pPr>
-      <w:proofErr w:type="spellStart"/>
-      <w:r>
-        <w:rPr>
-          <w:b/>
-          <w:bCs/>
-        </w:rPr>
-        <w:t>Favorite</w:t>
-      </w:r>
-      <w:proofErr w:type="spellEnd"/>
-      <w:r>
-        <w:rPr>
-          <w:b/>
-          <w:bCs/>
-        </w:rPr>
-        <w:t>:</w:t>
-      </w:r>
-      <w:r>
-        <w:t xml:space="preserve"> Click the </w:t>
-      </w:r>
-      <w:r>
-        <w:rPr>
-          <w:b/>
-          <w:bCs/>
-        </w:rPr>
-        <w:t>Star Icon</w:t>
-      </w:r>
-      <w:r>
-        <w:t xml:space="preserve"> on any query (Core or Custom) to move it to the top "</w:t>
-      </w:r>
-      <w:proofErr w:type="spellStart"/>
-      <w:r>
-        <w:t>Favorites</w:t>
-      </w:r>
-      <w:proofErr w:type="spellEnd"/>
-      <w:r>
-        <w:t>" section.</w:t>
-      </w:r>
-    </w:p>
-    <w:p>
-      <w:r>
-        <w:pict w14:anchorId="73BF87C7">
-          <v:rect id="_x0000_i1054" style="width:0;height:1.5pt" o:hralign="center" o:hrstd="t" o:hr="t" fillcolor="#a0a0a0" stroked="f"/>
-        </w:pict>
-      </w:r>
-    </w:p>
-    <w:p>
-      <w:pPr>
-        <w:rPr>
-          <w:b/>
-          <w:bCs/>
-        </w:rPr>
-      </w:pPr>
-      <w:r>
-        <w:rPr>
-          <w:rFonts w:ascii="Segoe UI Symbol" w:hAnsi="Segoe UI Symbol" w:cs="Segoe UI Symbol"/>
-          <w:b/>
-          <w:bCs/>
-        </w:rPr>
-        <w:t>🛠</w:t>
-      </w:r>
-      <w:r>
-        <w:rPr>
-          <w:b/>
-          <w:bCs/>
-        </w:rPr>
-        <w:t xml:space="preserve"> Troubleshooting &amp; Logs</w:t>
-      </w:r>
-    </w:p>
-    <w:p>
-      <w:r>
-        <w:t>If the app behaves unexpectedly:</w:t>
-      </w:r>
-    </w:p>
-    <w:p>
-      <w:pPr>
-        <w:numPr>
-          <w:ilvl w:val="0"/>
-          <w:numId w:val="8"/>
-        </w:numPr>
-      </w:pPr>
-      <w:r>
-        <w:t>Press Win + R, type %APPDATA%\</w:t>
-      </w:r>
-      <w:proofErr w:type="spellStart"/>
-      <w:r>
-        <w:t>BigFixStudio</w:t>
-      </w:r>
-      <w:proofErr w:type="spellEnd"/>
-      <w:r>
-        <w:t>, and hit Enter.</w:t>
-      </w:r>
-    </w:p>
-    <w:p>
-      <w:pPr>
-        <w:numPr>
-          <w:ilvl w:val="0"/>
-          <w:numId w:val="8"/>
-        </w:numPr>
-      </w:pPr>
-      <w:r>
-        <w:t>Check the logs/app.log file for error details.</w:t>
-      </w:r>
-    </w:p>
-    <w:p>
-      <w:pPr>
-        <w:numPr>
-          <w:ilvl w:val="0"/>
-          <w:numId w:val="8"/>
-        </w:numPr>
-      </w:pPr>
-      <w:r>
-        <w:t xml:space="preserve">If your data seems corrupted, rename </w:t>
-      </w:r>
-      <w:proofErr w:type="spellStart"/>
-      <w:r>
-        <w:t>userdata_backup.db</w:t>
-      </w:r>
-      <w:proofErr w:type="spellEnd"/>
-      <w:r>
-        <w:t xml:space="preserve"> to </w:t>
-      </w:r>
-      <w:proofErr w:type="spellStart"/>
-      <w:r>
-        <w:t>userdata.db</w:t>
-      </w:r>
-      <w:proofErr w:type="spellEnd"/>
-      <w:r>
-        <w:t xml:space="preserve"> to restore your last session.</w:t>
-      </w:r>
-    </w:p>
-    <w:p/>
-    <w:p/>
-    <w:p>
-      <w:pPr>
-        <w:rPr>
-          <w:b/>
-          <w:bCs/>
-        </w:rPr>
-      </w:pPr>
-      <w:r>
-        <w:rPr>
-          <w:b/>
-          <w:bCs/>
-        </w:rPr>
-        <w:t>Limitations &amp; Realistic Expectations</w:t>
-      </w:r>
-    </w:p>
-    <w:p>
-      <w:pPr>
-        <w:numPr>
-          <w:ilvl w:val="0"/>
-          <w:numId w:val="9"/>
-        </w:numPr>
-      </w:pPr>
-      <w:r>
-        <w:rPr>
-          <w:b/>
-          <w:bCs/>
-        </w:rPr>
-        <w:t>Local Execution Only:</w:t>
-      </w:r>
-      <w:r>
-        <w:t xml:space="preserve"> This tool evaluates code against the </w:t>
-      </w:r>
-      <w:r>
-        <w:rPr>
-          <w:b/>
-          <w:bCs/>
-        </w:rPr>
-        <w:t>local machine</w:t>
-      </w:r>
-      <w:r>
-        <w:t xml:space="preserve"> where the .exe is running. It does not target remote endpoints.</w:t>
-      </w:r>
-    </w:p>
-    <w:p>
-      <w:pPr>
-        <w:numPr>
-          <w:ilvl w:val="0"/>
-          <w:numId w:val="9"/>
-        </w:numPr>
-      </w:pPr>
-      <w:r>
-        <w:rPr>
-          <w:b/>
-          <w:bCs/>
-        </w:rPr>
-        <w:t>Tool Dependency:</w:t>
-      </w:r>
-      <w:r>
-        <w:t xml:space="preserve"> If qna.exe or FixletDebugger.exe are missing from the standard BigFix installation paths, the execution engines will fail.</w:t>
-      </w:r>
-    </w:p>
-    <w:p>
-      <w:pPr>
-        <w:numPr>
-          <w:ilvl w:val="0"/>
-          <w:numId w:val="9"/>
-        </w:numPr>
-      </w:pPr>
-      <w:r>
-        <w:rPr>
-          <w:b/>
-          <w:bCs/>
-        </w:rPr>
-        <w:t>Security:</w:t>
-      </w:r>
-      <w:r>
-        <w:t xml:space="preserve"> As the app is not digitally signed, Windows SmartScreen will flag it on the first run. (Click "More Info" -&gt; "Run Anyway").</w:t>
-      </w:r>
-    </w:p>
-    <w:p/>
-    <w:p/>
-    <w:p>
-      <w:r>
-        <w:rPr>
-          <w:b/>
-          <w:bCs/>
-        </w:rPr>
-        <w:t>Developed for the BigFix Community.</w:t>
-      </w:r>
-      <w:r>
-        <w:t xml:space="preserve"> </w:t>
-      </w:r>
-      <w:r>
-        <w:rPr>
-          <w:i/>
-          <w:iCs/>
-        </w:rPr>
-        <w:t>Disclaimer: This is a community-developed tool and is not an official HCL Technologies product.</w:t>
-      </w:r>
-    </w:p>
     <w:sectPr>
       <w:pgSz w:w="11906" w:h="16838"/>
       <w:pgMar w:top="1440" w:right="1440" w:bottom="1440" w:left="1440" w:header="708" w:footer="708" w:gutter="0"/>
@@ -1132,6 +1365,155 @@
 <file path=word/numbering.xml><?xml version="1.0" encoding="utf-8"?>
 <w:numbering xmlns:wpc="http://schemas.microsoft.com/office/word/2010/wordprocessingCanvas" xmlns:cx="http://schemas.microsoft.com/office/drawing/2014/chartex" xmlns:cx1="http://schemas.microsoft.com/office/drawing/2015/9/8/chartex" xmlns:cx2="http://schemas.microsoft.com/office/drawing/2015/10/21/chartex" xmlns:cx3="http://schemas.microsoft.com/office/drawing/2016/5/9/chartex" xmlns:cx4="http://schemas.microsoft.com/office/drawing/2016/5/10/chartex" xmlns:cx5="http://schemas.microsoft.com/office/drawing/2016/5/11/chartex" xmlns:cx6="http://schemas.microsoft.com/office/drawing/2016/5/12/chartex" xmlns:cx7="http://schemas.microsoft.com/office/drawing/2016/5/13/chartex" xmlns:cx8="http://schemas.microsoft.com/office/drawing/2016/5/14/chartex" xmlns:mc="http://schemas.openxmlformats.org/markup-compatibility/2006" xmlns:aink="http://schemas.microsoft.com/office/drawing/2016/ink" xmlns:am3d="http://schemas.microsoft.com/office/drawing/2017/model3d" xmlns:o="urn:schemas-microsoft-com:office:office" xmlns:oel="http://schemas.microsoft.com/office/2019/extlst" xmlns:r="http://schemas.openxmlformats.org/officeDocument/2006/relationships" xmlns:m="http://schemas.openxmlformats.org/officeDocument/2006/math" xmlns:v="urn:schemas-microsoft-com:vml" xmlns:wp14="http://schemas.microsoft.com/office/word/2010/wordprocessingDrawing" xmlns:wp="http://schemas.openxmlformats.org/drawingml/2006/wordprocessingDrawing" xmlns:w10="urn:schemas-microsoft-com:office:word" xmlns:w="http://schemas.openxmlformats.org/wordprocessingml/2006/main" xmlns:w14="http://schemas.microsoft.com/office/word/2010/wordml" xmlns:w15="http://schemas.microsoft.com/office/word/2012/wordml" xmlns:w16cex="http://schemas.microsoft.com/office/word/2018/wordml/cex" xmlns:w16cid="http://schemas.microsoft.com/office/word/2016/wordml/cid" xmlns:w16="http://schemas.microsoft.com/office/word/2018/wordml" xmlns:w16du="http://schemas.microsoft.com/office/word/2023/wordml/word16du" xmlns:w16sdtdh="http://schemas.microsoft.com/office/word/2020/wordml/sdtdatahash" xmlns:w16sdtfl="http://schemas.microsoft.com/office/word/2024/wordml/sdtformatlock" xmlns:w16se="http://schemas.microsoft.com/office/word/2015/wordml/symex" xmlns:wpg="http://schemas.microsoft.com/office/word/2010/wordprocessingGroup" xmlns:wpi="http://schemas.microsoft.com/office/word/2010/wordprocessingInk" xmlns:wne="http://schemas.microsoft.com/office/word/2006/wordml" xmlns:wps="http://schemas.microsoft.com/office/word/2010/wordprocessingShape" mc:Ignorable="w14 w15 w16se w16cid w16 w16cex w16sdtdh w16sdtfl w16du wp14">
   <w:abstractNum w:abstractNumId="0" w15:restartNumberingAfterBreak="0">
+    <w:nsid w:val="00700466"/>
+    <w:multiLevelType w:val="multilevel"/>
+    <w:tmpl w:val="F000F666"/>
+    <w:lvl w:ilvl="0">
+      <w:start w:val="1"/>
+      <w:numFmt w:val="bullet"/>
+      <w:lvlText w:val=""/>
+      <w:lvlJc w:val="left"/>
+      <w:pPr>
+        <w:tabs>
+          <w:tab w:val="num" w:pos="720"/>
+        </w:tabs>
+        <w:ind w:left="720" w:hanging="360"/>
+      </w:pPr>
+      <w:rPr>
+        <w:rFonts w:ascii="Symbol" w:hAnsi="Symbol" w:hint="default"/>
+        <w:sz w:val="20"/>
+      </w:rPr>
+    </w:lvl>
+    <w:lvl w:ilvl="1" w:tentative="1">
+      <w:start w:val="1"/>
+      <w:numFmt w:val="bullet"/>
+      <w:lvlText w:val="o"/>
+      <w:lvlJc w:val="left"/>
+      <w:pPr>
+        <w:tabs>
+          <w:tab w:val="num" w:pos="1440"/>
+        </w:tabs>
+        <w:ind w:left="1440" w:hanging="360"/>
+      </w:pPr>
+      <w:rPr>
+        <w:rFonts w:ascii="Courier New" w:hAnsi="Courier New" w:hint="default"/>
+        <w:sz w:val="20"/>
+      </w:rPr>
+    </w:lvl>
+    <w:lvl w:ilvl="2" w:tentative="1">
+      <w:start w:val="1"/>
+      <w:numFmt w:val="bullet"/>
+      <w:lvlText w:val=""/>
+      <w:lvlJc w:val="left"/>
+      <w:pPr>
+        <w:tabs>
+          <w:tab w:val="num" w:pos="2160"/>
+        </w:tabs>
+        <w:ind w:left="2160" w:hanging="360"/>
+      </w:pPr>
+      <w:rPr>
+        <w:rFonts w:ascii="Wingdings" w:hAnsi="Wingdings" w:hint="default"/>
+        <w:sz w:val="20"/>
+      </w:rPr>
+    </w:lvl>
+    <w:lvl w:ilvl="3" w:tentative="1">
+      <w:start w:val="1"/>
+      <w:numFmt w:val="bullet"/>
+      <w:lvlText w:val=""/>
+      <w:lvlJc w:val="left"/>
+      <w:pPr>
+        <w:tabs>
+          <w:tab w:val="num" w:pos="2880"/>
+        </w:tabs>
+        <w:ind w:left="2880" w:hanging="360"/>
+      </w:pPr>
+      <w:rPr>
+        <w:rFonts w:ascii="Wingdings" w:hAnsi="Wingdings" w:hint="default"/>
+        <w:sz w:val="20"/>
+      </w:rPr>
+    </w:lvl>
+    <w:lvl w:ilvl="4" w:tentative="1">
+      <w:start w:val="1"/>
+      <w:numFmt w:val="bullet"/>
+      <w:lvlText w:val=""/>
+      <w:lvlJc w:val="left"/>
+      <w:pPr>
+        <w:tabs>
+          <w:tab w:val="num" w:pos="3600"/>
+        </w:tabs>
+        <w:ind w:left="3600" w:hanging="360"/>
+      </w:pPr>
+      <w:rPr>
+        <w:rFonts w:ascii="Wingdings" w:hAnsi="Wingdings" w:hint="default"/>
+        <w:sz w:val="20"/>
+      </w:rPr>
+    </w:lvl>
+    <w:lvl w:ilvl="5" w:tentative="1">
+      <w:start w:val="1"/>
+      <w:numFmt w:val="bullet"/>
+      <w:lvlText w:val=""/>
+      <w:lvlJc w:val="left"/>
+      <w:pPr>
+        <w:tabs>
+          <w:tab w:val="num" w:pos="4320"/>
+        </w:tabs>
+        <w:ind w:left="4320" w:hanging="360"/>
+      </w:pPr>
+      <w:rPr>
+        <w:rFonts w:ascii="Wingdings" w:hAnsi="Wingdings" w:hint="default"/>
+        <w:sz w:val="20"/>
+      </w:rPr>
+    </w:lvl>
+    <w:lvl w:ilvl="6" w:tentative="1">
+      <w:start w:val="1"/>
+      <w:numFmt w:val="bullet"/>
+      <w:lvlText w:val=""/>
+      <w:lvlJc w:val="left"/>
+      <w:pPr>
+        <w:tabs>
+          <w:tab w:val="num" w:pos="5040"/>
+        </w:tabs>
+        <w:ind w:left="5040" w:hanging="360"/>
+      </w:pPr>
+      <w:rPr>
+        <w:rFonts w:ascii="Wingdings" w:hAnsi="Wingdings" w:hint="default"/>
+        <w:sz w:val="20"/>
+      </w:rPr>
+    </w:lvl>
+    <w:lvl w:ilvl="7" w:tentative="1">
+      <w:start w:val="1"/>
+      <w:numFmt w:val="bullet"/>
+      <w:lvlText w:val=""/>
+      <w:lvlJc w:val="left"/>
+      <w:pPr>
+        <w:tabs>
+          <w:tab w:val="num" w:pos="5760"/>
+        </w:tabs>
+        <w:ind w:left="5760" w:hanging="360"/>
+      </w:pPr>
+      <w:rPr>
+        <w:rFonts w:ascii="Wingdings" w:hAnsi="Wingdings" w:hint="default"/>
+        <w:sz w:val="20"/>
+      </w:rPr>
+    </w:lvl>
+    <w:lvl w:ilvl="8" w:tentative="1">
+      <w:start w:val="1"/>
+      <w:numFmt w:val="bullet"/>
+      <w:lvlText w:val=""/>
+      <w:lvlJc w:val="left"/>
+      <w:pPr>
+        <w:tabs>
+          <w:tab w:val="num" w:pos="6480"/>
+        </w:tabs>
+        <w:ind w:left="6480" w:hanging="360"/>
+      </w:pPr>
+      <w:rPr>
+        <w:rFonts w:ascii="Wingdings" w:hAnsi="Wingdings" w:hint="default"/>
+        <w:sz w:val="20"/>
+      </w:rPr>
+    </w:lvl>
+  </w:abstractNum>
+  <w:abstractNum w:abstractNumId="1" w15:restartNumberingAfterBreak="0">
     <w:nsid w:val="036A36B3"/>
     <w:multiLevelType w:val="multilevel"/>
     <w:tmpl w:val="3D1CAAC6"/>
@@ -1244,7 +1626,156 @@
       </w:pPr>
     </w:lvl>
   </w:abstractNum>
-  <w:abstractNum w:abstractNumId="1" w15:restartNumberingAfterBreak="0">
+  <w:abstractNum w:abstractNumId="2" w15:restartNumberingAfterBreak="0">
+    <w:nsid w:val="04974AEA"/>
+    <w:multiLevelType w:val="multilevel"/>
+    <w:tmpl w:val="5B36A2AC"/>
+    <w:lvl w:ilvl="0">
+      <w:start w:val="1"/>
+      <w:numFmt w:val="bullet"/>
+      <w:lvlText w:val=""/>
+      <w:lvlJc w:val="left"/>
+      <w:pPr>
+        <w:tabs>
+          <w:tab w:val="num" w:pos="720"/>
+        </w:tabs>
+        <w:ind w:left="720" w:hanging="360"/>
+      </w:pPr>
+      <w:rPr>
+        <w:rFonts w:ascii="Symbol" w:hAnsi="Symbol" w:hint="default"/>
+        <w:sz w:val="20"/>
+      </w:rPr>
+    </w:lvl>
+    <w:lvl w:ilvl="1" w:tentative="1">
+      <w:start w:val="1"/>
+      <w:numFmt w:val="bullet"/>
+      <w:lvlText w:val="o"/>
+      <w:lvlJc w:val="left"/>
+      <w:pPr>
+        <w:tabs>
+          <w:tab w:val="num" w:pos="1440"/>
+        </w:tabs>
+        <w:ind w:left="1440" w:hanging="360"/>
+      </w:pPr>
+      <w:rPr>
+        <w:rFonts w:ascii="Courier New" w:hAnsi="Courier New" w:hint="default"/>
+        <w:sz w:val="20"/>
+      </w:rPr>
+    </w:lvl>
+    <w:lvl w:ilvl="2" w:tentative="1">
+      <w:start w:val="1"/>
+      <w:numFmt w:val="bullet"/>
+      <w:lvlText w:val=""/>
+      <w:lvlJc w:val="left"/>
+      <w:pPr>
+        <w:tabs>
+          <w:tab w:val="num" w:pos="2160"/>
+        </w:tabs>
+        <w:ind w:left="2160" w:hanging="360"/>
+      </w:pPr>
+      <w:rPr>
+        <w:rFonts w:ascii="Wingdings" w:hAnsi="Wingdings" w:hint="default"/>
+        <w:sz w:val="20"/>
+      </w:rPr>
+    </w:lvl>
+    <w:lvl w:ilvl="3" w:tentative="1">
+      <w:start w:val="1"/>
+      <w:numFmt w:val="bullet"/>
+      <w:lvlText w:val=""/>
+      <w:lvlJc w:val="left"/>
+      <w:pPr>
+        <w:tabs>
+          <w:tab w:val="num" w:pos="2880"/>
+        </w:tabs>
+        <w:ind w:left="2880" w:hanging="360"/>
+      </w:pPr>
+      <w:rPr>
+        <w:rFonts w:ascii="Wingdings" w:hAnsi="Wingdings" w:hint="default"/>
+        <w:sz w:val="20"/>
+      </w:rPr>
+    </w:lvl>
+    <w:lvl w:ilvl="4" w:tentative="1">
+      <w:start w:val="1"/>
+      <w:numFmt w:val="bullet"/>
+      <w:lvlText w:val=""/>
+      <w:lvlJc w:val="left"/>
+      <w:pPr>
+        <w:tabs>
+          <w:tab w:val="num" w:pos="3600"/>
+        </w:tabs>
+        <w:ind w:left="3600" w:hanging="360"/>
+      </w:pPr>
+      <w:rPr>
+        <w:rFonts w:ascii="Wingdings" w:hAnsi="Wingdings" w:hint="default"/>
+        <w:sz w:val="20"/>
+      </w:rPr>
+    </w:lvl>
+    <w:lvl w:ilvl="5" w:tentative="1">
+      <w:start w:val="1"/>
+      <w:numFmt w:val="bullet"/>
+      <w:lvlText w:val=""/>
+      <w:lvlJc w:val="left"/>
+      <w:pPr>
+        <w:tabs>
+          <w:tab w:val="num" w:pos="4320"/>
+        </w:tabs>
+        <w:ind w:left="4320" w:hanging="360"/>
+      </w:pPr>
+      <w:rPr>
+        <w:rFonts w:ascii="Wingdings" w:hAnsi="Wingdings" w:hint="default"/>
+        <w:sz w:val="20"/>
+      </w:rPr>
+    </w:lvl>
+    <w:lvl w:ilvl="6" w:tentative="1">
+      <w:start w:val="1"/>
+      <w:numFmt w:val="bullet"/>
+      <w:lvlText w:val=""/>
+      <w:lvlJc w:val="left"/>
+      <w:pPr>
+        <w:tabs>
+          <w:tab w:val="num" w:pos="5040"/>
+        </w:tabs>
+        <w:ind w:left="5040" w:hanging="360"/>
+      </w:pPr>
+      <w:rPr>
+        <w:rFonts w:ascii="Wingdings" w:hAnsi="Wingdings" w:hint="default"/>
+        <w:sz w:val="20"/>
+      </w:rPr>
+    </w:lvl>
+    <w:lvl w:ilvl="7" w:tentative="1">
+      <w:start w:val="1"/>
+      <w:numFmt w:val="bullet"/>
+      <w:lvlText w:val=""/>
+      <w:lvlJc w:val="left"/>
+      <w:pPr>
+        <w:tabs>
+          <w:tab w:val="num" w:pos="5760"/>
+        </w:tabs>
+        <w:ind w:left="5760" w:hanging="360"/>
+      </w:pPr>
+      <w:rPr>
+        <w:rFonts w:ascii="Wingdings" w:hAnsi="Wingdings" w:hint="default"/>
+        <w:sz w:val="20"/>
+      </w:rPr>
+    </w:lvl>
+    <w:lvl w:ilvl="8" w:tentative="1">
+      <w:start w:val="1"/>
+      <w:numFmt w:val="bullet"/>
+      <w:lvlText w:val=""/>
+      <w:lvlJc w:val="left"/>
+      <w:pPr>
+        <w:tabs>
+          <w:tab w:val="num" w:pos="6480"/>
+        </w:tabs>
+        <w:ind w:left="6480" w:hanging="360"/>
+      </w:pPr>
+      <w:rPr>
+        <w:rFonts w:ascii="Wingdings" w:hAnsi="Wingdings" w:hint="default"/>
+        <w:sz w:val="20"/>
+      </w:rPr>
+    </w:lvl>
+  </w:abstractNum>
+  <w:abstractNum w:abstractNumId="3" w15:restartNumberingAfterBreak="0">
     <w:nsid w:val="0A620C51"/>
     <w:multiLevelType w:val="multilevel"/>
     <w:tmpl w:val="844AA390"/>
@@ -1393,7 +1924,156 @@
       </w:rPr>
     </w:lvl>
   </w:abstractNum>
-  <w:abstractNum w:abstractNumId="2" w15:restartNumberingAfterBreak="0">
+  <w:abstractNum w:abstractNumId="4" w15:restartNumberingAfterBreak="0">
+    <w:nsid w:val="0D3D15A0"/>
+    <w:multiLevelType w:val="multilevel"/>
+    <w:tmpl w:val="9B081388"/>
+    <w:lvl w:ilvl="0">
+      <w:start w:val="1"/>
+      <w:numFmt w:val="bullet"/>
+      <w:lvlText w:val=""/>
+      <w:lvlJc w:val="left"/>
+      <w:pPr>
+        <w:tabs>
+          <w:tab w:val="num" w:pos="720"/>
+        </w:tabs>
+        <w:ind w:left="720" w:hanging="360"/>
+      </w:pPr>
+      <w:rPr>
+        <w:rFonts w:ascii="Symbol" w:hAnsi="Symbol" w:hint="default"/>
+        <w:sz w:val="20"/>
+      </w:rPr>
+    </w:lvl>
+    <w:lvl w:ilvl="1" w:tentative="1">
+      <w:start w:val="1"/>
+      <w:numFmt w:val="bullet"/>
+      <w:lvlText w:val="o"/>
+      <w:lvlJc w:val="left"/>
+      <w:pPr>
+        <w:tabs>
+          <w:tab w:val="num" w:pos="1440"/>
+        </w:tabs>
+        <w:ind w:left="1440" w:hanging="360"/>
+      </w:pPr>
+      <w:rPr>
+        <w:rFonts w:ascii="Courier New" w:hAnsi="Courier New" w:hint="default"/>
+        <w:sz w:val="20"/>
+      </w:rPr>
+    </w:lvl>
+    <w:lvl w:ilvl="2" w:tentative="1">
+      <w:start w:val="1"/>
+      <w:numFmt w:val="bullet"/>
+      <w:lvlText w:val=""/>
+      <w:lvlJc w:val="left"/>
+      <w:pPr>
+        <w:tabs>
+          <w:tab w:val="num" w:pos="2160"/>
+        </w:tabs>
+        <w:ind w:left="2160" w:hanging="360"/>
+      </w:pPr>
+      <w:rPr>
+        <w:rFonts w:ascii="Wingdings" w:hAnsi="Wingdings" w:hint="default"/>
+        <w:sz w:val="20"/>
+      </w:rPr>
+    </w:lvl>
+    <w:lvl w:ilvl="3" w:tentative="1">
+      <w:start w:val="1"/>
+      <w:numFmt w:val="bullet"/>
+      <w:lvlText w:val=""/>
+      <w:lvlJc w:val="left"/>
+      <w:pPr>
+        <w:tabs>
+          <w:tab w:val="num" w:pos="2880"/>
+        </w:tabs>
+        <w:ind w:left="2880" w:hanging="360"/>
+      </w:pPr>
+      <w:rPr>
+        <w:rFonts w:ascii="Wingdings" w:hAnsi="Wingdings" w:hint="default"/>
+        <w:sz w:val="20"/>
+      </w:rPr>
+    </w:lvl>
+    <w:lvl w:ilvl="4" w:tentative="1">
+      <w:start w:val="1"/>
+      <w:numFmt w:val="bullet"/>
+      <w:lvlText w:val=""/>
+      <w:lvlJc w:val="left"/>
+      <w:pPr>
+        <w:tabs>
+          <w:tab w:val="num" w:pos="3600"/>
+        </w:tabs>
+        <w:ind w:left="3600" w:hanging="360"/>
+      </w:pPr>
+      <w:rPr>
+        <w:rFonts w:ascii="Wingdings" w:hAnsi="Wingdings" w:hint="default"/>
+        <w:sz w:val="20"/>
+      </w:rPr>
+    </w:lvl>
+    <w:lvl w:ilvl="5" w:tentative="1">
+      <w:start w:val="1"/>
+      <w:numFmt w:val="bullet"/>
+      <w:lvlText w:val=""/>
+      <w:lvlJc w:val="left"/>
+      <w:pPr>
+        <w:tabs>
+          <w:tab w:val="num" w:pos="4320"/>
+        </w:tabs>
+        <w:ind w:left="4320" w:hanging="360"/>
+      </w:pPr>
+      <w:rPr>
+        <w:rFonts w:ascii="Wingdings" w:hAnsi="Wingdings" w:hint="default"/>
+        <w:sz w:val="20"/>
+      </w:rPr>
+    </w:lvl>
+    <w:lvl w:ilvl="6" w:tentative="1">
+      <w:start w:val="1"/>
+      <w:numFmt w:val="bullet"/>
+      <w:lvlText w:val=""/>
+      <w:lvlJc w:val="left"/>
+      <w:pPr>
+        <w:tabs>
+          <w:tab w:val="num" w:pos="5040"/>
+        </w:tabs>
+        <w:ind w:left="5040" w:hanging="360"/>
+      </w:pPr>
+      <w:rPr>
+        <w:rFonts w:ascii="Wingdings" w:hAnsi="Wingdings" w:hint="default"/>
+        <w:sz w:val="20"/>
+      </w:rPr>
+    </w:lvl>
+    <w:lvl w:ilvl="7" w:tentative="1">
+      <w:start w:val="1"/>
+      <w:numFmt w:val="bullet"/>
+      <w:lvlText w:val=""/>
+      <w:lvlJc w:val="left"/>
+      <w:pPr>
+        <w:tabs>
+          <w:tab w:val="num" w:pos="5760"/>
+        </w:tabs>
+        <w:ind w:left="5760" w:hanging="360"/>
+      </w:pPr>
+      <w:rPr>
+        <w:rFonts w:ascii="Wingdings" w:hAnsi="Wingdings" w:hint="default"/>
+        <w:sz w:val="20"/>
+      </w:rPr>
+    </w:lvl>
+    <w:lvl w:ilvl="8" w:tentative="1">
+      <w:start w:val="1"/>
+      <w:numFmt w:val="bullet"/>
+      <w:lvlText w:val=""/>
+      <w:lvlJc w:val="left"/>
+      <w:pPr>
+        <w:tabs>
+          <w:tab w:val="num" w:pos="6480"/>
+        </w:tabs>
+        <w:ind w:left="6480" w:hanging="360"/>
+      </w:pPr>
+      <w:rPr>
+        <w:rFonts w:ascii="Wingdings" w:hAnsi="Wingdings" w:hint="default"/>
+        <w:sz w:val="20"/>
+      </w:rPr>
+    </w:lvl>
+  </w:abstractNum>
+  <w:abstractNum w:abstractNumId="5" w15:restartNumberingAfterBreak="0">
     <w:nsid w:val="15D553D5"/>
     <w:multiLevelType w:val="multilevel"/>
     <w:tmpl w:val="BCE2DE50"/>
@@ -1506,7 +2186,305 @@
       </w:pPr>
     </w:lvl>
   </w:abstractNum>
-  <w:abstractNum w:abstractNumId="3" w15:restartNumberingAfterBreak="0">
+  <w:abstractNum w:abstractNumId="6" w15:restartNumberingAfterBreak="0">
+    <w:nsid w:val="16F8539A"/>
+    <w:multiLevelType w:val="multilevel"/>
+    <w:tmpl w:val="F7C85FDE"/>
+    <w:lvl w:ilvl="0">
+      <w:start w:val="1"/>
+      <w:numFmt w:val="bullet"/>
+      <w:lvlText w:val=""/>
+      <w:lvlJc w:val="left"/>
+      <w:pPr>
+        <w:tabs>
+          <w:tab w:val="num" w:pos="720"/>
+        </w:tabs>
+        <w:ind w:left="720" w:hanging="360"/>
+      </w:pPr>
+      <w:rPr>
+        <w:rFonts w:ascii="Symbol" w:hAnsi="Symbol" w:hint="default"/>
+        <w:sz w:val="20"/>
+      </w:rPr>
+    </w:lvl>
+    <w:lvl w:ilvl="1" w:tentative="1">
+      <w:start w:val="1"/>
+      <w:numFmt w:val="bullet"/>
+      <w:lvlText w:val="o"/>
+      <w:lvlJc w:val="left"/>
+      <w:pPr>
+        <w:tabs>
+          <w:tab w:val="num" w:pos="1440"/>
+        </w:tabs>
+        <w:ind w:left="1440" w:hanging="360"/>
+      </w:pPr>
+      <w:rPr>
+        <w:rFonts w:ascii="Courier New" w:hAnsi="Courier New" w:hint="default"/>
+        <w:sz w:val="20"/>
+      </w:rPr>
+    </w:lvl>
+    <w:lvl w:ilvl="2" w:tentative="1">
+      <w:start w:val="1"/>
+      <w:numFmt w:val="bullet"/>
+      <w:lvlText w:val=""/>
+      <w:lvlJc w:val="left"/>
+      <w:pPr>
+        <w:tabs>
+          <w:tab w:val="num" w:pos="2160"/>
+        </w:tabs>
+        <w:ind w:left="2160" w:hanging="360"/>
+      </w:pPr>
+      <w:rPr>
+        <w:rFonts w:ascii="Wingdings" w:hAnsi="Wingdings" w:hint="default"/>
+        <w:sz w:val="20"/>
+      </w:rPr>
+    </w:lvl>
+    <w:lvl w:ilvl="3" w:tentative="1">
+      <w:start w:val="1"/>
+      <w:numFmt w:val="bullet"/>
+      <w:lvlText w:val=""/>
+      <w:lvlJc w:val="left"/>
+      <w:pPr>
+        <w:tabs>
+          <w:tab w:val="num" w:pos="2880"/>
+        </w:tabs>
+        <w:ind w:left="2880" w:hanging="360"/>
+      </w:pPr>
+      <w:rPr>
+        <w:rFonts w:ascii="Wingdings" w:hAnsi="Wingdings" w:hint="default"/>
+        <w:sz w:val="20"/>
+      </w:rPr>
+    </w:lvl>
+    <w:lvl w:ilvl="4" w:tentative="1">
+      <w:start w:val="1"/>
+      <w:numFmt w:val="bullet"/>
+      <w:lvlText w:val=""/>
+      <w:lvlJc w:val="left"/>
+      <w:pPr>
+        <w:tabs>
+          <w:tab w:val="num" w:pos="3600"/>
+        </w:tabs>
+        <w:ind w:left="3600" w:hanging="360"/>
+      </w:pPr>
+      <w:rPr>
+        <w:rFonts w:ascii="Wingdings" w:hAnsi="Wingdings" w:hint="default"/>
+        <w:sz w:val="20"/>
+      </w:rPr>
+    </w:lvl>
+    <w:lvl w:ilvl="5" w:tentative="1">
+      <w:start w:val="1"/>
+      <w:numFmt w:val="bullet"/>
+      <w:lvlText w:val=""/>
+      <w:lvlJc w:val="left"/>
+      <w:pPr>
+        <w:tabs>
+          <w:tab w:val="num" w:pos="4320"/>
+        </w:tabs>
+        <w:ind w:left="4320" w:hanging="360"/>
+      </w:pPr>
+      <w:rPr>
+        <w:rFonts w:ascii="Wingdings" w:hAnsi="Wingdings" w:hint="default"/>
+        <w:sz w:val="20"/>
+      </w:rPr>
+    </w:lvl>
+    <w:lvl w:ilvl="6" w:tentative="1">
+      <w:start w:val="1"/>
+      <w:numFmt w:val="bullet"/>
+      <w:lvlText w:val=""/>
+      <w:lvlJc w:val="left"/>
+      <w:pPr>
+        <w:tabs>
+          <w:tab w:val="num" w:pos="5040"/>
+        </w:tabs>
+        <w:ind w:left="5040" w:hanging="360"/>
+      </w:pPr>
+      <w:rPr>
+        <w:rFonts w:ascii="Wingdings" w:hAnsi="Wingdings" w:hint="default"/>
+        <w:sz w:val="20"/>
+      </w:rPr>
+    </w:lvl>
+    <w:lvl w:ilvl="7" w:tentative="1">
+      <w:start w:val="1"/>
+      <w:numFmt w:val="bullet"/>
+      <w:lvlText w:val=""/>
+      <w:lvlJc w:val="left"/>
+      <w:pPr>
+        <w:tabs>
+          <w:tab w:val="num" w:pos="5760"/>
+        </w:tabs>
+        <w:ind w:left="5760" w:hanging="360"/>
+      </w:pPr>
+      <w:rPr>
+        <w:rFonts w:ascii="Wingdings" w:hAnsi="Wingdings" w:hint="default"/>
+        <w:sz w:val="20"/>
+      </w:rPr>
+    </w:lvl>
+    <w:lvl w:ilvl="8" w:tentative="1">
+      <w:start w:val="1"/>
+      <w:numFmt w:val="bullet"/>
+      <w:lvlText w:val=""/>
+      <w:lvlJc w:val="left"/>
+      <w:pPr>
+        <w:tabs>
+          <w:tab w:val="num" w:pos="6480"/>
+        </w:tabs>
+        <w:ind w:left="6480" w:hanging="360"/>
+      </w:pPr>
+      <w:rPr>
+        <w:rFonts w:ascii="Wingdings" w:hAnsi="Wingdings" w:hint="default"/>
+        <w:sz w:val="20"/>
+      </w:rPr>
+    </w:lvl>
+  </w:abstractNum>
+  <w:abstractNum w:abstractNumId="7" w15:restartNumberingAfterBreak="0">
+    <w:nsid w:val="191437C0"/>
+    <w:multiLevelType w:val="multilevel"/>
+    <w:tmpl w:val="D9E0E2E4"/>
+    <w:lvl w:ilvl="0">
+      <w:start w:val="1"/>
+      <w:numFmt w:val="bullet"/>
+      <w:lvlText w:val=""/>
+      <w:lvlJc w:val="left"/>
+      <w:pPr>
+        <w:tabs>
+          <w:tab w:val="num" w:pos="720"/>
+        </w:tabs>
+        <w:ind w:left="720" w:hanging="360"/>
+      </w:pPr>
+      <w:rPr>
+        <w:rFonts w:ascii="Symbol" w:hAnsi="Symbol" w:hint="default"/>
+        <w:sz w:val="20"/>
+      </w:rPr>
+    </w:lvl>
+    <w:lvl w:ilvl="1" w:tentative="1">
+      <w:start w:val="1"/>
+      <w:numFmt w:val="bullet"/>
+      <w:lvlText w:val="o"/>
+      <w:lvlJc w:val="left"/>
+      <w:pPr>
+        <w:tabs>
+          <w:tab w:val="num" w:pos="1440"/>
+        </w:tabs>
+        <w:ind w:left="1440" w:hanging="360"/>
+      </w:pPr>
+      <w:rPr>
+        <w:rFonts w:ascii="Courier New" w:hAnsi="Courier New" w:hint="default"/>
+        <w:sz w:val="20"/>
+      </w:rPr>
+    </w:lvl>
+    <w:lvl w:ilvl="2" w:tentative="1">
+      <w:start w:val="1"/>
+      <w:numFmt w:val="bullet"/>
+      <w:lvlText w:val=""/>
+      <w:lvlJc w:val="left"/>
+      <w:pPr>
+        <w:tabs>
+          <w:tab w:val="num" w:pos="2160"/>
+        </w:tabs>
+        <w:ind w:left="2160" w:hanging="360"/>
+      </w:pPr>
+      <w:rPr>
+        <w:rFonts w:ascii="Wingdings" w:hAnsi="Wingdings" w:hint="default"/>
+        <w:sz w:val="20"/>
+      </w:rPr>
+    </w:lvl>
+    <w:lvl w:ilvl="3" w:tentative="1">
+      <w:start w:val="1"/>
+      <w:numFmt w:val="bullet"/>
+      <w:lvlText w:val=""/>
+      <w:lvlJc w:val="left"/>
+      <w:pPr>
+        <w:tabs>
+          <w:tab w:val="num" w:pos="2880"/>
+        </w:tabs>
+        <w:ind w:left="2880" w:hanging="360"/>
+      </w:pPr>
+      <w:rPr>
+        <w:rFonts w:ascii="Wingdings" w:hAnsi="Wingdings" w:hint="default"/>
+        <w:sz w:val="20"/>
+      </w:rPr>
+    </w:lvl>
+    <w:lvl w:ilvl="4" w:tentative="1">
+      <w:start w:val="1"/>
+      <w:numFmt w:val="bullet"/>
+      <w:lvlText w:val=""/>
+      <w:lvlJc w:val="left"/>
+      <w:pPr>
+        <w:tabs>
+          <w:tab w:val="num" w:pos="3600"/>
+        </w:tabs>
+        <w:ind w:left="3600" w:hanging="360"/>
+      </w:pPr>
+      <w:rPr>
+        <w:rFonts w:ascii="Wingdings" w:hAnsi="Wingdings" w:hint="default"/>
+        <w:sz w:val="20"/>
+      </w:rPr>
+    </w:lvl>
+    <w:lvl w:ilvl="5" w:tentative="1">
+      <w:start w:val="1"/>
+      <w:numFmt w:val="bullet"/>
+      <w:lvlText w:val=""/>
+      <w:lvlJc w:val="left"/>
+      <w:pPr>
+        <w:tabs>
+          <w:tab w:val="num" w:pos="4320"/>
+        </w:tabs>
+        <w:ind w:left="4320" w:hanging="360"/>
+      </w:pPr>
+      <w:rPr>
+        <w:rFonts w:ascii="Wingdings" w:hAnsi="Wingdings" w:hint="default"/>
+        <w:sz w:val="20"/>
+      </w:rPr>
+    </w:lvl>
+    <w:lvl w:ilvl="6" w:tentative="1">
+      <w:start w:val="1"/>
+      <w:numFmt w:val="bullet"/>
+      <w:lvlText w:val=""/>
+      <w:lvlJc w:val="left"/>
+      <w:pPr>
+        <w:tabs>
+          <w:tab w:val="num" w:pos="5040"/>
+        </w:tabs>
+        <w:ind w:left="5040" w:hanging="360"/>
+      </w:pPr>
+      <w:rPr>
+        <w:rFonts w:ascii="Wingdings" w:hAnsi="Wingdings" w:hint="default"/>
+        <w:sz w:val="20"/>
+      </w:rPr>
+    </w:lvl>
+    <w:lvl w:ilvl="7" w:tentative="1">
+      <w:start w:val="1"/>
+      <w:numFmt w:val="bullet"/>
+      <w:lvlText w:val=""/>
+      <w:lvlJc w:val="left"/>
+      <w:pPr>
+        <w:tabs>
+          <w:tab w:val="num" w:pos="5760"/>
+        </w:tabs>
+        <w:ind w:left="5760" w:hanging="360"/>
+      </w:pPr>
+      <w:rPr>
+        <w:rFonts w:ascii="Wingdings" w:hAnsi="Wingdings" w:hint="default"/>
+        <w:sz w:val="20"/>
+      </w:rPr>
+    </w:lvl>
+    <w:lvl w:ilvl="8" w:tentative="1">
+      <w:start w:val="1"/>
+      <w:numFmt w:val="bullet"/>
+      <w:lvlText w:val=""/>
+      <w:lvlJc w:val="left"/>
+      <w:pPr>
+        <w:tabs>
+          <w:tab w:val="num" w:pos="6480"/>
+        </w:tabs>
+        <w:ind w:left="6480" w:hanging="360"/>
+      </w:pPr>
+      <w:rPr>
+        <w:rFonts w:ascii="Wingdings" w:hAnsi="Wingdings" w:hint="default"/>
+        <w:sz w:val="20"/>
+      </w:rPr>
+    </w:lvl>
+  </w:abstractNum>
+  <w:abstractNum w:abstractNumId="8" w15:restartNumberingAfterBreak="0">
     <w:nsid w:val="1A28363D"/>
     <w:multiLevelType w:val="multilevel"/>
     <w:tmpl w:val="F28CA95E"/>
@@ -1655,7 +2633,716 @@
       </w:rPr>
     </w:lvl>
   </w:abstractNum>
-  <w:abstractNum w:abstractNumId="4" w15:restartNumberingAfterBreak="0">
+  <w:abstractNum w:abstractNumId="9" w15:restartNumberingAfterBreak="0">
+    <w:nsid w:val="22722E41"/>
+    <w:multiLevelType w:val="multilevel"/>
+    <w:tmpl w:val="3F54EB5C"/>
+    <w:lvl w:ilvl="0">
+      <w:start w:val="1"/>
+      <w:numFmt w:val="bullet"/>
+      <w:lvlText w:val=""/>
+      <w:lvlJc w:val="left"/>
+      <w:pPr>
+        <w:tabs>
+          <w:tab w:val="num" w:pos="720"/>
+        </w:tabs>
+        <w:ind w:left="720" w:hanging="360"/>
+      </w:pPr>
+      <w:rPr>
+        <w:rFonts w:ascii="Symbol" w:hAnsi="Symbol" w:hint="default"/>
+        <w:sz w:val="20"/>
+      </w:rPr>
+    </w:lvl>
+    <w:lvl w:ilvl="1" w:tentative="1">
+      <w:start w:val="1"/>
+      <w:numFmt w:val="bullet"/>
+      <w:lvlText w:val="o"/>
+      <w:lvlJc w:val="left"/>
+      <w:pPr>
+        <w:tabs>
+          <w:tab w:val="num" w:pos="1440"/>
+        </w:tabs>
+        <w:ind w:left="1440" w:hanging="360"/>
+      </w:pPr>
+      <w:rPr>
+        <w:rFonts w:ascii="Courier New" w:hAnsi="Courier New" w:hint="default"/>
+        <w:sz w:val="20"/>
+      </w:rPr>
+    </w:lvl>
+    <w:lvl w:ilvl="2" w:tentative="1">
+      <w:start w:val="1"/>
+      <w:numFmt w:val="bullet"/>
+      <w:lvlText w:val=""/>
+      <w:lvlJc w:val="left"/>
+      <w:pPr>
+        <w:tabs>
+          <w:tab w:val="num" w:pos="2160"/>
+        </w:tabs>
+        <w:ind w:left="2160" w:hanging="360"/>
+      </w:pPr>
+      <w:rPr>
+        <w:rFonts w:ascii="Wingdings" w:hAnsi="Wingdings" w:hint="default"/>
+        <w:sz w:val="20"/>
+      </w:rPr>
+    </w:lvl>
+    <w:lvl w:ilvl="3" w:tentative="1">
+      <w:start w:val="1"/>
+      <w:numFmt w:val="bullet"/>
+      <w:lvlText w:val=""/>
+      <w:lvlJc w:val="left"/>
+      <w:pPr>
+        <w:tabs>
+          <w:tab w:val="num" w:pos="2880"/>
+        </w:tabs>
+        <w:ind w:left="2880" w:hanging="360"/>
+      </w:pPr>
+      <w:rPr>
+        <w:rFonts w:ascii="Wingdings" w:hAnsi="Wingdings" w:hint="default"/>
+        <w:sz w:val="20"/>
+      </w:rPr>
+    </w:lvl>
+    <w:lvl w:ilvl="4" w:tentative="1">
+      <w:start w:val="1"/>
+      <w:numFmt w:val="bullet"/>
+      <w:lvlText w:val=""/>
+      <w:lvlJc w:val="left"/>
+      <w:pPr>
+        <w:tabs>
+          <w:tab w:val="num" w:pos="3600"/>
+        </w:tabs>
+        <w:ind w:left="3600" w:hanging="360"/>
+      </w:pPr>
+      <w:rPr>
+        <w:rFonts w:ascii="Wingdings" w:hAnsi="Wingdings" w:hint="default"/>
+        <w:sz w:val="20"/>
+      </w:rPr>
+    </w:lvl>
+    <w:lvl w:ilvl="5" w:tentative="1">
+      <w:start w:val="1"/>
+      <w:numFmt w:val="bullet"/>
+      <w:lvlText w:val=""/>
+      <w:lvlJc w:val="left"/>
+      <w:pPr>
+        <w:tabs>
+          <w:tab w:val="num" w:pos="4320"/>
+        </w:tabs>
+        <w:ind w:left="4320" w:hanging="360"/>
+      </w:pPr>
+      <w:rPr>
+        <w:rFonts w:ascii="Wingdings" w:hAnsi="Wingdings" w:hint="default"/>
+        <w:sz w:val="20"/>
+      </w:rPr>
+    </w:lvl>
+    <w:lvl w:ilvl="6" w:tentative="1">
+      <w:start w:val="1"/>
+      <w:numFmt w:val="bullet"/>
+      <w:lvlText w:val=""/>
+      <w:lvlJc w:val="left"/>
+      <w:pPr>
+        <w:tabs>
+          <w:tab w:val="num" w:pos="5040"/>
+        </w:tabs>
+        <w:ind w:left="5040" w:hanging="360"/>
+      </w:pPr>
+      <w:rPr>
+        <w:rFonts w:ascii="Wingdings" w:hAnsi="Wingdings" w:hint="default"/>
+        <w:sz w:val="20"/>
+      </w:rPr>
+    </w:lvl>
+    <w:lvl w:ilvl="7" w:tentative="1">
+      <w:start w:val="1"/>
+      <w:numFmt w:val="bullet"/>
+      <w:lvlText w:val=""/>
+      <w:lvlJc w:val="left"/>
+      <w:pPr>
+        <w:tabs>
+          <w:tab w:val="num" w:pos="5760"/>
+        </w:tabs>
+        <w:ind w:left="5760" w:hanging="360"/>
+      </w:pPr>
+      <w:rPr>
+        <w:rFonts w:ascii="Wingdings" w:hAnsi="Wingdings" w:hint="default"/>
+        <w:sz w:val="20"/>
+      </w:rPr>
+    </w:lvl>
+    <w:lvl w:ilvl="8" w:tentative="1">
+      <w:start w:val="1"/>
+      <w:numFmt w:val="bullet"/>
+      <w:lvlText w:val=""/>
+      <w:lvlJc w:val="left"/>
+      <w:pPr>
+        <w:tabs>
+          <w:tab w:val="num" w:pos="6480"/>
+        </w:tabs>
+        <w:ind w:left="6480" w:hanging="360"/>
+      </w:pPr>
+      <w:rPr>
+        <w:rFonts w:ascii="Wingdings" w:hAnsi="Wingdings" w:hint="default"/>
+        <w:sz w:val="20"/>
+      </w:rPr>
+    </w:lvl>
+  </w:abstractNum>
+  <w:abstractNum w:abstractNumId="10" w15:restartNumberingAfterBreak="0">
+    <w:nsid w:val="230C2A06"/>
+    <w:multiLevelType w:val="multilevel"/>
+    <w:tmpl w:val="B81A3F44"/>
+    <w:lvl w:ilvl="0">
+      <w:start w:val="1"/>
+      <w:numFmt w:val="bullet"/>
+      <w:lvlText w:val=""/>
+      <w:lvlJc w:val="left"/>
+      <w:pPr>
+        <w:tabs>
+          <w:tab w:val="num" w:pos="720"/>
+        </w:tabs>
+        <w:ind w:left="720" w:hanging="360"/>
+      </w:pPr>
+      <w:rPr>
+        <w:rFonts w:ascii="Symbol" w:hAnsi="Symbol" w:hint="default"/>
+        <w:sz w:val="20"/>
+      </w:rPr>
+    </w:lvl>
+    <w:lvl w:ilvl="1" w:tentative="1">
+      <w:start w:val="1"/>
+      <w:numFmt w:val="bullet"/>
+      <w:lvlText w:val="o"/>
+      <w:lvlJc w:val="left"/>
+      <w:pPr>
+        <w:tabs>
+          <w:tab w:val="num" w:pos="1440"/>
+        </w:tabs>
+        <w:ind w:left="1440" w:hanging="360"/>
+      </w:pPr>
+      <w:rPr>
+        <w:rFonts w:ascii="Courier New" w:hAnsi="Courier New" w:hint="default"/>
+        <w:sz w:val="20"/>
+      </w:rPr>
+    </w:lvl>
+    <w:lvl w:ilvl="2" w:tentative="1">
+      <w:start w:val="1"/>
+      <w:numFmt w:val="bullet"/>
+      <w:lvlText w:val=""/>
+      <w:lvlJc w:val="left"/>
+      <w:pPr>
+        <w:tabs>
+          <w:tab w:val="num" w:pos="2160"/>
+        </w:tabs>
+        <w:ind w:left="2160" w:hanging="360"/>
+      </w:pPr>
+      <w:rPr>
+        <w:rFonts w:ascii="Wingdings" w:hAnsi="Wingdings" w:hint="default"/>
+        <w:sz w:val="20"/>
+      </w:rPr>
+    </w:lvl>
+    <w:lvl w:ilvl="3" w:tentative="1">
+      <w:start w:val="1"/>
+      <w:numFmt w:val="bullet"/>
+      <w:lvlText w:val=""/>
+      <w:lvlJc w:val="left"/>
+      <w:pPr>
+        <w:tabs>
+          <w:tab w:val="num" w:pos="2880"/>
+        </w:tabs>
+        <w:ind w:left="2880" w:hanging="360"/>
+      </w:pPr>
+      <w:rPr>
+        <w:rFonts w:ascii="Wingdings" w:hAnsi="Wingdings" w:hint="default"/>
+        <w:sz w:val="20"/>
+      </w:rPr>
+    </w:lvl>
+    <w:lvl w:ilvl="4" w:tentative="1">
+      <w:start w:val="1"/>
+      <w:numFmt w:val="bullet"/>
+      <w:lvlText w:val=""/>
+      <w:lvlJc w:val="left"/>
+      <w:pPr>
+        <w:tabs>
+          <w:tab w:val="num" w:pos="3600"/>
+        </w:tabs>
+        <w:ind w:left="3600" w:hanging="360"/>
+      </w:pPr>
+      <w:rPr>
+        <w:rFonts w:ascii="Wingdings" w:hAnsi="Wingdings" w:hint="default"/>
+        <w:sz w:val="20"/>
+      </w:rPr>
+    </w:lvl>
+    <w:lvl w:ilvl="5" w:tentative="1">
+      <w:start w:val="1"/>
+      <w:numFmt w:val="bullet"/>
+      <w:lvlText w:val=""/>
+      <w:lvlJc w:val="left"/>
+      <w:pPr>
+        <w:tabs>
+          <w:tab w:val="num" w:pos="4320"/>
+        </w:tabs>
+        <w:ind w:left="4320" w:hanging="360"/>
+      </w:pPr>
+      <w:rPr>
+        <w:rFonts w:ascii="Wingdings" w:hAnsi="Wingdings" w:hint="default"/>
+        <w:sz w:val="20"/>
+      </w:rPr>
+    </w:lvl>
+    <w:lvl w:ilvl="6" w:tentative="1">
+      <w:start w:val="1"/>
+      <w:numFmt w:val="bullet"/>
+      <w:lvlText w:val=""/>
+      <w:lvlJc w:val="left"/>
+      <w:pPr>
+        <w:tabs>
+          <w:tab w:val="num" w:pos="5040"/>
+        </w:tabs>
+        <w:ind w:left="5040" w:hanging="360"/>
+      </w:pPr>
+      <w:rPr>
+        <w:rFonts w:ascii="Wingdings" w:hAnsi="Wingdings" w:hint="default"/>
+        <w:sz w:val="20"/>
+      </w:rPr>
+    </w:lvl>
+    <w:lvl w:ilvl="7" w:tentative="1">
+      <w:start w:val="1"/>
+      <w:numFmt w:val="bullet"/>
+      <w:lvlText w:val=""/>
+      <w:lvlJc w:val="left"/>
+      <w:pPr>
+        <w:tabs>
+          <w:tab w:val="num" w:pos="5760"/>
+        </w:tabs>
+        <w:ind w:left="5760" w:hanging="360"/>
+      </w:pPr>
+      <w:rPr>
+        <w:rFonts w:ascii="Wingdings" w:hAnsi="Wingdings" w:hint="default"/>
+        <w:sz w:val="20"/>
+      </w:rPr>
+    </w:lvl>
+    <w:lvl w:ilvl="8" w:tentative="1">
+      <w:start w:val="1"/>
+      <w:numFmt w:val="bullet"/>
+      <w:lvlText w:val=""/>
+      <w:lvlJc w:val="left"/>
+      <w:pPr>
+        <w:tabs>
+          <w:tab w:val="num" w:pos="6480"/>
+        </w:tabs>
+        <w:ind w:left="6480" w:hanging="360"/>
+      </w:pPr>
+      <w:rPr>
+        <w:rFonts w:ascii="Wingdings" w:hAnsi="Wingdings" w:hint="default"/>
+        <w:sz w:val="20"/>
+      </w:rPr>
+    </w:lvl>
+  </w:abstractNum>
+  <w:abstractNum w:abstractNumId="11" w15:restartNumberingAfterBreak="0">
+    <w:nsid w:val="257A6534"/>
+    <w:multiLevelType w:val="multilevel"/>
+    <w:tmpl w:val="A5C4E470"/>
+    <w:lvl w:ilvl="0">
+      <w:start w:val="1"/>
+      <w:numFmt w:val="decimal"/>
+      <w:lvlText w:val="%1."/>
+      <w:lvlJc w:val="left"/>
+      <w:pPr>
+        <w:tabs>
+          <w:tab w:val="num" w:pos="720"/>
+        </w:tabs>
+        <w:ind w:left="720" w:hanging="360"/>
+      </w:pPr>
+    </w:lvl>
+    <w:lvl w:ilvl="1" w:tentative="1">
+      <w:start w:val="1"/>
+      <w:numFmt w:val="decimal"/>
+      <w:lvlText w:val="%2."/>
+      <w:lvlJc w:val="left"/>
+      <w:pPr>
+        <w:tabs>
+          <w:tab w:val="num" w:pos="1440"/>
+        </w:tabs>
+        <w:ind w:left="1440" w:hanging="360"/>
+      </w:pPr>
+    </w:lvl>
+    <w:lvl w:ilvl="2" w:tentative="1">
+      <w:start w:val="1"/>
+      <w:numFmt w:val="decimal"/>
+      <w:lvlText w:val="%3."/>
+      <w:lvlJc w:val="left"/>
+      <w:pPr>
+        <w:tabs>
+          <w:tab w:val="num" w:pos="2160"/>
+        </w:tabs>
+        <w:ind w:left="2160" w:hanging="360"/>
+      </w:pPr>
+    </w:lvl>
+    <w:lvl w:ilvl="3" w:tentative="1">
+      <w:start w:val="1"/>
+      <w:numFmt w:val="decimal"/>
+      <w:lvlText w:val="%4."/>
+      <w:lvlJc w:val="left"/>
+      <w:pPr>
+        <w:tabs>
+          <w:tab w:val="num" w:pos="2880"/>
+        </w:tabs>
+        <w:ind w:left="2880" w:hanging="360"/>
+      </w:pPr>
+    </w:lvl>
+    <w:lvl w:ilvl="4" w:tentative="1">
+      <w:start w:val="1"/>
+      <w:numFmt w:val="decimal"/>
+      <w:lvlText w:val="%5."/>
+      <w:lvlJc w:val="left"/>
+      <w:pPr>
+        <w:tabs>
+          <w:tab w:val="num" w:pos="3600"/>
+        </w:tabs>
+        <w:ind w:left="3600" w:hanging="360"/>
+      </w:pPr>
+    </w:lvl>
+    <w:lvl w:ilvl="5" w:tentative="1">
+      <w:start w:val="1"/>
+      <w:numFmt w:val="decimal"/>
+      <w:lvlText w:val="%6."/>
+      <w:lvlJc w:val="left"/>
+      <w:pPr>
+        <w:tabs>
+          <w:tab w:val="num" w:pos="4320"/>
+        </w:tabs>
+        <w:ind w:left="4320" w:hanging="360"/>
+      </w:pPr>
+    </w:lvl>
+    <w:lvl w:ilvl="6" w:tentative="1">
+      <w:start w:val="1"/>
+      <w:numFmt w:val="decimal"/>
+      <w:lvlText w:val="%7."/>
+      <w:lvlJc w:val="left"/>
+      <w:pPr>
+        <w:tabs>
+          <w:tab w:val="num" w:pos="5040"/>
+        </w:tabs>
+        <w:ind w:left="5040" w:hanging="360"/>
+      </w:pPr>
+    </w:lvl>
+    <w:lvl w:ilvl="7" w:tentative="1">
+      <w:start w:val="1"/>
+      <w:numFmt w:val="decimal"/>
+      <w:lvlText w:val="%8."/>
+      <w:lvlJc w:val="left"/>
+      <w:pPr>
+        <w:tabs>
+          <w:tab w:val="num" w:pos="5760"/>
+        </w:tabs>
+        <w:ind w:left="5760" w:hanging="360"/>
+      </w:pPr>
+    </w:lvl>
+    <w:lvl w:ilvl="8" w:tentative="1">
+      <w:start w:val="1"/>
+      <w:numFmt w:val="decimal"/>
+      <w:lvlText w:val="%9."/>
+      <w:lvlJc w:val="left"/>
+      <w:pPr>
+        <w:tabs>
+          <w:tab w:val="num" w:pos="6480"/>
+        </w:tabs>
+        <w:ind w:left="6480" w:hanging="360"/>
+      </w:pPr>
+    </w:lvl>
+  </w:abstractNum>
+  <w:abstractNum w:abstractNumId="12" w15:restartNumberingAfterBreak="0">
+    <w:nsid w:val="29F60EE7"/>
+    <w:multiLevelType w:val="multilevel"/>
+    <w:tmpl w:val="C3FA0822"/>
+    <w:lvl w:ilvl="0">
+      <w:start w:val="1"/>
+      <w:numFmt w:val="bullet"/>
+      <w:lvlText w:val=""/>
+      <w:lvlJc w:val="left"/>
+      <w:pPr>
+        <w:tabs>
+          <w:tab w:val="num" w:pos="720"/>
+        </w:tabs>
+        <w:ind w:left="720" w:hanging="360"/>
+      </w:pPr>
+      <w:rPr>
+        <w:rFonts w:ascii="Symbol" w:hAnsi="Symbol" w:hint="default"/>
+        <w:sz w:val="20"/>
+      </w:rPr>
+    </w:lvl>
+    <w:lvl w:ilvl="1" w:tentative="1">
+      <w:start w:val="1"/>
+      <w:numFmt w:val="bullet"/>
+      <w:lvlText w:val="o"/>
+      <w:lvlJc w:val="left"/>
+      <w:pPr>
+        <w:tabs>
+          <w:tab w:val="num" w:pos="1440"/>
+        </w:tabs>
+        <w:ind w:left="1440" w:hanging="360"/>
+      </w:pPr>
+      <w:rPr>
+        <w:rFonts w:ascii="Courier New" w:hAnsi="Courier New" w:hint="default"/>
+        <w:sz w:val="20"/>
+      </w:rPr>
+    </w:lvl>
+    <w:lvl w:ilvl="2" w:tentative="1">
+      <w:start w:val="1"/>
+      <w:numFmt w:val="bullet"/>
+      <w:lvlText w:val=""/>
+      <w:lvlJc w:val="left"/>
+      <w:pPr>
+        <w:tabs>
+          <w:tab w:val="num" w:pos="2160"/>
+        </w:tabs>
+        <w:ind w:left="2160" w:hanging="360"/>
+      </w:pPr>
+      <w:rPr>
+        <w:rFonts w:ascii="Wingdings" w:hAnsi="Wingdings" w:hint="default"/>
+        <w:sz w:val="20"/>
+      </w:rPr>
+    </w:lvl>
+    <w:lvl w:ilvl="3" w:tentative="1">
+      <w:start w:val="1"/>
+      <w:numFmt w:val="bullet"/>
+      <w:lvlText w:val=""/>
+      <w:lvlJc w:val="left"/>
+      <w:pPr>
+        <w:tabs>
+          <w:tab w:val="num" w:pos="2880"/>
+        </w:tabs>
+        <w:ind w:left="2880" w:hanging="360"/>
+      </w:pPr>
+      <w:rPr>
+        <w:rFonts w:ascii="Wingdings" w:hAnsi="Wingdings" w:hint="default"/>
+        <w:sz w:val="20"/>
+      </w:rPr>
+    </w:lvl>
+    <w:lvl w:ilvl="4" w:tentative="1">
+      <w:start w:val="1"/>
+      <w:numFmt w:val="bullet"/>
+      <w:lvlText w:val=""/>
+      <w:lvlJc w:val="left"/>
+      <w:pPr>
+        <w:tabs>
+          <w:tab w:val="num" w:pos="3600"/>
+        </w:tabs>
+        <w:ind w:left="3600" w:hanging="360"/>
+      </w:pPr>
+      <w:rPr>
+        <w:rFonts w:ascii="Wingdings" w:hAnsi="Wingdings" w:hint="default"/>
+        <w:sz w:val="20"/>
+      </w:rPr>
+    </w:lvl>
+    <w:lvl w:ilvl="5" w:tentative="1">
+      <w:start w:val="1"/>
+      <w:numFmt w:val="bullet"/>
+      <w:lvlText w:val=""/>
+      <w:lvlJc w:val="left"/>
+      <w:pPr>
+        <w:tabs>
+          <w:tab w:val="num" w:pos="4320"/>
+        </w:tabs>
+        <w:ind w:left="4320" w:hanging="360"/>
+      </w:pPr>
+      <w:rPr>
+        <w:rFonts w:ascii="Wingdings" w:hAnsi="Wingdings" w:hint="default"/>
+        <w:sz w:val="20"/>
+      </w:rPr>
+    </w:lvl>
+    <w:lvl w:ilvl="6" w:tentative="1">
+      <w:start w:val="1"/>
+      <w:numFmt w:val="bullet"/>
+      <w:lvlText w:val=""/>
+      <w:lvlJc w:val="left"/>
+      <w:pPr>
+        <w:tabs>
+          <w:tab w:val="num" w:pos="5040"/>
+        </w:tabs>
+        <w:ind w:left="5040" w:hanging="360"/>
+      </w:pPr>
+      <w:rPr>
+        <w:rFonts w:ascii="Wingdings" w:hAnsi="Wingdings" w:hint="default"/>
+        <w:sz w:val="20"/>
+      </w:rPr>
+    </w:lvl>
+    <w:lvl w:ilvl="7" w:tentative="1">
+      <w:start w:val="1"/>
+      <w:numFmt w:val="bullet"/>
+      <w:lvlText w:val=""/>
+      <w:lvlJc w:val="left"/>
+      <w:pPr>
+        <w:tabs>
+          <w:tab w:val="num" w:pos="5760"/>
+        </w:tabs>
+        <w:ind w:left="5760" w:hanging="360"/>
+      </w:pPr>
+      <w:rPr>
+        <w:rFonts w:ascii="Wingdings" w:hAnsi="Wingdings" w:hint="default"/>
+        <w:sz w:val="20"/>
+      </w:rPr>
+    </w:lvl>
+    <w:lvl w:ilvl="8" w:tentative="1">
+      <w:start w:val="1"/>
+      <w:numFmt w:val="bullet"/>
+      <w:lvlText w:val=""/>
+      <w:lvlJc w:val="left"/>
+      <w:pPr>
+        <w:tabs>
+          <w:tab w:val="num" w:pos="6480"/>
+        </w:tabs>
+        <w:ind w:left="6480" w:hanging="360"/>
+      </w:pPr>
+      <w:rPr>
+        <w:rFonts w:ascii="Wingdings" w:hAnsi="Wingdings" w:hint="default"/>
+        <w:sz w:val="20"/>
+      </w:rPr>
+    </w:lvl>
+  </w:abstractNum>
+  <w:abstractNum w:abstractNumId="13" w15:restartNumberingAfterBreak="0">
+    <w:nsid w:val="2CE4743C"/>
+    <w:multiLevelType w:val="multilevel"/>
+    <w:tmpl w:val="F2A0A722"/>
+    <w:lvl w:ilvl="0">
+      <w:start w:val="1"/>
+      <w:numFmt w:val="bullet"/>
+      <w:lvlText w:val=""/>
+      <w:lvlJc w:val="left"/>
+      <w:pPr>
+        <w:tabs>
+          <w:tab w:val="num" w:pos="720"/>
+        </w:tabs>
+        <w:ind w:left="720" w:hanging="360"/>
+      </w:pPr>
+      <w:rPr>
+        <w:rFonts w:ascii="Symbol" w:hAnsi="Symbol" w:hint="default"/>
+        <w:sz w:val="20"/>
+      </w:rPr>
+    </w:lvl>
+    <w:lvl w:ilvl="1" w:tentative="1">
+      <w:start w:val="1"/>
+      <w:numFmt w:val="bullet"/>
+      <w:lvlText w:val="o"/>
+      <w:lvlJc w:val="left"/>
+      <w:pPr>
+        <w:tabs>
+          <w:tab w:val="num" w:pos="1440"/>
+        </w:tabs>
+        <w:ind w:left="1440" w:hanging="360"/>
+      </w:pPr>
+      <w:rPr>
+        <w:rFonts w:ascii="Courier New" w:hAnsi="Courier New" w:hint="default"/>
+        <w:sz w:val="20"/>
+      </w:rPr>
+    </w:lvl>
+    <w:lvl w:ilvl="2" w:tentative="1">
+      <w:start w:val="1"/>
+      <w:numFmt w:val="bullet"/>
+      <w:lvlText w:val=""/>
+      <w:lvlJc w:val="left"/>
+      <w:pPr>
+        <w:tabs>
+          <w:tab w:val="num" w:pos="2160"/>
+        </w:tabs>
+        <w:ind w:left="2160" w:hanging="360"/>
+      </w:pPr>
+      <w:rPr>
+        <w:rFonts w:ascii="Wingdings" w:hAnsi="Wingdings" w:hint="default"/>
+        <w:sz w:val="20"/>
+      </w:rPr>
+    </w:lvl>
+    <w:lvl w:ilvl="3" w:tentative="1">
+      <w:start w:val="1"/>
+      <w:numFmt w:val="bullet"/>
+      <w:lvlText w:val=""/>
+      <w:lvlJc w:val="left"/>
+      <w:pPr>
+        <w:tabs>
+          <w:tab w:val="num" w:pos="2880"/>
+        </w:tabs>
+        <w:ind w:left="2880" w:hanging="360"/>
+      </w:pPr>
+      <w:rPr>
+        <w:rFonts w:ascii="Wingdings" w:hAnsi="Wingdings" w:hint="default"/>
+        <w:sz w:val="20"/>
+      </w:rPr>
+    </w:lvl>
+    <w:lvl w:ilvl="4" w:tentative="1">
+      <w:start w:val="1"/>
+      <w:numFmt w:val="bullet"/>
+      <w:lvlText w:val=""/>
+      <w:lvlJc w:val="left"/>
+      <w:pPr>
+        <w:tabs>
+          <w:tab w:val="num" w:pos="3600"/>
+        </w:tabs>
+        <w:ind w:left="3600" w:hanging="360"/>
+      </w:pPr>
+      <w:rPr>
+        <w:rFonts w:ascii="Wingdings" w:hAnsi="Wingdings" w:hint="default"/>
+        <w:sz w:val="20"/>
+      </w:rPr>
+    </w:lvl>
+    <w:lvl w:ilvl="5" w:tentative="1">
+      <w:start w:val="1"/>
+      <w:numFmt w:val="bullet"/>
+      <w:lvlText w:val=""/>
+      <w:lvlJc w:val="left"/>
+      <w:pPr>
+        <w:tabs>
+          <w:tab w:val="num" w:pos="4320"/>
+        </w:tabs>
+        <w:ind w:left="4320" w:hanging="360"/>
+      </w:pPr>
+      <w:rPr>
+        <w:rFonts w:ascii="Wingdings" w:hAnsi="Wingdings" w:hint="default"/>
+        <w:sz w:val="20"/>
+      </w:rPr>
+    </w:lvl>
+    <w:lvl w:ilvl="6" w:tentative="1">
+      <w:start w:val="1"/>
+      <w:numFmt w:val="bullet"/>
+      <w:lvlText w:val=""/>
+      <w:lvlJc w:val="left"/>
+      <w:pPr>
+        <w:tabs>
+          <w:tab w:val="num" w:pos="5040"/>
+        </w:tabs>
+        <w:ind w:left="5040" w:hanging="360"/>
+      </w:pPr>
+      <w:rPr>
+        <w:rFonts w:ascii="Wingdings" w:hAnsi="Wingdings" w:hint="default"/>
+        <w:sz w:val="20"/>
+      </w:rPr>
+    </w:lvl>
+    <w:lvl w:ilvl="7" w:tentative="1">
+      <w:start w:val="1"/>
+      <w:numFmt w:val="bullet"/>
+      <w:lvlText w:val=""/>
+      <w:lvlJc w:val="left"/>
+      <w:pPr>
+        <w:tabs>
+          <w:tab w:val="num" w:pos="5760"/>
+        </w:tabs>
+        <w:ind w:left="5760" w:hanging="360"/>
+      </w:pPr>
+      <w:rPr>
+        <w:rFonts w:ascii="Wingdings" w:hAnsi="Wingdings" w:hint="default"/>
+        <w:sz w:val="20"/>
+      </w:rPr>
+    </w:lvl>
+    <w:lvl w:ilvl="8" w:tentative="1">
+      <w:start w:val="1"/>
+      <w:numFmt w:val="bullet"/>
+      <w:lvlText w:val=""/>
+      <w:lvlJc w:val="left"/>
+      <w:pPr>
+        <w:tabs>
+          <w:tab w:val="num" w:pos="6480"/>
+        </w:tabs>
+        <w:ind w:left="6480" w:hanging="360"/>
+      </w:pPr>
+      <w:rPr>
+        <w:rFonts w:ascii="Wingdings" w:hAnsi="Wingdings" w:hint="default"/>
+        <w:sz w:val="20"/>
+      </w:rPr>
+    </w:lvl>
+  </w:abstractNum>
+  <w:abstractNum w:abstractNumId="14" w15:restartNumberingAfterBreak="0">
     <w:nsid w:val="2E5C46D3"/>
     <w:multiLevelType w:val="multilevel"/>
     <w:tmpl w:val="B0040B68"/>
@@ -1768,7 +3455,716 @@
       </w:pPr>
     </w:lvl>
   </w:abstractNum>
-  <w:abstractNum w:abstractNumId="5" w15:restartNumberingAfterBreak="0">
+  <w:abstractNum w:abstractNumId="15" w15:restartNumberingAfterBreak="0">
+    <w:nsid w:val="2F61607F"/>
+    <w:multiLevelType w:val="multilevel"/>
+    <w:tmpl w:val="8CECAE16"/>
+    <w:lvl w:ilvl="0">
+      <w:start w:val="1"/>
+      <w:numFmt w:val="bullet"/>
+      <w:lvlText w:val=""/>
+      <w:lvlJc w:val="left"/>
+      <w:pPr>
+        <w:tabs>
+          <w:tab w:val="num" w:pos="720"/>
+        </w:tabs>
+        <w:ind w:left="720" w:hanging="360"/>
+      </w:pPr>
+      <w:rPr>
+        <w:rFonts w:ascii="Symbol" w:hAnsi="Symbol" w:hint="default"/>
+        <w:sz w:val="20"/>
+      </w:rPr>
+    </w:lvl>
+    <w:lvl w:ilvl="1" w:tentative="1">
+      <w:start w:val="1"/>
+      <w:numFmt w:val="bullet"/>
+      <w:lvlText w:val="o"/>
+      <w:lvlJc w:val="left"/>
+      <w:pPr>
+        <w:tabs>
+          <w:tab w:val="num" w:pos="1440"/>
+        </w:tabs>
+        <w:ind w:left="1440" w:hanging="360"/>
+      </w:pPr>
+      <w:rPr>
+        <w:rFonts w:ascii="Courier New" w:hAnsi="Courier New" w:hint="default"/>
+        <w:sz w:val="20"/>
+      </w:rPr>
+    </w:lvl>
+    <w:lvl w:ilvl="2" w:tentative="1">
+      <w:start w:val="1"/>
+      <w:numFmt w:val="bullet"/>
+      <w:lvlText w:val=""/>
+      <w:lvlJc w:val="left"/>
+      <w:pPr>
+        <w:tabs>
+          <w:tab w:val="num" w:pos="2160"/>
+        </w:tabs>
+        <w:ind w:left="2160" w:hanging="360"/>
+      </w:pPr>
+      <w:rPr>
+        <w:rFonts w:ascii="Wingdings" w:hAnsi="Wingdings" w:hint="default"/>
+        <w:sz w:val="20"/>
+      </w:rPr>
+    </w:lvl>
+    <w:lvl w:ilvl="3" w:tentative="1">
+      <w:start w:val="1"/>
+      <w:numFmt w:val="bullet"/>
+      <w:lvlText w:val=""/>
+      <w:lvlJc w:val="left"/>
+      <w:pPr>
+        <w:tabs>
+          <w:tab w:val="num" w:pos="2880"/>
+        </w:tabs>
+        <w:ind w:left="2880" w:hanging="360"/>
+      </w:pPr>
+      <w:rPr>
+        <w:rFonts w:ascii="Wingdings" w:hAnsi="Wingdings" w:hint="default"/>
+        <w:sz w:val="20"/>
+      </w:rPr>
+    </w:lvl>
+    <w:lvl w:ilvl="4" w:tentative="1">
+      <w:start w:val="1"/>
+      <w:numFmt w:val="bullet"/>
+      <w:lvlText w:val=""/>
+      <w:lvlJc w:val="left"/>
+      <w:pPr>
+        <w:tabs>
+          <w:tab w:val="num" w:pos="3600"/>
+        </w:tabs>
+        <w:ind w:left="3600" w:hanging="360"/>
+      </w:pPr>
+      <w:rPr>
+        <w:rFonts w:ascii="Wingdings" w:hAnsi="Wingdings" w:hint="default"/>
+        <w:sz w:val="20"/>
+      </w:rPr>
+    </w:lvl>
+    <w:lvl w:ilvl="5" w:tentative="1">
+      <w:start w:val="1"/>
+      <w:numFmt w:val="bullet"/>
+      <w:lvlText w:val=""/>
+      <w:lvlJc w:val="left"/>
+      <w:pPr>
+        <w:tabs>
+          <w:tab w:val="num" w:pos="4320"/>
+        </w:tabs>
+        <w:ind w:left="4320" w:hanging="360"/>
+      </w:pPr>
+      <w:rPr>
+        <w:rFonts w:ascii="Wingdings" w:hAnsi="Wingdings" w:hint="default"/>
+        <w:sz w:val="20"/>
+      </w:rPr>
+    </w:lvl>
+    <w:lvl w:ilvl="6" w:tentative="1">
+      <w:start w:val="1"/>
+      <w:numFmt w:val="bullet"/>
+      <w:lvlText w:val=""/>
+      <w:lvlJc w:val="left"/>
+      <w:pPr>
+        <w:tabs>
+          <w:tab w:val="num" w:pos="5040"/>
+        </w:tabs>
+        <w:ind w:left="5040" w:hanging="360"/>
+      </w:pPr>
+      <w:rPr>
+        <w:rFonts w:ascii="Wingdings" w:hAnsi="Wingdings" w:hint="default"/>
+        <w:sz w:val="20"/>
+      </w:rPr>
+    </w:lvl>
+    <w:lvl w:ilvl="7" w:tentative="1">
+      <w:start w:val="1"/>
+      <w:numFmt w:val="bullet"/>
+      <w:lvlText w:val=""/>
+      <w:lvlJc w:val="left"/>
+      <w:pPr>
+        <w:tabs>
+          <w:tab w:val="num" w:pos="5760"/>
+        </w:tabs>
+        <w:ind w:left="5760" w:hanging="360"/>
+      </w:pPr>
+      <w:rPr>
+        <w:rFonts w:ascii="Wingdings" w:hAnsi="Wingdings" w:hint="default"/>
+        <w:sz w:val="20"/>
+      </w:rPr>
+    </w:lvl>
+    <w:lvl w:ilvl="8" w:tentative="1">
+      <w:start w:val="1"/>
+      <w:numFmt w:val="bullet"/>
+      <w:lvlText w:val=""/>
+      <w:lvlJc w:val="left"/>
+      <w:pPr>
+        <w:tabs>
+          <w:tab w:val="num" w:pos="6480"/>
+        </w:tabs>
+        <w:ind w:left="6480" w:hanging="360"/>
+      </w:pPr>
+      <w:rPr>
+        <w:rFonts w:ascii="Wingdings" w:hAnsi="Wingdings" w:hint="default"/>
+        <w:sz w:val="20"/>
+      </w:rPr>
+    </w:lvl>
+  </w:abstractNum>
+  <w:abstractNum w:abstractNumId="16" w15:restartNumberingAfterBreak="0">
+    <w:nsid w:val="30E56EA1"/>
+    <w:multiLevelType w:val="multilevel"/>
+    <w:tmpl w:val="BE728EB2"/>
+    <w:lvl w:ilvl="0">
+      <w:start w:val="1"/>
+      <w:numFmt w:val="decimal"/>
+      <w:lvlText w:val="%1."/>
+      <w:lvlJc w:val="left"/>
+      <w:pPr>
+        <w:tabs>
+          <w:tab w:val="num" w:pos="720"/>
+        </w:tabs>
+        <w:ind w:left="720" w:hanging="360"/>
+      </w:pPr>
+    </w:lvl>
+    <w:lvl w:ilvl="1" w:tentative="1">
+      <w:start w:val="1"/>
+      <w:numFmt w:val="decimal"/>
+      <w:lvlText w:val="%2."/>
+      <w:lvlJc w:val="left"/>
+      <w:pPr>
+        <w:tabs>
+          <w:tab w:val="num" w:pos="1440"/>
+        </w:tabs>
+        <w:ind w:left="1440" w:hanging="360"/>
+      </w:pPr>
+    </w:lvl>
+    <w:lvl w:ilvl="2" w:tentative="1">
+      <w:start w:val="1"/>
+      <w:numFmt w:val="decimal"/>
+      <w:lvlText w:val="%3."/>
+      <w:lvlJc w:val="left"/>
+      <w:pPr>
+        <w:tabs>
+          <w:tab w:val="num" w:pos="2160"/>
+        </w:tabs>
+        <w:ind w:left="2160" w:hanging="360"/>
+      </w:pPr>
+    </w:lvl>
+    <w:lvl w:ilvl="3" w:tentative="1">
+      <w:start w:val="1"/>
+      <w:numFmt w:val="decimal"/>
+      <w:lvlText w:val="%4."/>
+      <w:lvlJc w:val="left"/>
+      <w:pPr>
+        <w:tabs>
+          <w:tab w:val="num" w:pos="2880"/>
+        </w:tabs>
+        <w:ind w:left="2880" w:hanging="360"/>
+      </w:pPr>
+    </w:lvl>
+    <w:lvl w:ilvl="4" w:tentative="1">
+      <w:start w:val="1"/>
+      <w:numFmt w:val="decimal"/>
+      <w:lvlText w:val="%5."/>
+      <w:lvlJc w:val="left"/>
+      <w:pPr>
+        <w:tabs>
+          <w:tab w:val="num" w:pos="3600"/>
+        </w:tabs>
+        <w:ind w:left="3600" w:hanging="360"/>
+      </w:pPr>
+    </w:lvl>
+    <w:lvl w:ilvl="5" w:tentative="1">
+      <w:start w:val="1"/>
+      <w:numFmt w:val="decimal"/>
+      <w:lvlText w:val="%6."/>
+      <w:lvlJc w:val="left"/>
+      <w:pPr>
+        <w:tabs>
+          <w:tab w:val="num" w:pos="4320"/>
+        </w:tabs>
+        <w:ind w:left="4320" w:hanging="360"/>
+      </w:pPr>
+    </w:lvl>
+    <w:lvl w:ilvl="6" w:tentative="1">
+      <w:start w:val="1"/>
+      <w:numFmt w:val="decimal"/>
+      <w:lvlText w:val="%7."/>
+      <w:lvlJc w:val="left"/>
+      <w:pPr>
+        <w:tabs>
+          <w:tab w:val="num" w:pos="5040"/>
+        </w:tabs>
+        <w:ind w:left="5040" w:hanging="360"/>
+      </w:pPr>
+    </w:lvl>
+    <w:lvl w:ilvl="7" w:tentative="1">
+      <w:start w:val="1"/>
+      <w:numFmt w:val="decimal"/>
+      <w:lvlText w:val="%8."/>
+      <w:lvlJc w:val="left"/>
+      <w:pPr>
+        <w:tabs>
+          <w:tab w:val="num" w:pos="5760"/>
+        </w:tabs>
+        <w:ind w:left="5760" w:hanging="360"/>
+      </w:pPr>
+    </w:lvl>
+    <w:lvl w:ilvl="8" w:tentative="1">
+      <w:start w:val="1"/>
+      <w:numFmt w:val="decimal"/>
+      <w:lvlText w:val="%9."/>
+      <w:lvlJc w:val="left"/>
+      <w:pPr>
+        <w:tabs>
+          <w:tab w:val="num" w:pos="6480"/>
+        </w:tabs>
+        <w:ind w:left="6480" w:hanging="360"/>
+      </w:pPr>
+    </w:lvl>
+  </w:abstractNum>
+  <w:abstractNum w:abstractNumId="17" w15:restartNumberingAfterBreak="0">
+    <w:nsid w:val="334E6706"/>
+    <w:multiLevelType w:val="multilevel"/>
+    <w:tmpl w:val="1A4C5E10"/>
+    <w:lvl w:ilvl="0">
+      <w:start w:val="1"/>
+      <w:numFmt w:val="bullet"/>
+      <w:lvlText w:val=""/>
+      <w:lvlJc w:val="left"/>
+      <w:pPr>
+        <w:tabs>
+          <w:tab w:val="num" w:pos="720"/>
+        </w:tabs>
+        <w:ind w:left="720" w:hanging="360"/>
+      </w:pPr>
+      <w:rPr>
+        <w:rFonts w:ascii="Symbol" w:hAnsi="Symbol" w:hint="default"/>
+        <w:sz w:val="20"/>
+      </w:rPr>
+    </w:lvl>
+    <w:lvl w:ilvl="1" w:tentative="1">
+      <w:start w:val="1"/>
+      <w:numFmt w:val="bullet"/>
+      <w:lvlText w:val="o"/>
+      <w:lvlJc w:val="left"/>
+      <w:pPr>
+        <w:tabs>
+          <w:tab w:val="num" w:pos="1440"/>
+        </w:tabs>
+        <w:ind w:left="1440" w:hanging="360"/>
+      </w:pPr>
+      <w:rPr>
+        <w:rFonts w:ascii="Courier New" w:hAnsi="Courier New" w:hint="default"/>
+        <w:sz w:val="20"/>
+      </w:rPr>
+    </w:lvl>
+    <w:lvl w:ilvl="2" w:tentative="1">
+      <w:start w:val="1"/>
+      <w:numFmt w:val="bullet"/>
+      <w:lvlText w:val=""/>
+      <w:lvlJc w:val="left"/>
+      <w:pPr>
+        <w:tabs>
+          <w:tab w:val="num" w:pos="2160"/>
+        </w:tabs>
+        <w:ind w:left="2160" w:hanging="360"/>
+      </w:pPr>
+      <w:rPr>
+        <w:rFonts w:ascii="Wingdings" w:hAnsi="Wingdings" w:hint="default"/>
+        <w:sz w:val="20"/>
+      </w:rPr>
+    </w:lvl>
+    <w:lvl w:ilvl="3" w:tentative="1">
+      <w:start w:val="1"/>
+      <w:numFmt w:val="bullet"/>
+      <w:lvlText w:val=""/>
+      <w:lvlJc w:val="left"/>
+      <w:pPr>
+        <w:tabs>
+          <w:tab w:val="num" w:pos="2880"/>
+        </w:tabs>
+        <w:ind w:left="2880" w:hanging="360"/>
+      </w:pPr>
+      <w:rPr>
+        <w:rFonts w:ascii="Wingdings" w:hAnsi="Wingdings" w:hint="default"/>
+        <w:sz w:val="20"/>
+      </w:rPr>
+    </w:lvl>
+    <w:lvl w:ilvl="4" w:tentative="1">
+      <w:start w:val="1"/>
+      <w:numFmt w:val="bullet"/>
+      <w:lvlText w:val=""/>
+      <w:lvlJc w:val="left"/>
+      <w:pPr>
+        <w:tabs>
+          <w:tab w:val="num" w:pos="3600"/>
+        </w:tabs>
+        <w:ind w:left="3600" w:hanging="360"/>
+      </w:pPr>
+      <w:rPr>
+        <w:rFonts w:ascii="Wingdings" w:hAnsi="Wingdings" w:hint="default"/>
+        <w:sz w:val="20"/>
+      </w:rPr>
+    </w:lvl>
+    <w:lvl w:ilvl="5" w:tentative="1">
+      <w:start w:val="1"/>
+      <w:numFmt w:val="bullet"/>
+      <w:lvlText w:val=""/>
+      <w:lvlJc w:val="left"/>
+      <w:pPr>
+        <w:tabs>
+          <w:tab w:val="num" w:pos="4320"/>
+        </w:tabs>
+        <w:ind w:left="4320" w:hanging="360"/>
+      </w:pPr>
+      <w:rPr>
+        <w:rFonts w:ascii="Wingdings" w:hAnsi="Wingdings" w:hint="default"/>
+        <w:sz w:val="20"/>
+      </w:rPr>
+    </w:lvl>
+    <w:lvl w:ilvl="6" w:tentative="1">
+      <w:start w:val="1"/>
+      <w:numFmt w:val="bullet"/>
+      <w:lvlText w:val=""/>
+      <w:lvlJc w:val="left"/>
+      <w:pPr>
+        <w:tabs>
+          <w:tab w:val="num" w:pos="5040"/>
+        </w:tabs>
+        <w:ind w:left="5040" w:hanging="360"/>
+      </w:pPr>
+      <w:rPr>
+        <w:rFonts w:ascii="Wingdings" w:hAnsi="Wingdings" w:hint="default"/>
+        <w:sz w:val="20"/>
+      </w:rPr>
+    </w:lvl>
+    <w:lvl w:ilvl="7" w:tentative="1">
+      <w:start w:val="1"/>
+      <w:numFmt w:val="bullet"/>
+      <w:lvlText w:val=""/>
+      <w:lvlJc w:val="left"/>
+      <w:pPr>
+        <w:tabs>
+          <w:tab w:val="num" w:pos="5760"/>
+        </w:tabs>
+        <w:ind w:left="5760" w:hanging="360"/>
+      </w:pPr>
+      <w:rPr>
+        <w:rFonts w:ascii="Wingdings" w:hAnsi="Wingdings" w:hint="default"/>
+        <w:sz w:val="20"/>
+      </w:rPr>
+    </w:lvl>
+    <w:lvl w:ilvl="8" w:tentative="1">
+      <w:start w:val="1"/>
+      <w:numFmt w:val="bullet"/>
+      <w:lvlText w:val=""/>
+      <w:lvlJc w:val="left"/>
+      <w:pPr>
+        <w:tabs>
+          <w:tab w:val="num" w:pos="6480"/>
+        </w:tabs>
+        <w:ind w:left="6480" w:hanging="360"/>
+      </w:pPr>
+      <w:rPr>
+        <w:rFonts w:ascii="Wingdings" w:hAnsi="Wingdings" w:hint="default"/>
+        <w:sz w:val="20"/>
+      </w:rPr>
+    </w:lvl>
+  </w:abstractNum>
+  <w:abstractNum w:abstractNumId="18" w15:restartNumberingAfterBreak="0">
+    <w:nsid w:val="363F59C3"/>
+    <w:multiLevelType w:val="multilevel"/>
+    <w:tmpl w:val="CFE29704"/>
+    <w:lvl w:ilvl="0">
+      <w:start w:val="1"/>
+      <w:numFmt w:val="bullet"/>
+      <w:lvlText w:val=""/>
+      <w:lvlJc w:val="left"/>
+      <w:pPr>
+        <w:tabs>
+          <w:tab w:val="num" w:pos="720"/>
+        </w:tabs>
+        <w:ind w:left="720" w:hanging="360"/>
+      </w:pPr>
+      <w:rPr>
+        <w:rFonts w:ascii="Symbol" w:hAnsi="Symbol" w:hint="default"/>
+        <w:sz w:val="20"/>
+      </w:rPr>
+    </w:lvl>
+    <w:lvl w:ilvl="1" w:tentative="1">
+      <w:start w:val="1"/>
+      <w:numFmt w:val="bullet"/>
+      <w:lvlText w:val="o"/>
+      <w:lvlJc w:val="left"/>
+      <w:pPr>
+        <w:tabs>
+          <w:tab w:val="num" w:pos="1440"/>
+        </w:tabs>
+        <w:ind w:left="1440" w:hanging="360"/>
+      </w:pPr>
+      <w:rPr>
+        <w:rFonts w:ascii="Courier New" w:hAnsi="Courier New" w:hint="default"/>
+        <w:sz w:val="20"/>
+      </w:rPr>
+    </w:lvl>
+    <w:lvl w:ilvl="2" w:tentative="1">
+      <w:start w:val="1"/>
+      <w:numFmt w:val="bullet"/>
+      <w:lvlText w:val=""/>
+      <w:lvlJc w:val="left"/>
+      <w:pPr>
+        <w:tabs>
+          <w:tab w:val="num" w:pos="2160"/>
+        </w:tabs>
+        <w:ind w:left="2160" w:hanging="360"/>
+      </w:pPr>
+      <w:rPr>
+        <w:rFonts w:ascii="Wingdings" w:hAnsi="Wingdings" w:hint="default"/>
+        <w:sz w:val="20"/>
+      </w:rPr>
+    </w:lvl>
+    <w:lvl w:ilvl="3" w:tentative="1">
+      <w:start w:val="1"/>
+      <w:numFmt w:val="bullet"/>
+      <w:lvlText w:val=""/>
+      <w:lvlJc w:val="left"/>
+      <w:pPr>
+        <w:tabs>
+          <w:tab w:val="num" w:pos="2880"/>
+        </w:tabs>
+        <w:ind w:left="2880" w:hanging="360"/>
+      </w:pPr>
+      <w:rPr>
+        <w:rFonts w:ascii="Wingdings" w:hAnsi="Wingdings" w:hint="default"/>
+        <w:sz w:val="20"/>
+      </w:rPr>
+    </w:lvl>
+    <w:lvl w:ilvl="4" w:tentative="1">
+      <w:start w:val="1"/>
+      <w:numFmt w:val="bullet"/>
+      <w:lvlText w:val=""/>
+      <w:lvlJc w:val="left"/>
+      <w:pPr>
+        <w:tabs>
+          <w:tab w:val="num" w:pos="3600"/>
+        </w:tabs>
+        <w:ind w:left="3600" w:hanging="360"/>
+      </w:pPr>
+      <w:rPr>
+        <w:rFonts w:ascii="Wingdings" w:hAnsi="Wingdings" w:hint="default"/>
+        <w:sz w:val="20"/>
+      </w:rPr>
+    </w:lvl>
+    <w:lvl w:ilvl="5" w:tentative="1">
+      <w:start w:val="1"/>
+      <w:numFmt w:val="bullet"/>
+      <w:lvlText w:val=""/>
+      <w:lvlJc w:val="left"/>
+      <w:pPr>
+        <w:tabs>
+          <w:tab w:val="num" w:pos="4320"/>
+        </w:tabs>
+        <w:ind w:left="4320" w:hanging="360"/>
+      </w:pPr>
+      <w:rPr>
+        <w:rFonts w:ascii="Wingdings" w:hAnsi="Wingdings" w:hint="default"/>
+        <w:sz w:val="20"/>
+      </w:rPr>
+    </w:lvl>
+    <w:lvl w:ilvl="6" w:tentative="1">
+      <w:start w:val="1"/>
+      <w:numFmt w:val="bullet"/>
+      <w:lvlText w:val=""/>
+      <w:lvlJc w:val="left"/>
+      <w:pPr>
+        <w:tabs>
+          <w:tab w:val="num" w:pos="5040"/>
+        </w:tabs>
+        <w:ind w:left="5040" w:hanging="360"/>
+      </w:pPr>
+      <w:rPr>
+        <w:rFonts w:ascii="Wingdings" w:hAnsi="Wingdings" w:hint="default"/>
+        <w:sz w:val="20"/>
+      </w:rPr>
+    </w:lvl>
+    <w:lvl w:ilvl="7" w:tentative="1">
+      <w:start w:val="1"/>
+      <w:numFmt w:val="bullet"/>
+      <w:lvlText w:val=""/>
+      <w:lvlJc w:val="left"/>
+      <w:pPr>
+        <w:tabs>
+          <w:tab w:val="num" w:pos="5760"/>
+        </w:tabs>
+        <w:ind w:left="5760" w:hanging="360"/>
+      </w:pPr>
+      <w:rPr>
+        <w:rFonts w:ascii="Wingdings" w:hAnsi="Wingdings" w:hint="default"/>
+        <w:sz w:val="20"/>
+      </w:rPr>
+    </w:lvl>
+    <w:lvl w:ilvl="8" w:tentative="1">
+      <w:start w:val="1"/>
+      <w:numFmt w:val="bullet"/>
+      <w:lvlText w:val=""/>
+      <w:lvlJc w:val="left"/>
+      <w:pPr>
+        <w:tabs>
+          <w:tab w:val="num" w:pos="6480"/>
+        </w:tabs>
+        <w:ind w:left="6480" w:hanging="360"/>
+      </w:pPr>
+      <w:rPr>
+        <w:rFonts w:ascii="Wingdings" w:hAnsi="Wingdings" w:hint="default"/>
+        <w:sz w:val="20"/>
+      </w:rPr>
+    </w:lvl>
+  </w:abstractNum>
+  <w:abstractNum w:abstractNumId="19" w15:restartNumberingAfterBreak="0">
+    <w:nsid w:val="368E1F8C"/>
+    <w:multiLevelType w:val="multilevel"/>
+    <w:tmpl w:val="DA989A4E"/>
+    <w:lvl w:ilvl="0">
+      <w:start w:val="1"/>
+      <w:numFmt w:val="bullet"/>
+      <w:lvlText w:val=""/>
+      <w:lvlJc w:val="left"/>
+      <w:pPr>
+        <w:tabs>
+          <w:tab w:val="num" w:pos="720"/>
+        </w:tabs>
+        <w:ind w:left="720" w:hanging="360"/>
+      </w:pPr>
+      <w:rPr>
+        <w:rFonts w:ascii="Symbol" w:hAnsi="Symbol" w:hint="default"/>
+        <w:sz w:val="20"/>
+      </w:rPr>
+    </w:lvl>
+    <w:lvl w:ilvl="1" w:tentative="1">
+      <w:start w:val="1"/>
+      <w:numFmt w:val="bullet"/>
+      <w:lvlText w:val="o"/>
+      <w:lvlJc w:val="left"/>
+      <w:pPr>
+        <w:tabs>
+          <w:tab w:val="num" w:pos="1440"/>
+        </w:tabs>
+        <w:ind w:left="1440" w:hanging="360"/>
+      </w:pPr>
+      <w:rPr>
+        <w:rFonts w:ascii="Courier New" w:hAnsi="Courier New" w:hint="default"/>
+        <w:sz w:val="20"/>
+      </w:rPr>
+    </w:lvl>
+    <w:lvl w:ilvl="2" w:tentative="1">
+      <w:start w:val="1"/>
+      <w:numFmt w:val="bullet"/>
+      <w:lvlText w:val=""/>
+      <w:lvlJc w:val="left"/>
+      <w:pPr>
+        <w:tabs>
+          <w:tab w:val="num" w:pos="2160"/>
+        </w:tabs>
+        <w:ind w:left="2160" w:hanging="360"/>
+      </w:pPr>
+      <w:rPr>
+        <w:rFonts w:ascii="Wingdings" w:hAnsi="Wingdings" w:hint="default"/>
+        <w:sz w:val="20"/>
+      </w:rPr>
+    </w:lvl>
+    <w:lvl w:ilvl="3" w:tentative="1">
+      <w:start w:val="1"/>
+      <w:numFmt w:val="bullet"/>
+      <w:lvlText w:val=""/>
+      <w:lvlJc w:val="left"/>
+      <w:pPr>
+        <w:tabs>
+          <w:tab w:val="num" w:pos="2880"/>
+        </w:tabs>
+        <w:ind w:left="2880" w:hanging="360"/>
+      </w:pPr>
+      <w:rPr>
+        <w:rFonts w:ascii="Wingdings" w:hAnsi="Wingdings" w:hint="default"/>
+        <w:sz w:val="20"/>
+      </w:rPr>
+    </w:lvl>
+    <w:lvl w:ilvl="4" w:tentative="1">
+      <w:start w:val="1"/>
+      <w:numFmt w:val="bullet"/>
+      <w:lvlText w:val=""/>
+      <w:lvlJc w:val="left"/>
+      <w:pPr>
+        <w:tabs>
+          <w:tab w:val="num" w:pos="3600"/>
+        </w:tabs>
+        <w:ind w:left="3600" w:hanging="360"/>
+      </w:pPr>
+      <w:rPr>
+        <w:rFonts w:ascii="Wingdings" w:hAnsi="Wingdings" w:hint="default"/>
+        <w:sz w:val="20"/>
+      </w:rPr>
+    </w:lvl>
+    <w:lvl w:ilvl="5" w:tentative="1">
+      <w:start w:val="1"/>
+      <w:numFmt w:val="bullet"/>
+      <w:lvlText w:val=""/>
+      <w:lvlJc w:val="left"/>
+      <w:pPr>
+        <w:tabs>
+          <w:tab w:val="num" w:pos="4320"/>
+        </w:tabs>
+        <w:ind w:left="4320" w:hanging="360"/>
+      </w:pPr>
+      <w:rPr>
+        <w:rFonts w:ascii="Wingdings" w:hAnsi="Wingdings" w:hint="default"/>
+        <w:sz w:val="20"/>
+      </w:rPr>
+    </w:lvl>
+    <w:lvl w:ilvl="6" w:tentative="1">
+      <w:start w:val="1"/>
+      <w:numFmt w:val="bullet"/>
+      <w:lvlText w:val=""/>
+      <w:lvlJc w:val="left"/>
+      <w:pPr>
+        <w:tabs>
+          <w:tab w:val="num" w:pos="5040"/>
+        </w:tabs>
+        <w:ind w:left="5040" w:hanging="360"/>
+      </w:pPr>
+      <w:rPr>
+        <w:rFonts w:ascii="Wingdings" w:hAnsi="Wingdings" w:hint="default"/>
+        <w:sz w:val="20"/>
+      </w:rPr>
+    </w:lvl>
+    <w:lvl w:ilvl="7" w:tentative="1">
+      <w:start w:val="1"/>
+      <w:numFmt w:val="bullet"/>
+      <w:lvlText w:val=""/>
+      <w:lvlJc w:val="left"/>
+      <w:pPr>
+        <w:tabs>
+          <w:tab w:val="num" w:pos="5760"/>
+        </w:tabs>
+        <w:ind w:left="5760" w:hanging="360"/>
+      </w:pPr>
+      <w:rPr>
+        <w:rFonts w:ascii="Wingdings" w:hAnsi="Wingdings" w:hint="default"/>
+        <w:sz w:val="20"/>
+      </w:rPr>
+    </w:lvl>
+    <w:lvl w:ilvl="8" w:tentative="1">
+      <w:start w:val="1"/>
+      <w:numFmt w:val="bullet"/>
+      <w:lvlText w:val=""/>
+      <w:lvlJc w:val="left"/>
+      <w:pPr>
+        <w:tabs>
+          <w:tab w:val="num" w:pos="6480"/>
+        </w:tabs>
+        <w:ind w:left="6480" w:hanging="360"/>
+      </w:pPr>
+      <w:rPr>
+        <w:rFonts w:ascii="Wingdings" w:hAnsi="Wingdings" w:hint="default"/>
+        <w:sz w:val="20"/>
+      </w:rPr>
+    </w:lvl>
+  </w:abstractNum>
+  <w:abstractNum w:abstractNumId="20" w15:restartNumberingAfterBreak="0">
     <w:nsid w:val="373060B9"/>
     <w:multiLevelType w:val="multilevel"/>
     <w:tmpl w:val="AD368796"/>
@@ -1917,7 +4313,305 @@
       </w:rPr>
     </w:lvl>
   </w:abstractNum>
-  <w:abstractNum w:abstractNumId="6" w15:restartNumberingAfterBreak="0">
+  <w:abstractNum w:abstractNumId="21" w15:restartNumberingAfterBreak="0">
+    <w:nsid w:val="3B9E6417"/>
+    <w:multiLevelType w:val="multilevel"/>
+    <w:tmpl w:val="23DE4550"/>
+    <w:lvl w:ilvl="0">
+      <w:start w:val="1"/>
+      <w:numFmt w:val="bullet"/>
+      <w:lvlText w:val=""/>
+      <w:lvlJc w:val="left"/>
+      <w:pPr>
+        <w:tabs>
+          <w:tab w:val="num" w:pos="720"/>
+        </w:tabs>
+        <w:ind w:left="720" w:hanging="360"/>
+      </w:pPr>
+      <w:rPr>
+        <w:rFonts w:ascii="Symbol" w:hAnsi="Symbol" w:hint="default"/>
+        <w:sz w:val="20"/>
+      </w:rPr>
+    </w:lvl>
+    <w:lvl w:ilvl="1" w:tentative="1">
+      <w:start w:val="1"/>
+      <w:numFmt w:val="bullet"/>
+      <w:lvlText w:val="o"/>
+      <w:lvlJc w:val="left"/>
+      <w:pPr>
+        <w:tabs>
+          <w:tab w:val="num" w:pos="1440"/>
+        </w:tabs>
+        <w:ind w:left="1440" w:hanging="360"/>
+      </w:pPr>
+      <w:rPr>
+        <w:rFonts w:ascii="Courier New" w:hAnsi="Courier New" w:hint="default"/>
+        <w:sz w:val="20"/>
+      </w:rPr>
+    </w:lvl>
+    <w:lvl w:ilvl="2" w:tentative="1">
+      <w:start w:val="1"/>
+      <w:numFmt w:val="bullet"/>
+      <w:lvlText w:val=""/>
+      <w:lvlJc w:val="left"/>
+      <w:pPr>
+        <w:tabs>
+          <w:tab w:val="num" w:pos="2160"/>
+        </w:tabs>
+        <w:ind w:left="2160" w:hanging="360"/>
+      </w:pPr>
+      <w:rPr>
+        <w:rFonts w:ascii="Wingdings" w:hAnsi="Wingdings" w:hint="default"/>
+        <w:sz w:val="20"/>
+      </w:rPr>
+    </w:lvl>
+    <w:lvl w:ilvl="3" w:tentative="1">
+      <w:start w:val="1"/>
+      <w:numFmt w:val="bullet"/>
+      <w:lvlText w:val=""/>
+      <w:lvlJc w:val="left"/>
+      <w:pPr>
+        <w:tabs>
+          <w:tab w:val="num" w:pos="2880"/>
+        </w:tabs>
+        <w:ind w:left="2880" w:hanging="360"/>
+      </w:pPr>
+      <w:rPr>
+        <w:rFonts w:ascii="Wingdings" w:hAnsi="Wingdings" w:hint="default"/>
+        <w:sz w:val="20"/>
+      </w:rPr>
+    </w:lvl>
+    <w:lvl w:ilvl="4" w:tentative="1">
+      <w:start w:val="1"/>
+      <w:numFmt w:val="bullet"/>
+      <w:lvlText w:val=""/>
+      <w:lvlJc w:val="left"/>
+      <w:pPr>
+        <w:tabs>
+          <w:tab w:val="num" w:pos="3600"/>
+        </w:tabs>
+        <w:ind w:left="3600" w:hanging="360"/>
+      </w:pPr>
+      <w:rPr>
+        <w:rFonts w:ascii="Wingdings" w:hAnsi="Wingdings" w:hint="default"/>
+        <w:sz w:val="20"/>
+      </w:rPr>
+    </w:lvl>
+    <w:lvl w:ilvl="5" w:tentative="1">
+      <w:start w:val="1"/>
+      <w:numFmt w:val="bullet"/>
+      <w:lvlText w:val=""/>
+      <w:lvlJc w:val="left"/>
+      <w:pPr>
+        <w:tabs>
+          <w:tab w:val="num" w:pos="4320"/>
+        </w:tabs>
+        <w:ind w:left="4320" w:hanging="360"/>
+      </w:pPr>
+      <w:rPr>
+        <w:rFonts w:ascii="Wingdings" w:hAnsi="Wingdings" w:hint="default"/>
+        <w:sz w:val="20"/>
+      </w:rPr>
+    </w:lvl>
+    <w:lvl w:ilvl="6" w:tentative="1">
+      <w:start w:val="1"/>
+      <w:numFmt w:val="bullet"/>
+      <w:lvlText w:val=""/>
+      <w:lvlJc w:val="left"/>
+      <w:pPr>
+        <w:tabs>
+          <w:tab w:val="num" w:pos="5040"/>
+        </w:tabs>
+        <w:ind w:left="5040" w:hanging="360"/>
+      </w:pPr>
+      <w:rPr>
+        <w:rFonts w:ascii="Wingdings" w:hAnsi="Wingdings" w:hint="default"/>
+        <w:sz w:val="20"/>
+      </w:rPr>
+    </w:lvl>
+    <w:lvl w:ilvl="7" w:tentative="1">
+      <w:start w:val="1"/>
+      <w:numFmt w:val="bullet"/>
+      <w:lvlText w:val=""/>
+      <w:lvlJc w:val="left"/>
+      <w:pPr>
+        <w:tabs>
+          <w:tab w:val="num" w:pos="5760"/>
+        </w:tabs>
+        <w:ind w:left="5760" w:hanging="360"/>
+      </w:pPr>
+      <w:rPr>
+        <w:rFonts w:ascii="Wingdings" w:hAnsi="Wingdings" w:hint="default"/>
+        <w:sz w:val="20"/>
+      </w:rPr>
+    </w:lvl>
+    <w:lvl w:ilvl="8" w:tentative="1">
+      <w:start w:val="1"/>
+      <w:numFmt w:val="bullet"/>
+      <w:lvlText w:val=""/>
+      <w:lvlJc w:val="left"/>
+      <w:pPr>
+        <w:tabs>
+          <w:tab w:val="num" w:pos="6480"/>
+        </w:tabs>
+        <w:ind w:left="6480" w:hanging="360"/>
+      </w:pPr>
+      <w:rPr>
+        <w:rFonts w:ascii="Wingdings" w:hAnsi="Wingdings" w:hint="default"/>
+        <w:sz w:val="20"/>
+      </w:rPr>
+    </w:lvl>
+  </w:abstractNum>
+  <w:abstractNum w:abstractNumId="22" w15:restartNumberingAfterBreak="0">
+    <w:nsid w:val="3C4C7A15"/>
+    <w:multiLevelType w:val="multilevel"/>
+    <w:tmpl w:val="72C0A25C"/>
+    <w:lvl w:ilvl="0">
+      <w:start w:val="1"/>
+      <w:numFmt w:val="bullet"/>
+      <w:lvlText w:val=""/>
+      <w:lvlJc w:val="left"/>
+      <w:pPr>
+        <w:tabs>
+          <w:tab w:val="num" w:pos="720"/>
+        </w:tabs>
+        <w:ind w:left="720" w:hanging="360"/>
+      </w:pPr>
+      <w:rPr>
+        <w:rFonts w:ascii="Symbol" w:hAnsi="Symbol" w:hint="default"/>
+        <w:sz w:val="20"/>
+      </w:rPr>
+    </w:lvl>
+    <w:lvl w:ilvl="1" w:tentative="1">
+      <w:start w:val="1"/>
+      <w:numFmt w:val="bullet"/>
+      <w:lvlText w:val="o"/>
+      <w:lvlJc w:val="left"/>
+      <w:pPr>
+        <w:tabs>
+          <w:tab w:val="num" w:pos="1440"/>
+        </w:tabs>
+        <w:ind w:left="1440" w:hanging="360"/>
+      </w:pPr>
+      <w:rPr>
+        <w:rFonts w:ascii="Courier New" w:hAnsi="Courier New" w:hint="default"/>
+        <w:sz w:val="20"/>
+      </w:rPr>
+    </w:lvl>
+    <w:lvl w:ilvl="2" w:tentative="1">
+      <w:start w:val="1"/>
+      <w:numFmt w:val="bullet"/>
+      <w:lvlText w:val=""/>
+      <w:lvlJc w:val="left"/>
+      <w:pPr>
+        <w:tabs>
+          <w:tab w:val="num" w:pos="2160"/>
+        </w:tabs>
+        <w:ind w:left="2160" w:hanging="360"/>
+      </w:pPr>
+      <w:rPr>
+        <w:rFonts w:ascii="Wingdings" w:hAnsi="Wingdings" w:hint="default"/>
+        <w:sz w:val="20"/>
+      </w:rPr>
+    </w:lvl>
+    <w:lvl w:ilvl="3" w:tentative="1">
+      <w:start w:val="1"/>
+      <w:numFmt w:val="bullet"/>
+      <w:lvlText w:val=""/>
+      <w:lvlJc w:val="left"/>
+      <w:pPr>
+        <w:tabs>
+          <w:tab w:val="num" w:pos="2880"/>
+        </w:tabs>
+        <w:ind w:left="2880" w:hanging="360"/>
+      </w:pPr>
+      <w:rPr>
+        <w:rFonts w:ascii="Wingdings" w:hAnsi="Wingdings" w:hint="default"/>
+        <w:sz w:val="20"/>
+      </w:rPr>
+    </w:lvl>
+    <w:lvl w:ilvl="4" w:tentative="1">
+      <w:start w:val="1"/>
+      <w:numFmt w:val="bullet"/>
+      <w:lvlText w:val=""/>
+      <w:lvlJc w:val="left"/>
+      <w:pPr>
+        <w:tabs>
+          <w:tab w:val="num" w:pos="3600"/>
+        </w:tabs>
+        <w:ind w:left="3600" w:hanging="360"/>
+      </w:pPr>
+      <w:rPr>
+        <w:rFonts w:ascii="Wingdings" w:hAnsi="Wingdings" w:hint="default"/>
+        <w:sz w:val="20"/>
+      </w:rPr>
+    </w:lvl>
+    <w:lvl w:ilvl="5" w:tentative="1">
+      <w:start w:val="1"/>
+      <w:numFmt w:val="bullet"/>
+      <w:lvlText w:val=""/>
+      <w:lvlJc w:val="left"/>
+      <w:pPr>
+        <w:tabs>
+          <w:tab w:val="num" w:pos="4320"/>
+        </w:tabs>
+        <w:ind w:left="4320" w:hanging="360"/>
+      </w:pPr>
+      <w:rPr>
+        <w:rFonts w:ascii="Wingdings" w:hAnsi="Wingdings" w:hint="default"/>
+        <w:sz w:val="20"/>
+      </w:rPr>
+    </w:lvl>
+    <w:lvl w:ilvl="6" w:tentative="1">
+      <w:start w:val="1"/>
+      <w:numFmt w:val="bullet"/>
+      <w:lvlText w:val=""/>
+      <w:lvlJc w:val="left"/>
+      <w:pPr>
+        <w:tabs>
+          <w:tab w:val="num" w:pos="5040"/>
+        </w:tabs>
+        <w:ind w:left="5040" w:hanging="360"/>
+      </w:pPr>
+      <w:rPr>
+        <w:rFonts w:ascii="Wingdings" w:hAnsi="Wingdings" w:hint="default"/>
+        <w:sz w:val="20"/>
+      </w:rPr>
+    </w:lvl>
+    <w:lvl w:ilvl="7" w:tentative="1">
+      <w:start w:val="1"/>
+      <w:numFmt w:val="bullet"/>
+      <w:lvlText w:val=""/>
+      <w:lvlJc w:val="left"/>
+      <w:pPr>
+        <w:tabs>
+          <w:tab w:val="num" w:pos="5760"/>
+        </w:tabs>
+        <w:ind w:left="5760" w:hanging="360"/>
+      </w:pPr>
+      <w:rPr>
+        <w:rFonts w:ascii="Wingdings" w:hAnsi="Wingdings" w:hint="default"/>
+        <w:sz w:val="20"/>
+      </w:rPr>
+    </w:lvl>
+    <w:lvl w:ilvl="8" w:tentative="1">
+      <w:start w:val="1"/>
+      <w:numFmt w:val="bullet"/>
+      <w:lvlText w:val=""/>
+      <w:lvlJc w:val="left"/>
+      <w:pPr>
+        <w:tabs>
+          <w:tab w:val="num" w:pos="6480"/>
+        </w:tabs>
+        <w:ind w:left="6480" w:hanging="360"/>
+      </w:pPr>
+      <w:rPr>
+        <w:rFonts w:ascii="Wingdings" w:hAnsi="Wingdings" w:hint="default"/>
+        <w:sz w:val="20"/>
+      </w:rPr>
+    </w:lvl>
+  </w:abstractNum>
+  <w:abstractNum w:abstractNumId="23" w15:restartNumberingAfterBreak="0">
     <w:nsid w:val="41867D3F"/>
     <w:multiLevelType w:val="multilevel"/>
     <w:tmpl w:val="5E90339E"/>
@@ -2066,7 +4760,978 @@
       </w:rPr>
     </w:lvl>
   </w:abstractNum>
-  <w:abstractNum w:abstractNumId="7" w15:restartNumberingAfterBreak="0">
+  <w:abstractNum w:abstractNumId="24" w15:restartNumberingAfterBreak="0">
+    <w:nsid w:val="42E461D8"/>
+    <w:multiLevelType w:val="multilevel"/>
+    <w:tmpl w:val="E74621A0"/>
+    <w:lvl w:ilvl="0">
+      <w:start w:val="1"/>
+      <w:numFmt w:val="bullet"/>
+      <w:lvlText w:val=""/>
+      <w:lvlJc w:val="left"/>
+      <w:pPr>
+        <w:tabs>
+          <w:tab w:val="num" w:pos="720"/>
+        </w:tabs>
+        <w:ind w:left="720" w:hanging="360"/>
+      </w:pPr>
+      <w:rPr>
+        <w:rFonts w:ascii="Symbol" w:hAnsi="Symbol" w:hint="default"/>
+        <w:sz w:val="20"/>
+      </w:rPr>
+    </w:lvl>
+    <w:lvl w:ilvl="1" w:tentative="1">
+      <w:start w:val="1"/>
+      <w:numFmt w:val="bullet"/>
+      <w:lvlText w:val="o"/>
+      <w:lvlJc w:val="left"/>
+      <w:pPr>
+        <w:tabs>
+          <w:tab w:val="num" w:pos="1440"/>
+        </w:tabs>
+        <w:ind w:left="1440" w:hanging="360"/>
+      </w:pPr>
+      <w:rPr>
+        <w:rFonts w:ascii="Courier New" w:hAnsi="Courier New" w:hint="default"/>
+        <w:sz w:val="20"/>
+      </w:rPr>
+    </w:lvl>
+    <w:lvl w:ilvl="2" w:tentative="1">
+      <w:start w:val="1"/>
+      <w:numFmt w:val="bullet"/>
+      <w:lvlText w:val=""/>
+      <w:lvlJc w:val="left"/>
+      <w:pPr>
+        <w:tabs>
+          <w:tab w:val="num" w:pos="2160"/>
+        </w:tabs>
+        <w:ind w:left="2160" w:hanging="360"/>
+      </w:pPr>
+      <w:rPr>
+        <w:rFonts w:ascii="Wingdings" w:hAnsi="Wingdings" w:hint="default"/>
+        <w:sz w:val="20"/>
+      </w:rPr>
+    </w:lvl>
+    <w:lvl w:ilvl="3" w:tentative="1">
+      <w:start w:val="1"/>
+      <w:numFmt w:val="bullet"/>
+      <w:lvlText w:val=""/>
+      <w:lvlJc w:val="left"/>
+      <w:pPr>
+        <w:tabs>
+          <w:tab w:val="num" w:pos="2880"/>
+        </w:tabs>
+        <w:ind w:left="2880" w:hanging="360"/>
+      </w:pPr>
+      <w:rPr>
+        <w:rFonts w:ascii="Wingdings" w:hAnsi="Wingdings" w:hint="default"/>
+        <w:sz w:val="20"/>
+      </w:rPr>
+    </w:lvl>
+    <w:lvl w:ilvl="4" w:tentative="1">
+      <w:start w:val="1"/>
+      <w:numFmt w:val="bullet"/>
+      <w:lvlText w:val=""/>
+      <w:lvlJc w:val="left"/>
+      <w:pPr>
+        <w:tabs>
+          <w:tab w:val="num" w:pos="3600"/>
+        </w:tabs>
+        <w:ind w:left="3600" w:hanging="360"/>
+      </w:pPr>
+      <w:rPr>
+        <w:rFonts w:ascii="Wingdings" w:hAnsi="Wingdings" w:hint="default"/>
+        <w:sz w:val="20"/>
+      </w:rPr>
+    </w:lvl>
+    <w:lvl w:ilvl="5" w:tentative="1">
+      <w:start w:val="1"/>
+      <w:numFmt w:val="bullet"/>
+      <w:lvlText w:val=""/>
+      <w:lvlJc w:val="left"/>
+      <w:pPr>
+        <w:tabs>
+          <w:tab w:val="num" w:pos="4320"/>
+        </w:tabs>
+        <w:ind w:left="4320" w:hanging="360"/>
+      </w:pPr>
+      <w:rPr>
+        <w:rFonts w:ascii="Wingdings" w:hAnsi="Wingdings" w:hint="default"/>
+        <w:sz w:val="20"/>
+      </w:rPr>
+    </w:lvl>
+    <w:lvl w:ilvl="6" w:tentative="1">
+      <w:start w:val="1"/>
+      <w:numFmt w:val="bullet"/>
+      <w:lvlText w:val=""/>
+      <w:lvlJc w:val="left"/>
+      <w:pPr>
+        <w:tabs>
+          <w:tab w:val="num" w:pos="5040"/>
+        </w:tabs>
+        <w:ind w:left="5040" w:hanging="360"/>
+      </w:pPr>
+      <w:rPr>
+        <w:rFonts w:ascii="Wingdings" w:hAnsi="Wingdings" w:hint="default"/>
+        <w:sz w:val="20"/>
+      </w:rPr>
+    </w:lvl>
+    <w:lvl w:ilvl="7" w:tentative="1">
+      <w:start w:val="1"/>
+      <w:numFmt w:val="bullet"/>
+      <w:lvlText w:val=""/>
+      <w:lvlJc w:val="left"/>
+      <w:pPr>
+        <w:tabs>
+          <w:tab w:val="num" w:pos="5760"/>
+        </w:tabs>
+        <w:ind w:left="5760" w:hanging="360"/>
+      </w:pPr>
+      <w:rPr>
+        <w:rFonts w:ascii="Wingdings" w:hAnsi="Wingdings" w:hint="default"/>
+        <w:sz w:val="20"/>
+      </w:rPr>
+    </w:lvl>
+    <w:lvl w:ilvl="8" w:tentative="1">
+      <w:start w:val="1"/>
+      <w:numFmt w:val="bullet"/>
+      <w:lvlText w:val=""/>
+      <w:lvlJc w:val="left"/>
+      <w:pPr>
+        <w:tabs>
+          <w:tab w:val="num" w:pos="6480"/>
+        </w:tabs>
+        <w:ind w:left="6480" w:hanging="360"/>
+      </w:pPr>
+      <w:rPr>
+        <w:rFonts w:ascii="Wingdings" w:hAnsi="Wingdings" w:hint="default"/>
+        <w:sz w:val="20"/>
+      </w:rPr>
+    </w:lvl>
+  </w:abstractNum>
+  <w:abstractNum w:abstractNumId="25" w15:restartNumberingAfterBreak="0">
+    <w:nsid w:val="42E74F73"/>
+    <w:multiLevelType w:val="multilevel"/>
+    <w:tmpl w:val="7DCA4D76"/>
+    <w:lvl w:ilvl="0">
+      <w:start w:val="1"/>
+      <w:numFmt w:val="bullet"/>
+      <w:lvlText w:val=""/>
+      <w:lvlJc w:val="left"/>
+      <w:pPr>
+        <w:tabs>
+          <w:tab w:val="num" w:pos="720"/>
+        </w:tabs>
+        <w:ind w:left="720" w:hanging="360"/>
+      </w:pPr>
+      <w:rPr>
+        <w:rFonts w:ascii="Symbol" w:hAnsi="Symbol" w:hint="default"/>
+        <w:sz w:val="20"/>
+      </w:rPr>
+    </w:lvl>
+    <w:lvl w:ilvl="1" w:tentative="1">
+      <w:start w:val="1"/>
+      <w:numFmt w:val="bullet"/>
+      <w:lvlText w:val="o"/>
+      <w:lvlJc w:val="left"/>
+      <w:pPr>
+        <w:tabs>
+          <w:tab w:val="num" w:pos="1440"/>
+        </w:tabs>
+        <w:ind w:left="1440" w:hanging="360"/>
+      </w:pPr>
+      <w:rPr>
+        <w:rFonts w:ascii="Courier New" w:hAnsi="Courier New" w:hint="default"/>
+        <w:sz w:val="20"/>
+      </w:rPr>
+    </w:lvl>
+    <w:lvl w:ilvl="2" w:tentative="1">
+      <w:start w:val="1"/>
+      <w:numFmt w:val="bullet"/>
+      <w:lvlText w:val=""/>
+      <w:lvlJc w:val="left"/>
+      <w:pPr>
+        <w:tabs>
+          <w:tab w:val="num" w:pos="2160"/>
+        </w:tabs>
+        <w:ind w:left="2160" w:hanging="360"/>
+      </w:pPr>
+      <w:rPr>
+        <w:rFonts w:ascii="Wingdings" w:hAnsi="Wingdings" w:hint="default"/>
+        <w:sz w:val="20"/>
+      </w:rPr>
+    </w:lvl>
+    <w:lvl w:ilvl="3" w:tentative="1">
+      <w:start w:val="1"/>
+      <w:numFmt w:val="bullet"/>
+      <w:lvlText w:val=""/>
+      <w:lvlJc w:val="left"/>
+      <w:pPr>
+        <w:tabs>
+          <w:tab w:val="num" w:pos="2880"/>
+        </w:tabs>
+        <w:ind w:left="2880" w:hanging="360"/>
+      </w:pPr>
+      <w:rPr>
+        <w:rFonts w:ascii="Wingdings" w:hAnsi="Wingdings" w:hint="default"/>
+        <w:sz w:val="20"/>
+      </w:rPr>
+    </w:lvl>
+    <w:lvl w:ilvl="4" w:tentative="1">
+      <w:start w:val="1"/>
+      <w:numFmt w:val="bullet"/>
+      <w:lvlText w:val=""/>
+      <w:lvlJc w:val="left"/>
+      <w:pPr>
+        <w:tabs>
+          <w:tab w:val="num" w:pos="3600"/>
+        </w:tabs>
+        <w:ind w:left="3600" w:hanging="360"/>
+      </w:pPr>
+      <w:rPr>
+        <w:rFonts w:ascii="Wingdings" w:hAnsi="Wingdings" w:hint="default"/>
+        <w:sz w:val="20"/>
+      </w:rPr>
+    </w:lvl>
+    <w:lvl w:ilvl="5" w:tentative="1">
+      <w:start w:val="1"/>
+      <w:numFmt w:val="bullet"/>
+      <w:lvlText w:val=""/>
+      <w:lvlJc w:val="left"/>
+      <w:pPr>
+        <w:tabs>
+          <w:tab w:val="num" w:pos="4320"/>
+        </w:tabs>
+        <w:ind w:left="4320" w:hanging="360"/>
+      </w:pPr>
+      <w:rPr>
+        <w:rFonts w:ascii="Wingdings" w:hAnsi="Wingdings" w:hint="default"/>
+        <w:sz w:val="20"/>
+      </w:rPr>
+    </w:lvl>
+    <w:lvl w:ilvl="6" w:tentative="1">
+      <w:start w:val="1"/>
+      <w:numFmt w:val="bullet"/>
+      <w:lvlText w:val=""/>
+      <w:lvlJc w:val="left"/>
+      <w:pPr>
+        <w:tabs>
+          <w:tab w:val="num" w:pos="5040"/>
+        </w:tabs>
+        <w:ind w:left="5040" w:hanging="360"/>
+      </w:pPr>
+      <w:rPr>
+        <w:rFonts w:ascii="Wingdings" w:hAnsi="Wingdings" w:hint="default"/>
+        <w:sz w:val="20"/>
+      </w:rPr>
+    </w:lvl>
+    <w:lvl w:ilvl="7" w:tentative="1">
+      <w:start w:val="1"/>
+      <w:numFmt w:val="bullet"/>
+      <w:lvlText w:val=""/>
+      <w:lvlJc w:val="left"/>
+      <w:pPr>
+        <w:tabs>
+          <w:tab w:val="num" w:pos="5760"/>
+        </w:tabs>
+        <w:ind w:left="5760" w:hanging="360"/>
+      </w:pPr>
+      <w:rPr>
+        <w:rFonts w:ascii="Wingdings" w:hAnsi="Wingdings" w:hint="default"/>
+        <w:sz w:val="20"/>
+      </w:rPr>
+    </w:lvl>
+    <w:lvl w:ilvl="8" w:tentative="1">
+      <w:start w:val="1"/>
+      <w:numFmt w:val="bullet"/>
+      <w:lvlText w:val=""/>
+      <w:lvlJc w:val="left"/>
+      <w:pPr>
+        <w:tabs>
+          <w:tab w:val="num" w:pos="6480"/>
+        </w:tabs>
+        <w:ind w:left="6480" w:hanging="360"/>
+      </w:pPr>
+      <w:rPr>
+        <w:rFonts w:ascii="Wingdings" w:hAnsi="Wingdings" w:hint="default"/>
+        <w:sz w:val="20"/>
+      </w:rPr>
+    </w:lvl>
+  </w:abstractNum>
+  <w:abstractNum w:abstractNumId="26" w15:restartNumberingAfterBreak="0">
+    <w:nsid w:val="4ED92685"/>
+    <w:multiLevelType w:val="multilevel"/>
+    <w:tmpl w:val="EE0024B2"/>
+    <w:lvl w:ilvl="0">
+      <w:start w:val="1"/>
+      <w:numFmt w:val="bullet"/>
+      <w:lvlText w:val=""/>
+      <w:lvlJc w:val="left"/>
+      <w:pPr>
+        <w:tabs>
+          <w:tab w:val="num" w:pos="720"/>
+        </w:tabs>
+        <w:ind w:left="720" w:hanging="360"/>
+      </w:pPr>
+      <w:rPr>
+        <w:rFonts w:ascii="Symbol" w:hAnsi="Symbol" w:hint="default"/>
+        <w:sz w:val="20"/>
+      </w:rPr>
+    </w:lvl>
+    <w:lvl w:ilvl="1" w:tentative="1">
+      <w:start w:val="1"/>
+      <w:numFmt w:val="bullet"/>
+      <w:lvlText w:val="o"/>
+      <w:lvlJc w:val="left"/>
+      <w:pPr>
+        <w:tabs>
+          <w:tab w:val="num" w:pos="1440"/>
+        </w:tabs>
+        <w:ind w:left="1440" w:hanging="360"/>
+      </w:pPr>
+      <w:rPr>
+        <w:rFonts w:ascii="Courier New" w:hAnsi="Courier New" w:hint="default"/>
+        <w:sz w:val="20"/>
+      </w:rPr>
+    </w:lvl>
+    <w:lvl w:ilvl="2" w:tentative="1">
+      <w:start w:val="1"/>
+      <w:numFmt w:val="bullet"/>
+      <w:lvlText w:val=""/>
+      <w:lvlJc w:val="left"/>
+      <w:pPr>
+        <w:tabs>
+          <w:tab w:val="num" w:pos="2160"/>
+        </w:tabs>
+        <w:ind w:left="2160" w:hanging="360"/>
+      </w:pPr>
+      <w:rPr>
+        <w:rFonts w:ascii="Wingdings" w:hAnsi="Wingdings" w:hint="default"/>
+        <w:sz w:val="20"/>
+      </w:rPr>
+    </w:lvl>
+    <w:lvl w:ilvl="3" w:tentative="1">
+      <w:start w:val="1"/>
+      <w:numFmt w:val="bullet"/>
+      <w:lvlText w:val=""/>
+      <w:lvlJc w:val="left"/>
+      <w:pPr>
+        <w:tabs>
+          <w:tab w:val="num" w:pos="2880"/>
+        </w:tabs>
+        <w:ind w:left="2880" w:hanging="360"/>
+      </w:pPr>
+      <w:rPr>
+        <w:rFonts w:ascii="Wingdings" w:hAnsi="Wingdings" w:hint="default"/>
+        <w:sz w:val="20"/>
+      </w:rPr>
+    </w:lvl>
+    <w:lvl w:ilvl="4" w:tentative="1">
+      <w:start w:val="1"/>
+      <w:numFmt w:val="bullet"/>
+      <w:lvlText w:val=""/>
+      <w:lvlJc w:val="left"/>
+      <w:pPr>
+        <w:tabs>
+          <w:tab w:val="num" w:pos="3600"/>
+        </w:tabs>
+        <w:ind w:left="3600" w:hanging="360"/>
+      </w:pPr>
+      <w:rPr>
+        <w:rFonts w:ascii="Wingdings" w:hAnsi="Wingdings" w:hint="default"/>
+        <w:sz w:val="20"/>
+      </w:rPr>
+    </w:lvl>
+    <w:lvl w:ilvl="5" w:tentative="1">
+      <w:start w:val="1"/>
+      <w:numFmt w:val="bullet"/>
+      <w:lvlText w:val=""/>
+      <w:lvlJc w:val="left"/>
+      <w:pPr>
+        <w:tabs>
+          <w:tab w:val="num" w:pos="4320"/>
+        </w:tabs>
+        <w:ind w:left="4320" w:hanging="360"/>
+      </w:pPr>
+      <w:rPr>
+        <w:rFonts w:ascii="Wingdings" w:hAnsi="Wingdings" w:hint="default"/>
+        <w:sz w:val="20"/>
+      </w:rPr>
+    </w:lvl>
+    <w:lvl w:ilvl="6" w:tentative="1">
+      <w:start w:val="1"/>
+      <w:numFmt w:val="bullet"/>
+      <w:lvlText w:val=""/>
+      <w:lvlJc w:val="left"/>
+      <w:pPr>
+        <w:tabs>
+          <w:tab w:val="num" w:pos="5040"/>
+        </w:tabs>
+        <w:ind w:left="5040" w:hanging="360"/>
+      </w:pPr>
+      <w:rPr>
+        <w:rFonts w:ascii="Wingdings" w:hAnsi="Wingdings" w:hint="default"/>
+        <w:sz w:val="20"/>
+      </w:rPr>
+    </w:lvl>
+    <w:lvl w:ilvl="7" w:tentative="1">
+      <w:start w:val="1"/>
+      <w:numFmt w:val="bullet"/>
+      <w:lvlText w:val=""/>
+      <w:lvlJc w:val="left"/>
+      <w:pPr>
+        <w:tabs>
+          <w:tab w:val="num" w:pos="5760"/>
+        </w:tabs>
+        <w:ind w:left="5760" w:hanging="360"/>
+      </w:pPr>
+      <w:rPr>
+        <w:rFonts w:ascii="Wingdings" w:hAnsi="Wingdings" w:hint="default"/>
+        <w:sz w:val="20"/>
+      </w:rPr>
+    </w:lvl>
+    <w:lvl w:ilvl="8" w:tentative="1">
+      <w:start w:val="1"/>
+      <w:numFmt w:val="bullet"/>
+      <w:lvlText w:val=""/>
+      <w:lvlJc w:val="left"/>
+      <w:pPr>
+        <w:tabs>
+          <w:tab w:val="num" w:pos="6480"/>
+        </w:tabs>
+        <w:ind w:left="6480" w:hanging="360"/>
+      </w:pPr>
+      <w:rPr>
+        <w:rFonts w:ascii="Wingdings" w:hAnsi="Wingdings" w:hint="default"/>
+        <w:sz w:val="20"/>
+      </w:rPr>
+    </w:lvl>
+  </w:abstractNum>
+  <w:abstractNum w:abstractNumId="27" w15:restartNumberingAfterBreak="0">
+    <w:nsid w:val="4F105E35"/>
+    <w:multiLevelType w:val="multilevel"/>
+    <w:tmpl w:val="E266155A"/>
+    <w:lvl w:ilvl="0">
+      <w:start w:val="1"/>
+      <w:numFmt w:val="decimal"/>
+      <w:lvlText w:val="%1."/>
+      <w:lvlJc w:val="left"/>
+      <w:pPr>
+        <w:tabs>
+          <w:tab w:val="num" w:pos="720"/>
+        </w:tabs>
+        <w:ind w:left="720" w:hanging="360"/>
+      </w:pPr>
+    </w:lvl>
+    <w:lvl w:ilvl="1" w:tentative="1">
+      <w:start w:val="1"/>
+      <w:numFmt w:val="decimal"/>
+      <w:lvlText w:val="%2."/>
+      <w:lvlJc w:val="left"/>
+      <w:pPr>
+        <w:tabs>
+          <w:tab w:val="num" w:pos="1440"/>
+        </w:tabs>
+        <w:ind w:left="1440" w:hanging="360"/>
+      </w:pPr>
+    </w:lvl>
+    <w:lvl w:ilvl="2" w:tentative="1">
+      <w:start w:val="1"/>
+      <w:numFmt w:val="decimal"/>
+      <w:lvlText w:val="%3."/>
+      <w:lvlJc w:val="left"/>
+      <w:pPr>
+        <w:tabs>
+          <w:tab w:val="num" w:pos="2160"/>
+        </w:tabs>
+        <w:ind w:left="2160" w:hanging="360"/>
+      </w:pPr>
+    </w:lvl>
+    <w:lvl w:ilvl="3" w:tentative="1">
+      <w:start w:val="1"/>
+      <w:numFmt w:val="decimal"/>
+      <w:lvlText w:val="%4."/>
+      <w:lvlJc w:val="left"/>
+      <w:pPr>
+        <w:tabs>
+          <w:tab w:val="num" w:pos="2880"/>
+        </w:tabs>
+        <w:ind w:left="2880" w:hanging="360"/>
+      </w:pPr>
+    </w:lvl>
+    <w:lvl w:ilvl="4" w:tentative="1">
+      <w:start w:val="1"/>
+      <w:numFmt w:val="decimal"/>
+      <w:lvlText w:val="%5."/>
+      <w:lvlJc w:val="left"/>
+      <w:pPr>
+        <w:tabs>
+          <w:tab w:val="num" w:pos="3600"/>
+        </w:tabs>
+        <w:ind w:left="3600" w:hanging="360"/>
+      </w:pPr>
+    </w:lvl>
+    <w:lvl w:ilvl="5" w:tentative="1">
+      <w:start w:val="1"/>
+      <w:numFmt w:val="decimal"/>
+      <w:lvlText w:val="%6."/>
+      <w:lvlJc w:val="left"/>
+      <w:pPr>
+        <w:tabs>
+          <w:tab w:val="num" w:pos="4320"/>
+        </w:tabs>
+        <w:ind w:left="4320" w:hanging="360"/>
+      </w:pPr>
+    </w:lvl>
+    <w:lvl w:ilvl="6" w:tentative="1">
+      <w:start w:val="1"/>
+      <w:numFmt w:val="decimal"/>
+      <w:lvlText w:val="%7."/>
+      <w:lvlJc w:val="left"/>
+      <w:pPr>
+        <w:tabs>
+          <w:tab w:val="num" w:pos="5040"/>
+        </w:tabs>
+        <w:ind w:left="5040" w:hanging="360"/>
+      </w:pPr>
+    </w:lvl>
+    <w:lvl w:ilvl="7" w:tentative="1">
+      <w:start w:val="1"/>
+      <w:numFmt w:val="decimal"/>
+      <w:lvlText w:val="%8."/>
+      <w:lvlJc w:val="left"/>
+      <w:pPr>
+        <w:tabs>
+          <w:tab w:val="num" w:pos="5760"/>
+        </w:tabs>
+        <w:ind w:left="5760" w:hanging="360"/>
+      </w:pPr>
+    </w:lvl>
+    <w:lvl w:ilvl="8" w:tentative="1">
+      <w:start w:val="1"/>
+      <w:numFmt w:val="decimal"/>
+      <w:lvlText w:val="%9."/>
+      <w:lvlJc w:val="left"/>
+      <w:pPr>
+        <w:tabs>
+          <w:tab w:val="num" w:pos="6480"/>
+        </w:tabs>
+        <w:ind w:left="6480" w:hanging="360"/>
+      </w:pPr>
+    </w:lvl>
+  </w:abstractNum>
+  <w:abstractNum w:abstractNumId="28" w15:restartNumberingAfterBreak="0">
+    <w:nsid w:val="50812B19"/>
+    <w:multiLevelType w:val="multilevel"/>
+    <w:tmpl w:val="2256AF0A"/>
+    <w:lvl w:ilvl="0">
+      <w:start w:val="1"/>
+      <w:numFmt w:val="decimal"/>
+      <w:lvlText w:val="%1."/>
+      <w:lvlJc w:val="left"/>
+      <w:pPr>
+        <w:tabs>
+          <w:tab w:val="num" w:pos="720"/>
+        </w:tabs>
+        <w:ind w:left="720" w:hanging="360"/>
+      </w:pPr>
+    </w:lvl>
+    <w:lvl w:ilvl="1" w:tentative="1">
+      <w:start w:val="1"/>
+      <w:numFmt w:val="decimal"/>
+      <w:lvlText w:val="%2."/>
+      <w:lvlJc w:val="left"/>
+      <w:pPr>
+        <w:tabs>
+          <w:tab w:val="num" w:pos="1440"/>
+        </w:tabs>
+        <w:ind w:left="1440" w:hanging="360"/>
+      </w:pPr>
+    </w:lvl>
+    <w:lvl w:ilvl="2" w:tentative="1">
+      <w:start w:val="1"/>
+      <w:numFmt w:val="decimal"/>
+      <w:lvlText w:val="%3."/>
+      <w:lvlJc w:val="left"/>
+      <w:pPr>
+        <w:tabs>
+          <w:tab w:val="num" w:pos="2160"/>
+        </w:tabs>
+        <w:ind w:left="2160" w:hanging="360"/>
+      </w:pPr>
+    </w:lvl>
+    <w:lvl w:ilvl="3" w:tentative="1">
+      <w:start w:val="1"/>
+      <w:numFmt w:val="decimal"/>
+      <w:lvlText w:val="%4."/>
+      <w:lvlJc w:val="left"/>
+      <w:pPr>
+        <w:tabs>
+          <w:tab w:val="num" w:pos="2880"/>
+        </w:tabs>
+        <w:ind w:left="2880" w:hanging="360"/>
+      </w:pPr>
+    </w:lvl>
+    <w:lvl w:ilvl="4" w:tentative="1">
+      <w:start w:val="1"/>
+      <w:numFmt w:val="decimal"/>
+      <w:lvlText w:val="%5."/>
+      <w:lvlJc w:val="left"/>
+      <w:pPr>
+        <w:tabs>
+          <w:tab w:val="num" w:pos="3600"/>
+        </w:tabs>
+        <w:ind w:left="3600" w:hanging="360"/>
+      </w:pPr>
+    </w:lvl>
+    <w:lvl w:ilvl="5" w:tentative="1">
+      <w:start w:val="1"/>
+      <w:numFmt w:val="decimal"/>
+      <w:lvlText w:val="%6."/>
+      <w:lvlJc w:val="left"/>
+      <w:pPr>
+        <w:tabs>
+          <w:tab w:val="num" w:pos="4320"/>
+        </w:tabs>
+        <w:ind w:left="4320" w:hanging="360"/>
+      </w:pPr>
+    </w:lvl>
+    <w:lvl w:ilvl="6" w:tentative="1">
+      <w:start w:val="1"/>
+      <w:numFmt w:val="decimal"/>
+      <w:lvlText w:val="%7."/>
+      <w:lvlJc w:val="left"/>
+      <w:pPr>
+        <w:tabs>
+          <w:tab w:val="num" w:pos="5040"/>
+        </w:tabs>
+        <w:ind w:left="5040" w:hanging="360"/>
+      </w:pPr>
+    </w:lvl>
+    <w:lvl w:ilvl="7" w:tentative="1">
+      <w:start w:val="1"/>
+      <w:numFmt w:val="decimal"/>
+      <w:lvlText w:val="%8."/>
+      <w:lvlJc w:val="left"/>
+      <w:pPr>
+        <w:tabs>
+          <w:tab w:val="num" w:pos="5760"/>
+        </w:tabs>
+        <w:ind w:left="5760" w:hanging="360"/>
+      </w:pPr>
+    </w:lvl>
+    <w:lvl w:ilvl="8" w:tentative="1">
+      <w:start w:val="1"/>
+      <w:numFmt w:val="decimal"/>
+      <w:lvlText w:val="%9."/>
+      <w:lvlJc w:val="left"/>
+      <w:pPr>
+        <w:tabs>
+          <w:tab w:val="num" w:pos="6480"/>
+        </w:tabs>
+        <w:ind w:left="6480" w:hanging="360"/>
+      </w:pPr>
+    </w:lvl>
+  </w:abstractNum>
+  <w:abstractNum w:abstractNumId="29" w15:restartNumberingAfterBreak="0">
+    <w:nsid w:val="53BA3BBB"/>
+    <w:multiLevelType w:val="multilevel"/>
+    <w:tmpl w:val="756E8A56"/>
+    <w:lvl w:ilvl="0">
+      <w:start w:val="1"/>
+      <w:numFmt w:val="bullet"/>
+      <w:lvlText w:val=""/>
+      <w:lvlJc w:val="left"/>
+      <w:pPr>
+        <w:tabs>
+          <w:tab w:val="num" w:pos="720"/>
+        </w:tabs>
+        <w:ind w:left="720" w:hanging="360"/>
+      </w:pPr>
+      <w:rPr>
+        <w:rFonts w:ascii="Symbol" w:hAnsi="Symbol" w:hint="default"/>
+        <w:sz w:val="20"/>
+      </w:rPr>
+    </w:lvl>
+    <w:lvl w:ilvl="1" w:tentative="1">
+      <w:start w:val="1"/>
+      <w:numFmt w:val="bullet"/>
+      <w:lvlText w:val="o"/>
+      <w:lvlJc w:val="left"/>
+      <w:pPr>
+        <w:tabs>
+          <w:tab w:val="num" w:pos="1440"/>
+        </w:tabs>
+        <w:ind w:left="1440" w:hanging="360"/>
+      </w:pPr>
+      <w:rPr>
+        <w:rFonts w:ascii="Courier New" w:hAnsi="Courier New" w:hint="default"/>
+        <w:sz w:val="20"/>
+      </w:rPr>
+    </w:lvl>
+    <w:lvl w:ilvl="2" w:tentative="1">
+      <w:start w:val="1"/>
+      <w:numFmt w:val="bullet"/>
+      <w:lvlText w:val=""/>
+      <w:lvlJc w:val="left"/>
+      <w:pPr>
+        <w:tabs>
+          <w:tab w:val="num" w:pos="2160"/>
+        </w:tabs>
+        <w:ind w:left="2160" w:hanging="360"/>
+      </w:pPr>
+      <w:rPr>
+        <w:rFonts w:ascii="Wingdings" w:hAnsi="Wingdings" w:hint="default"/>
+        <w:sz w:val="20"/>
+      </w:rPr>
+    </w:lvl>
+    <w:lvl w:ilvl="3" w:tentative="1">
+      <w:start w:val="1"/>
+      <w:numFmt w:val="bullet"/>
+      <w:lvlText w:val=""/>
+      <w:lvlJc w:val="left"/>
+      <w:pPr>
+        <w:tabs>
+          <w:tab w:val="num" w:pos="2880"/>
+        </w:tabs>
+        <w:ind w:left="2880" w:hanging="360"/>
+      </w:pPr>
+      <w:rPr>
+        <w:rFonts w:ascii="Wingdings" w:hAnsi="Wingdings" w:hint="default"/>
+        <w:sz w:val="20"/>
+      </w:rPr>
+    </w:lvl>
+    <w:lvl w:ilvl="4" w:tentative="1">
+      <w:start w:val="1"/>
+      <w:numFmt w:val="bullet"/>
+      <w:lvlText w:val=""/>
+      <w:lvlJc w:val="left"/>
+      <w:pPr>
+        <w:tabs>
+          <w:tab w:val="num" w:pos="3600"/>
+        </w:tabs>
+        <w:ind w:left="3600" w:hanging="360"/>
+      </w:pPr>
+      <w:rPr>
+        <w:rFonts w:ascii="Wingdings" w:hAnsi="Wingdings" w:hint="default"/>
+        <w:sz w:val="20"/>
+      </w:rPr>
+    </w:lvl>
+    <w:lvl w:ilvl="5" w:tentative="1">
+      <w:start w:val="1"/>
+      <w:numFmt w:val="bullet"/>
+      <w:lvlText w:val=""/>
+      <w:lvlJc w:val="left"/>
+      <w:pPr>
+        <w:tabs>
+          <w:tab w:val="num" w:pos="4320"/>
+        </w:tabs>
+        <w:ind w:left="4320" w:hanging="360"/>
+      </w:pPr>
+      <w:rPr>
+        <w:rFonts w:ascii="Wingdings" w:hAnsi="Wingdings" w:hint="default"/>
+        <w:sz w:val="20"/>
+      </w:rPr>
+    </w:lvl>
+    <w:lvl w:ilvl="6" w:tentative="1">
+      <w:start w:val="1"/>
+      <w:numFmt w:val="bullet"/>
+      <w:lvlText w:val=""/>
+      <w:lvlJc w:val="left"/>
+      <w:pPr>
+        <w:tabs>
+          <w:tab w:val="num" w:pos="5040"/>
+        </w:tabs>
+        <w:ind w:left="5040" w:hanging="360"/>
+      </w:pPr>
+      <w:rPr>
+        <w:rFonts w:ascii="Wingdings" w:hAnsi="Wingdings" w:hint="default"/>
+        <w:sz w:val="20"/>
+      </w:rPr>
+    </w:lvl>
+    <w:lvl w:ilvl="7" w:tentative="1">
+      <w:start w:val="1"/>
+      <w:numFmt w:val="bullet"/>
+      <w:lvlText w:val=""/>
+      <w:lvlJc w:val="left"/>
+      <w:pPr>
+        <w:tabs>
+          <w:tab w:val="num" w:pos="5760"/>
+        </w:tabs>
+        <w:ind w:left="5760" w:hanging="360"/>
+      </w:pPr>
+      <w:rPr>
+        <w:rFonts w:ascii="Wingdings" w:hAnsi="Wingdings" w:hint="default"/>
+        <w:sz w:val="20"/>
+      </w:rPr>
+    </w:lvl>
+    <w:lvl w:ilvl="8" w:tentative="1">
+      <w:start w:val="1"/>
+      <w:numFmt w:val="bullet"/>
+      <w:lvlText w:val=""/>
+      <w:lvlJc w:val="left"/>
+      <w:pPr>
+        <w:tabs>
+          <w:tab w:val="num" w:pos="6480"/>
+        </w:tabs>
+        <w:ind w:left="6480" w:hanging="360"/>
+      </w:pPr>
+      <w:rPr>
+        <w:rFonts w:ascii="Wingdings" w:hAnsi="Wingdings" w:hint="default"/>
+        <w:sz w:val="20"/>
+      </w:rPr>
+    </w:lvl>
+  </w:abstractNum>
+  <w:abstractNum w:abstractNumId="30" w15:restartNumberingAfterBreak="0">
+    <w:nsid w:val="56FE0D97"/>
+    <w:multiLevelType w:val="multilevel"/>
+    <w:tmpl w:val="0734CA36"/>
+    <w:lvl w:ilvl="0">
+      <w:start w:val="1"/>
+      <w:numFmt w:val="bullet"/>
+      <w:lvlText w:val=""/>
+      <w:lvlJc w:val="left"/>
+      <w:pPr>
+        <w:tabs>
+          <w:tab w:val="num" w:pos="720"/>
+        </w:tabs>
+        <w:ind w:left="720" w:hanging="360"/>
+      </w:pPr>
+      <w:rPr>
+        <w:rFonts w:ascii="Symbol" w:hAnsi="Symbol" w:hint="default"/>
+        <w:sz w:val="20"/>
+      </w:rPr>
+    </w:lvl>
+    <w:lvl w:ilvl="1" w:tentative="1">
+      <w:start w:val="1"/>
+      <w:numFmt w:val="bullet"/>
+      <w:lvlText w:val="o"/>
+      <w:lvlJc w:val="left"/>
+      <w:pPr>
+        <w:tabs>
+          <w:tab w:val="num" w:pos="1440"/>
+        </w:tabs>
+        <w:ind w:left="1440" w:hanging="360"/>
+      </w:pPr>
+      <w:rPr>
+        <w:rFonts w:ascii="Courier New" w:hAnsi="Courier New" w:hint="default"/>
+        <w:sz w:val="20"/>
+      </w:rPr>
+    </w:lvl>
+    <w:lvl w:ilvl="2" w:tentative="1">
+      <w:start w:val="1"/>
+      <w:numFmt w:val="bullet"/>
+      <w:lvlText w:val=""/>
+      <w:lvlJc w:val="left"/>
+      <w:pPr>
+        <w:tabs>
+          <w:tab w:val="num" w:pos="2160"/>
+        </w:tabs>
+        <w:ind w:left="2160" w:hanging="360"/>
+      </w:pPr>
+      <w:rPr>
+        <w:rFonts w:ascii="Wingdings" w:hAnsi="Wingdings" w:hint="default"/>
+        <w:sz w:val="20"/>
+      </w:rPr>
+    </w:lvl>
+    <w:lvl w:ilvl="3" w:tentative="1">
+      <w:start w:val="1"/>
+      <w:numFmt w:val="bullet"/>
+      <w:lvlText w:val=""/>
+      <w:lvlJc w:val="left"/>
+      <w:pPr>
+        <w:tabs>
+          <w:tab w:val="num" w:pos="2880"/>
+        </w:tabs>
+        <w:ind w:left="2880" w:hanging="360"/>
+      </w:pPr>
+      <w:rPr>
+        <w:rFonts w:ascii="Wingdings" w:hAnsi="Wingdings" w:hint="default"/>
+        <w:sz w:val="20"/>
+      </w:rPr>
+    </w:lvl>
+    <w:lvl w:ilvl="4" w:tentative="1">
+      <w:start w:val="1"/>
+      <w:numFmt w:val="bullet"/>
+      <w:lvlText w:val=""/>
+      <w:lvlJc w:val="left"/>
+      <w:pPr>
+        <w:tabs>
+          <w:tab w:val="num" w:pos="3600"/>
+        </w:tabs>
+        <w:ind w:left="3600" w:hanging="360"/>
+      </w:pPr>
+      <w:rPr>
+        <w:rFonts w:ascii="Wingdings" w:hAnsi="Wingdings" w:hint="default"/>
+        <w:sz w:val="20"/>
+      </w:rPr>
+    </w:lvl>
+    <w:lvl w:ilvl="5" w:tentative="1">
+      <w:start w:val="1"/>
+      <w:numFmt w:val="bullet"/>
+      <w:lvlText w:val=""/>
+      <w:lvlJc w:val="left"/>
+      <w:pPr>
+        <w:tabs>
+          <w:tab w:val="num" w:pos="4320"/>
+        </w:tabs>
+        <w:ind w:left="4320" w:hanging="360"/>
+      </w:pPr>
+      <w:rPr>
+        <w:rFonts w:ascii="Wingdings" w:hAnsi="Wingdings" w:hint="default"/>
+        <w:sz w:val="20"/>
+      </w:rPr>
+    </w:lvl>
+    <w:lvl w:ilvl="6" w:tentative="1">
+      <w:start w:val="1"/>
+      <w:numFmt w:val="bullet"/>
+      <w:lvlText w:val=""/>
+      <w:lvlJc w:val="left"/>
+      <w:pPr>
+        <w:tabs>
+          <w:tab w:val="num" w:pos="5040"/>
+        </w:tabs>
+        <w:ind w:left="5040" w:hanging="360"/>
+      </w:pPr>
+      <w:rPr>
+        <w:rFonts w:ascii="Wingdings" w:hAnsi="Wingdings" w:hint="default"/>
+        <w:sz w:val="20"/>
+      </w:rPr>
+    </w:lvl>
+    <w:lvl w:ilvl="7" w:tentative="1">
+      <w:start w:val="1"/>
+      <w:numFmt w:val="bullet"/>
+      <w:lvlText w:val=""/>
+      <w:lvlJc w:val="left"/>
+      <w:pPr>
+        <w:tabs>
+          <w:tab w:val="num" w:pos="5760"/>
+        </w:tabs>
+        <w:ind w:left="5760" w:hanging="360"/>
+      </w:pPr>
+      <w:rPr>
+        <w:rFonts w:ascii="Wingdings" w:hAnsi="Wingdings" w:hint="default"/>
+        <w:sz w:val="20"/>
+      </w:rPr>
+    </w:lvl>
+    <w:lvl w:ilvl="8" w:tentative="1">
+      <w:start w:val="1"/>
+      <w:numFmt w:val="bullet"/>
+      <w:lvlText w:val=""/>
+      <w:lvlJc w:val="left"/>
+      <w:pPr>
+        <w:tabs>
+          <w:tab w:val="num" w:pos="6480"/>
+        </w:tabs>
+        <w:ind w:left="6480" w:hanging="360"/>
+      </w:pPr>
+      <w:rPr>
+        <w:rFonts w:ascii="Wingdings" w:hAnsi="Wingdings" w:hint="default"/>
+        <w:sz w:val="20"/>
+      </w:rPr>
+    </w:lvl>
+  </w:abstractNum>
+  <w:abstractNum w:abstractNumId="31" w15:restartNumberingAfterBreak="0">
     <w:nsid w:val="59A00649"/>
     <w:multiLevelType w:val="multilevel"/>
     <w:tmpl w:val="A1E68E48"/>
@@ -2215,7 +5880,305 @@
       </w:rPr>
     </w:lvl>
   </w:abstractNum>
-  <w:abstractNum w:abstractNumId="8" w15:restartNumberingAfterBreak="0">
+  <w:abstractNum w:abstractNumId="32" w15:restartNumberingAfterBreak="0">
+    <w:nsid w:val="620B0A74"/>
+    <w:multiLevelType w:val="multilevel"/>
+    <w:tmpl w:val="853E41FC"/>
+    <w:lvl w:ilvl="0">
+      <w:start w:val="1"/>
+      <w:numFmt w:val="bullet"/>
+      <w:lvlText w:val=""/>
+      <w:lvlJc w:val="left"/>
+      <w:pPr>
+        <w:tabs>
+          <w:tab w:val="num" w:pos="720"/>
+        </w:tabs>
+        <w:ind w:left="720" w:hanging="360"/>
+      </w:pPr>
+      <w:rPr>
+        <w:rFonts w:ascii="Symbol" w:hAnsi="Symbol" w:hint="default"/>
+        <w:sz w:val="20"/>
+      </w:rPr>
+    </w:lvl>
+    <w:lvl w:ilvl="1" w:tentative="1">
+      <w:start w:val="1"/>
+      <w:numFmt w:val="bullet"/>
+      <w:lvlText w:val="o"/>
+      <w:lvlJc w:val="left"/>
+      <w:pPr>
+        <w:tabs>
+          <w:tab w:val="num" w:pos="1440"/>
+        </w:tabs>
+        <w:ind w:left="1440" w:hanging="360"/>
+      </w:pPr>
+      <w:rPr>
+        <w:rFonts w:ascii="Courier New" w:hAnsi="Courier New" w:hint="default"/>
+        <w:sz w:val="20"/>
+      </w:rPr>
+    </w:lvl>
+    <w:lvl w:ilvl="2" w:tentative="1">
+      <w:start w:val="1"/>
+      <w:numFmt w:val="bullet"/>
+      <w:lvlText w:val=""/>
+      <w:lvlJc w:val="left"/>
+      <w:pPr>
+        <w:tabs>
+          <w:tab w:val="num" w:pos="2160"/>
+        </w:tabs>
+        <w:ind w:left="2160" w:hanging="360"/>
+      </w:pPr>
+      <w:rPr>
+        <w:rFonts w:ascii="Wingdings" w:hAnsi="Wingdings" w:hint="default"/>
+        <w:sz w:val="20"/>
+      </w:rPr>
+    </w:lvl>
+    <w:lvl w:ilvl="3" w:tentative="1">
+      <w:start w:val="1"/>
+      <w:numFmt w:val="bullet"/>
+      <w:lvlText w:val=""/>
+      <w:lvlJc w:val="left"/>
+      <w:pPr>
+        <w:tabs>
+          <w:tab w:val="num" w:pos="2880"/>
+        </w:tabs>
+        <w:ind w:left="2880" w:hanging="360"/>
+      </w:pPr>
+      <w:rPr>
+        <w:rFonts w:ascii="Wingdings" w:hAnsi="Wingdings" w:hint="default"/>
+        <w:sz w:val="20"/>
+      </w:rPr>
+    </w:lvl>
+    <w:lvl w:ilvl="4" w:tentative="1">
+      <w:start w:val="1"/>
+      <w:numFmt w:val="bullet"/>
+      <w:lvlText w:val=""/>
+      <w:lvlJc w:val="left"/>
+      <w:pPr>
+        <w:tabs>
+          <w:tab w:val="num" w:pos="3600"/>
+        </w:tabs>
+        <w:ind w:left="3600" w:hanging="360"/>
+      </w:pPr>
+      <w:rPr>
+        <w:rFonts w:ascii="Wingdings" w:hAnsi="Wingdings" w:hint="default"/>
+        <w:sz w:val="20"/>
+      </w:rPr>
+    </w:lvl>
+    <w:lvl w:ilvl="5" w:tentative="1">
+      <w:start w:val="1"/>
+      <w:numFmt w:val="bullet"/>
+      <w:lvlText w:val=""/>
+      <w:lvlJc w:val="left"/>
+      <w:pPr>
+        <w:tabs>
+          <w:tab w:val="num" w:pos="4320"/>
+        </w:tabs>
+        <w:ind w:left="4320" w:hanging="360"/>
+      </w:pPr>
+      <w:rPr>
+        <w:rFonts w:ascii="Wingdings" w:hAnsi="Wingdings" w:hint="default"/>
+        <w:sz w:val="20"/>
+      </w:rPr>
+    </w:lvl>
+    <w:lvl w:ilvl="6" w:tentative="1">
+      <w:start w:val="1"/>
+      <w:numFmt w:val="bullet"/>
+      <w:lvlText w:val=""/>
+      <w:lvlJc w:val="left"/>
+      <w:pPr>
+        <w:tabs>
+          <w:tab w:val="num" w:pos="5040"/>
+        </w:tabs>
+        <w:ind w:left="5040" w:hanging="360"/>
+      </w:pPr>
+      <w:rPr>
+        <w:rFonts w:ascii="Wingdings" w:hAnsi="Wingdings" w:hint="default"/>
+        <w:sz w:val="20"/>
+      </w:rPr>
+    </w:lvl>
+    <w:lvl w:ilvl="7" w:tentative="1">
+      <w:start w:val="1"/>
+      <w:numFmt w:val="bullet"/>
+      <w:lvlText w:val=""/>
+      <w:lvlJc w:val="left"/>
+      <w:pPr>
+        <w:tabs>
+          <w:tab w:val="num" w:pos="5760"/>
+        </w:tabs>
+        <w:ind w:left="5760" w:hanging="360"/>
+      </w:pPr>
+      <w:rPr>
+        <w:rFonts w:ascii="Wingdings" w:hAnsi="Wingdings" w:hint="default"/>
+        <w:sz w:val="20"/>
+      </w:rPr>
+    </w:lvl>
+    <w:lvl w:ilvl="8" w:tentative="1">
+      <w:start w:val="1"/>
+      <w:numFmt w:val="bullet"/>
+      <w:lvlText w:val=""/>
+      <w:lvlJc w:val="left"/>
+      <w:pPr>
+        <w:tabs>
+          <w:tab w:val="num" w:pos="6480"/>
+        </w:tabs>
+        <w:ind w:left="6480" w:hanging="360"/>
+      </w:pPr>
+      <w:rPr>
+        <w:rFonts w:ascii="Wingdings" w:hAnsi="Wingdings" w:hint="default"/>
+        <w:sz w:val="20"/>
+      </w:rPr>
+    </w:lvl>
+  </w:abstractNum>
+  <w:abstractNum w:abstractNumId="33" w15:restartNumberingAfterBreak="0">
+    <w:nsid w:val="62CF7D16"/>
+    <w:multiLevelType w:val="multilevel"/>
+    <w:tmpl w:val="2168E964"/>
+    <w:lvl w:ilvl="0">
+      <w:start w:val="1"/>
+      <w:numFmt w:val="bullet"/>
+      <w:lvlText w:val=""/>
+      <w:lvlJc w:val="left"/>
+      <w:pPr>
+        <w:tabs>
+          <w:tab w:val="num" w:pos="720"/>
+        </w:tabs>
+        <w:ind w:left="720" w:hanging="360"/>
+      </w:pPr>
+      <w:rPr>
+        <w:rFonts w:ascii="Symbol" w:hAnsi="Symbol" w:hint="default"/>
+        <w:sz w:val="20"/>
+      </w:rPr>
+    </w:lvl>
+    <w:lvl w:ilvl="1" w:tentative="1">
+      <w:start w:val="1"/>
+      <w:numFmt w:val="bullet"/>
+      <w:lvlText w:val="o"/>
+      <w:lvlJc w:val="left"/>
+      <w:pPr>
+        <w:tabs>
+          <w:tab w:val="num" w:pos="1440"/>
+        </w:tabs>
+        <w:ind w:left="1440" w:hanging="360"/>
+      </w:pPr>
+      <w:rPr>
+        <w:rFonts w:ascii="Courier New" w:hAnsi="Courier New" w:hint="default"/>
+        <w:sz w:val="20"/>
+      </w:rPr>
+    </w:lvl>
+    <w:lvl w:ilvl="2" w:tentative="1">
+      <w:start w:val="1"/>
+      <w:numFmt w:val="bullet"/>
+      <w:lvlText w:val=""/>
+      <w:lvlJc w:val="left"/>
+      <w:pPr>
+        <w:tabs>
+          <w:tab w:val="num" w:pos="2160"/>
+        </w:tabs>
+        <w:ind w:left="2160" w:hanging="360"/>
+      </w:pPr>
+      <w:rPr>
+        <w:rFonts w:ascii="Wingdings" w:hAnsi="Wingdings" w:hint="default"/>
+        <w:sz w:val="20"/>
+      </w:rPr>
+    </w:lvl>
+    <w:lvl w:ilvl="3" w:tentative="1">
+      <w:start w:val="1"/>
+      <w:numFmt w:val="bullet"/>
+      <w:lvlText w:val=""/>
+      <w:lvlJc w:val="left"/>
+      <w:pPr>
+        <w:tabs>
+          <w:tab w:val="num" w:pos="2880"/>
+        </w:tabs>
+        <w:ind w:left="2880" w:hanging="360"/>
+      </w:pPr>
+      <w:rPr>
+        <w:rFonts w:ascii="Wingdings" w:hAnsi="Wingdings" w:hint="default"/>
+        <w:sz w:val="20"/>
+      </w:rPr>
+    </w:lvl>
+    <w:lvl w:ilvl="4" w:tentative="1">
+      <w:start w:val="1"/>
+      <w:numFmt w:val="bullet"/>
+      <w:lvlText w:val=""/>
+      <w:lvlJc w:val="left"/>
+      <w:pPr>
+        <w:tabs>
+          <w:tab w:val="num" w:pos="3600"/>
+        </w:tabs>
+        <w:ind w:left="3600" w:hanging="360"/>
+      </w:pPr>
+      <w:rPr>
+        <w:rFonts w:ascii="Wingdings" w:hAnsi="Wingdings" w:hint="default"/>
+        <w:sz w:val="20"/>
+      </w:rPr>
+    </w:lvl>
+    <w:lvl w:ilvl="5" w:tentative="1">
+      <w:start w:val="1"/>
+      <w:numFmt w:val="bullet"/>
+      <w:lvlText w:val=""/>
+      <w:lvlJc w:val="left"/>
+      <w:pPr>
+        <w:tabs>
+          <w:tab w:val="num" w:pos="4320"/>
+        </w:tabs>
+        <w:ind w:left="4320" w:hanging="360"/>
+      </w:pPr>
+      <w:rPr>
+        <w:rFonts w:ascii="Wingdings" w:hAnsi="Wingdings" w:hint="default"/>
+        <w:sz w:val="20"/>
+      </w:rPr>
+    </w:lvl>
+    <w:lvl w:ilvl="6" w:tentative="1">
+      <w:start w:val="1"/>
+      <w:numFmt w:val="bullet"/>
+      <w:lvlText w:val=""/>
+      <w:lvlJc w:val="left"/>
+      <w:pPr>
+        <w:tabs>
+          <w:tab w:val="num" w:pos="5040"/>
+        </w:tabs>
+        <w:ind w:left="5040" w:hanging="360"/>
+      </w:pPr>
+      <w:rPr>
+        <w:rFonts w:ascii="Wingdings" w:hAnsi="Wingdings" w:hint="default"/>
+        <w:sz w:val="20"/>
+      </w:rPr>
+    </w:lvl>
+    <w:lvl w:ilvl="7" w:tentative="1">
+      <w:start w:val="1"/>
+      <w:numFmt w:val="bullet"/>
+      <w:lvlText w:val=""/>
+      <w:lvlJc w:val="left"/>
+      <w:pPr>
+        <w:tabs>
+          <w:tab w:val="num" w:pos="5760"/>
+        </w:tabs>
+        <w:ind w:left="5760" w:hanging="360"/>
+      </w:pPr>
+      <w:rPr>
+        <w:rFonts w:ascii="Wingdings" w:hAnsi="Wingdings" w:hint="default"/>
+        <w:sz w:val="20"/>
+      </w:rPr>
+    </w:lvl>
+    <w:lvl w:ilvl="8" w:tentative="1">
+      <w:start w:val="1"/>
+      <w:numFmt w:val="bullet"/>
+      <w:lvlText w:val=""/>
+      <w:lvlJc w:val="left"/>
+      <w:pPr>
+        <w:tabs>
+          <w:tab w:val="num" w:pos="6480"/>
+        </w:tabs>
+        <w:ind w:left="6480" w:hanging="360"/>
+      </w:pPr>
+      <w:rPr>
+        <w:rFonts w:ascii="Wingdings" w:hAnsi="Wingdings" w:hint="default"/>
+        <w:sz w:val="20"/>
+      </w:rPr>
+    </w:lvl>
+  </w:abstractNum>
+  <w:abstractNum w:abstractNumId="34" w15:restartNumberingAfterBreak="0">
     <w:nsid w:val="63767848"/>
     <w:multiLevelType w:val="multilevel"/>
     <w:tmpl w:val="8ADE0C80"/>
@@ -2364,32 +6327,718 @@
       </w:rPr>
     </w:lvl>
   </w:abstractNum>
+  <w:abstractNum w:abstractNumId="35" w15:restartNumberingAfterBreak="0">
+    <w:nsid w:val="74FE77C6"/>
+    <w:multiLevelType w:val="multilevel"/>
+    <w:tmpl w:val="901047F4"/>
+    <w:lvl w:ilvl="0">
+      <w:start w:val="1"/>
+      <w:numFmt w:val="bullet"/>
+      <w:lvlText w:val=""/>
+      <w:lvlJc w:val="left"/>
+      <w:pPr>
+        <w:tabs>
+          <w:tab w:val="num" w:pos="720"/>
+        </w:tabs>
+        <w:ind w:left="720" w:hanging="360"/>
+      </w:pPr>
+      <w:rPr>
+        <w:rFonts w:ascii="Symbol" w:hAnsi="Symbol" w:hint="default"/>
+        <w:sz w:val="20"/>
+      </w:rPr>
+    </w:lvl>
+    <w:lvl w:ilvl="1" w:tentative="1">
+      <w:start w:val="1"/>
+      <w:numFmt w:val="bullet"/>
+      <w:lvlText w:val="o"/>
+      <w:lvlJc w:val="left"/>
+      <w:pPr>
+        <w:tabs>
+          <w:tab w:val="num" w:pos="1440"/>
+        </w:tabs>
+        <w:ind w:left="1440" w:hanging="360"/>
+      </w:pPr>
+      <w:rPr>
+        <w:rFonts w:ascii="Courier New" w:hAnsi="Courier New" w:hint="default"/>
+        <w:sz w:val="20"/>
+      </w:rPr>
+    </w:lvl>
+    <w:lvl w:ilvl="2" w:tentative="1">
+      <w:start w:val="1"/>
+      <w:numFmt w:val="bullet"/>
+      <w:lvlText w:val=""/>
+      <w:lvlJc w:val="left"/>
+      <w:pPr>
+        <w:tabs>
+          <w:tab w:val="num" w:pos="2160"/>
+        </w:tabs>
+        <w:ind w:left="2160" w:hanging="360"/>
+      </w:pPr>
+      <w:rPr>
+        <w:rFonts w:ascii="Wingdings" w:hAnsi="Wingdings" w:hint="default"/>
+        <w:sz w:val="20"/>
+      </w:rPr>
+    </w:lvl>
+    <w:lvl w:ilvl="3" w:tentative="1">
+      <w:start w:val="1"/>
+      <w:numFmt w:val="bullet"/>
+      <w:lvlText w:val=""/>
+      <w:lvlJc w:val="left"/>
+      <w:pPr>
+        <w:tabs>
+          <w:tab w:val="num" w:pos="2880"/>
+        </w:tabs>
+        <w:ind w:left="2880" w:hanging="360"/>
+      </w:pPr>
+      <w:rPr>
+        <w:rFonts w:ascii="Wingdings" w:hAnsi="Wingdings" w:hint="default"/>
+        <w:sz w:val="20"/>
+      </w:rPr>
+    </w:lvl>
+    <w:lvl w:ilvl="4" w:tentative="1">
+      <w:start w:val="1"/>
+      <w:numFmt w:val="bullet"/>
+      <w:lvlText w:val=""/>
+      <w:lvlJc w:val="left"/>
+      <w:pPr>
+        <w:tabs>
+          <w:tab w:val="num" w:pos="3600"/>
+        </w:tabs>
+        <w:ind w:left="3600" w:hanging="360"/>
+      </w:pPr>
+      <w:rPr>
+        <w:rFonts w:ascii="Wingdings" w:hAnsi="Wingdings" w:hint="default"/>
+        <w:sz w:val="20"/>
+      </w:rPr>
+    </w:lvl>
+    <w:lvl w:ilvl="5" w:tentative="1">
+      <w:start w:val="1"/>
+      <w:numFmt w:val="bullet"/>
+      <w:lvlText w:val=""/>
+      <w:lvlJc w:val="left"/>
+      <w:pPr>
+        <w:tabs>
+          <w:tab w:val="num" w:pos="4320"/>
+        </w:tabs>
+        <w:ind w:left="4320" w:hanging="360"/>
+      </w:pPr>
+      <w:rPr>
+        <w:rFonts w:ascii="Wingdings" w:hAnsi="Wingdings" w:hint="default"/>
+        <w:sz w:val="20"/>
+      </w:rPr>
+    </w:lvl>
+    <w:lvl w:ilvl="6" w:tentative="1">
+      <w:start w:val="1"/>
+      <w:numFmt w:val="bullet"/>
+      <w:lvlText w:val=""/>
+      <w:lvlJc w:val="left"/>
+      <w:pPr>
+        <w:tabs>
+          <w:tab w:val="num" w:pos="5040"/>
+        </w:tabs>
+        <w:ind w:left="5040" w:hanging="360"/>
+      </w:pPr>
+      <w:rPr>
+        <w:rFonts w:ascii="Wingdings" w:hAnsi="Wingdings" w:hint="default"/>
+        <w:sz w:val="20"/>
+      </w:rPr>
+    </w:lvl>
+    <w:lvl w:ilvl="7" w:tentative="1">
+      <w:start w:val="1"/>
+      <w:numFmt w:val="bullet"/>
+      <w:lvlText w:val=""/>
+      <w:lvlJc w:val="left"/>
+      <w:pPr>
+        <w:tabs>
+          <w:tab w:val="num" w:pos="5760"/>
+        </w:tabs>
+        <w:ind w:left="5760" w:hanging="360"/>
+      </w:pPr>
+      <w:rPr>
+        <w:rFonts w:ascii="Wingdings" w:hAnsi="Wingdings" w:hint="default"/>
+        <w:sz w:val="20"/>
+      </w:rPr>
+    </w:lvl>
+    <w:lvl w:ilvl="8" w:tentative="1">
+      <w:start w:val="1"/>
+      <w:numFmt w:val="bullet"/>
+      <w:lvlText w:val=""/>
+      <w:lvlJc w:val="left"/>
+      <w:pPr>
+        <w:tabs>
+          <w:tab w:val="num" w:pos="6480"/>
+        </w:tabs>
+        <w:ind w:left="6480" w:hanging="360"/>
+      </w:pPr>
+      <w:rPr>
+        <w:rFonts w:ascii="Wingdings" w:hAnsi="Wingdings" w:hint="default"/>
+        <w:sz w:val="20"/>
+      </w:rPr>
+    </w:lvl>
+  </w:abstractNum>
+  <w:abstractNum w:abstractNumId="36" w15:restartNumberingAfterBreak="0">
+    <w:nsid w:val="7538487F"/>
+    <w:multiLevelType w:val="multilevel"/>
+    <w:tmpl w:val="D99029EA"/>
+    <w:lvl w:ilvl="0">
+      <w:start w:val="1"/>
+      <w:numFmt w:val="bullet"/>
+      <w:lvlText w:val=""/>
+      <w:lvlJc w:val="left"/>
+      <w:pPr>
+        <w:tabs>
+          <w:tab w:val="num" w:pos="720"/>
+        </w:tabs>
+        <w:ind w:left="720" w:hanging="360"/>
+      </w:pPr>
+      <w:rPr>
+        <w:rFonts w:ascii="Symbol" w:hAnsi="Symbol" w:hint="default"/>
+        <w:sz w:val="20"/>
+      </w:rPr>
+    </w:lvl>
+    <w:lvl w:ilvl="1" w:tentative="1">
+      <w:start w:val="1"/>
+      <w:numFmt w:val="bullet"/>
+      <w:lvlText w:val="o"/>
+      <w:lvlJc w:val="left"/>
+      <w:pPr>
+        <w:tabs>
+          <w:tab w:val="num" w:pos="1440"/>
+        </w:tabs>
+        <w:ind w:left="1440" w:hanging="360"/>
+      </w:pPr>
+      <w:rPr>
+        <w:rFonts w:ascii="Courier New" w:hAnsi="Courier New" w:hint="default"/>
+        <w:sz w:val="20"/>
+      </w:rPr>
+    </w:lvl>
+    <w:lvl w:ilvl="2" w:tentative="1">
+      <w:start w:val="1"/>
+      <w:numFmt w:val="bullet"/>
+      <w:lvlText w:val=""/>
+      <w:lvlJc w:val="left"/>
+      <w:pPr>
+        <w:tabs>
+          <w:tab w:val="num" w:pos="2160"/>
+        </w:tabs>
+        <w:ind w:left="2160" w:hanging="360"/>
+      </w:pPr>
+      <w:rPr>
+        <w:rFonts w:ascii="Wingdings" w:hAnsi="Wingdings" w:hint="default"/>
+        <w:sz w:val="20"/>
+      </w:rPr>
+    </w:lvl>
+    <w:lvl w:ilvl="3" w:tentative="1">
+      <w:start w:val="1"/>
+      <w:numFmt w:val="bullet"/>
+      <w:lvlText w:val=""/>
+      <w:lvlJc w:val="left"/>
+      <w:pPr>
+        <w:tabs>
+          <w:tab w:val="num" w:pos="2880"/>
+        </w:tabs>
+        <w:ind w:left="2880" w:hanging="360"/>
+      </w:pPr>
+      <w:rPr>
+        <w:rFonts w:ascii="Wingdings" w:hAnsi="Wingdings" w:hint="default"/>
+        <w:sz w:val="20"/>
+      </w:rPr>
+    </w:lvl>
+    <w:lvl w:ilvl="4" w:tentative="1">
+      <w:start w:val="1"/>
+      <w:numFmt w:val="bullet"/>
+      <w:lvlText w:val=""/>
+      <w:lvlJc w:val="left"/>
+      <w:pPr>
+        <w:tabs>
+          <w:tab w:val="num" w:pos="3600"/>
+        </w:tabs>
+        <w:ind w:left="3600" w:hanging="360"/>
+      </w:pPr>
+      <w:rPr>
+        <w:rFonts w:ascii="Wingdings" w:hAnsi="Wingdings" w:hint="default"/>
+        <w:sz w:val="20"/>
+      </w:rPr>
+    </w:lvl>
+    <w:lvl w:ilvl="5" w:tentative="1">
+      <w:start w:val="1"/>
+      <w:numFmt w:val="bullet"/>
+      <w:lvlText w:val=""/>
+      <w:lvlJc w:val="left"/>
+      <w:pPr>
+        <w:tabs>
+          <w:tab w:val="num" w:pos="4320"/>
+        </w:tabs>
+        <w:ind w:left="4320" w:hanging="360"/>
+      </w:pPr>
+      <w:rPr>
+        <w:rFonts w:ascii="Wingdings" w:hAnsi="Wingdings" w:hint="default"/>
+        <w:sz w:val="20"/>
+      </w:rPr>
+    </w:lvl>
+    <w:lvl w:ilvl="6" w:tentative="1">
+      <w:start w:val="1"/>
+      <w:numFmt w:val="bullet"/>
+      <w:lvlText w:val=""/>
+      <w:lvlJc w:val="left"/>
+      <w:pPr>
+        <w:tabs>
+          <w:tab w:val="num" w:pos="5040"/>
+        </w:tabs>
+        <w:ind w:left="5040" w:hanging="360"/>
+      </w:pPr>
+      <w:rPr>
+        <w:rFonts w:ascii="Wingdings" w:hAnsi="Wingdings" w:hint="default"/>
+        <w:sz w:val="20"/>
+      </w:rPr>
+    </w:lvl>
+    <w:lvl w:ilvl="7" w:tentative="1">
+      <w:start w:val="1"/>
+      <w:numFmt w:val="bullet"/>
+      <w:lvlText w:val=""/>
+      <w:lvlJc w:val="left"/>
+      <w:pPr>
+        <w:tabs>
+          <w:tab w:val="num" w:pos="5760"/>
+        </w:tabs>
+        <w:ind w:left="5760" w:hanging="360"/>
+      </w:pPr>
+      <w:rPr>
+        <w:rFonts w:ascii="Wingdings" w:hAnsi="Wingdings" w:hint="default"/>
+        <w:sz w:val="20"/>
+      </w:rPr>
+    </w:lvl>
+    <w:lvl w:ilvl="8" w:tentative="1">
+      <w:start w:val="1"/>
+      <w:numFmt w:val="bullet"/>
+      <w:lvlText w:val=""/>
+      <w:lvlJc w:val="left"/>
+      <w:pPr>
+        <w:tabs>
+          <w:tab w:val="num" w:pos="6480"/>
+        </w:tabs>
+        <w:ind w:left="6480" w:hanging="360"/>
+      </w:pPr>
+      <w:rPr>
+        <w:rFonts w:ascii="Wingdings" w:hAnsi="Wingdings" w:hint="default"/>
+        <w:sz w:val="20"/>
+      </w:rPr>
+    </w:lvl>
+  </w:abstractNum>
+  <w:abstractNum w:abstractNumId="37" w15:restartNumberingAfterBreak="0">
+    <w:nsid w:val="7EB41A98"/>
+    <w:multiLevelType w:val="multilevel"/>
+    <w:tmpl w:val="C5140F40"/>
+    <w:lvl w:ilvl="0">
+      <w:start w:val="1"/>
+      <w:numFmt w:val="bullet"/>
+      <w:lvlText w:val=""/>
+      <w:lvlJc w:val="left"/>
+      <w:pPr>
+        <w:tabs>
+          <w:tab w:val="num" w:pos="720"/>
+        </w:tabs>
+        <w:ind w:left="720" w:hanging="360"/>
+      </w:pPr>
+      <w:rPr>
+        <w:rFonts w:ascii="Symbol" w:hAnsi="Symbol" w:hint="default"/>
+        <w:sz w:val="20"/>
+      </w:rPr>
+    </w:lvl>
+    <w:lvl w:ilvl="1" w:tentative="1">
+      <w:start w:val="1"/>
+      <w:numFmt w:val="bullet"/>
+      <w:lvlText w:val="o"/>
+      <w:lvlJc w:val="left"/>
+      <w:pPr>
+        <w:tabs>
+          <w:tab w:val="num" w:pos="1440"/>
+        </w:tabs>
+        <w:ind w:left="1440" w:hanging="360"/>
+      </w:pPr>
+      <w:rPr>
+        <w:rFonts w:ascii="Courier New" w:hAnsi="Courier New" w:hint="default"/>
+        <w:sz w:val="20"/>
+      </w:rPr>
+    </w:lvl>
+    <w:lvl w:ilvl="2" w:tentative="1">
+      <w:start w:val="1"/>
+      <w:numFmt w:val="bullet"/>
+      <w:lvlText w:val=""/>
+      <w:lvlJc w:val="left"/>
+      <w:pPr>
+        <w:tabs>
+          <w:tab w:val="num" w:pos="2160"/>
+        </w:tabs>
+        <w:ind w:left="2160" w:hanging="360"/>
+      </w:pPr>
+      <w:rPr>
+        <w:rFonts w:ascii="Wingdings" w:hAnsi="Wingdings" w:hint="default"/>
+        <w:sz w:val="20"/>
+      </w:rPr>
+    </w:lvl>
+    <w:lvl w:ilvl="3" w:tentative="1">
+      <w:start w:val="1"/>
+      <w:numFmt w:val="bullet"/>
+      <w:lvlText w:val=""/>
+      <w:lvlJc w:val="left"/>
+      <w:pPr>
+        <w:tabs>
+          <w:tab w:val="num" w:pos="2880"/>
+        </w:tabs>
+        <w:ind w:left="2880" w:hanging="360"/>
+      </w:pPr>
+      <w:rPr>
+        <w:rFonts w:ascii="Wingdings" w:hAnsi="Wingdings" w:hint="default"/>
+        <w:sz w:val="20"/>
+      </w:rPr>
+    </w:lvl>
+    <w:lvl w:ilvl="4" w:tentative="1">
+      <w:start w:val="1"/>
+      <w:numFmt w:val="bullet"/>
+      <w:lvlText w:val=""/>
+      <w:lvlJc w:val="left"/>
+      <w:pPr>
+        <w:tabs>
+          <w:tab w:val="num" w:pos="3600"/>
+        </w:tabs>
+        <w:ind w:left="3600" w:hanging="360"/>
+      </w:pPr>
+      <w:rPr>
+        <w:rFonts w:ascii="Wingdings" w:hAnsi="Wingdings" w:hint="default"/>
+        <w:sz w:val="20"/>
+      </w:rPr>
+    </w:lvl>
+    <w:lvl w:ilvl="5" w:tentative="1">
+      <w:start w:val="1"/>
+      <w:numFmt w:val="bullet"/>
+      <w:lvlText w:val=""/>
+      <w:lvlJc w:val="left"/>
+      <w:pPr>
+        <w:tabs>
+          <w:tab w:val="num" w:pos="4320"/>
+        </w:tabs>
+        <w:ind w:left="4320" w:hanging="360"/>
+      </w:pPr>
+      <w:rPr>
+        <w:rFonts w:ascii="Wingdings" w:hAnsi="Wingdings" w:hint="default"/>
+        <w:sz w:val="20"/>
+      </w:rPr>
+    </w:lvl>
+    <w:lvl w:ilvl="6" w:tentative="1">
+      <w:start w:val="1"/>
+      <w:numFmt w:val="bullet"/>
+      <w:lvlText w:val=""/>
+      <w:lvlJc w:val="left"/>
+      <w:pPr>
+        <w:tabs>
+          <w:tab w:val="num" w:pos="5040"/>
+        </w:tabs>
+        <w:ind w:left="5040" w:hanging="360"/>
+      </w:pPr>
+      <w:rPr>
+        <w:rFonts w:ascii="Wingdings" w:hAnsi="Wingdings" w:hint="default"/>
+        <w:sz w:val="20"/>
+      </w:rPr>
+    </w:lvl>
+    <w:lvl w:ilvl="7" w:tentative="1">
+      <w:start w:val="1"/>
+      <w:numFmt w:val="bullet"/>
+      <w:lvlText w:val=""/>
+      <w:lvlJc w:val="left"/>
+      <w:pPr>
+        <w:tabs>
+          <w:tab w:val="num" w:pos="5760"/>
+        </w:tabs>
+        <w:ind w:left="5760" w:hanging="360"/>
+      </w:pPr>
+      <w:rPr>
+        <w:rFonts w:ascii="Wingdings" w:hAnsi="Wingdings" w:hint="default"/>
+        <w:sz w:val="20"/>
+      </w:rPr>
+    </w:lvl>
+    <w:lvl w:ilvl="8" w:tentative="1">
+      <w:start w:val="1"/>
+      <w:numFmt w:val="bullet"/>
+      <w:lvlText w:val=""/>
+      <w:lvlJc w:val="left"/>
+      <w:pPr>
+        <w:tabs>
+          <w:tab w:val="num" w:pos="6480"/>
+        </w:tabs>
+        <w:ind w:left="6480" w:hanging="360"/>
+      </w:pPr>
+      <w:rPr>
+        <w:rFonts w:ascii="Wingdings" w:hAnsi="Wingdings" w:hint="default"/>
+        <w:sz w:val="20"/>
+      </w:rPr>
+    </w:lvl>
+  </w:abstractNum>
+  <w:abstractNum w:abstractNumId="38" w15:restartNumberingAfterBreak="0">
+    <w:nsid w:val="7FB05FAD"/>
+    <w:multiLevelType w:val="multilevel"/>
+    <w:tmpl w:val="8D8463C2"/>
+    <w:lvl w:ilvl="0">
+      <w:start w:val="1"/>
+      <w:numFmt w:val="bullet"/>
+      <w:lvlText w:val=""/>
+      <w:lvlJc w:val="left"/>
+      <w:pPr>
+        <w:tabs>
+          <w:tab w:val="num" w:pos="720"/>
+        </w:tabs>
+        <w:ind w:left="720" w:hanging="360"/>
+      </w:pPr>
+      <w:rPr>
+        <w:rFonts w:ascii="Symbol" w:hAnsi="Symbol" w:hint="default"/>
+        <w:sz w:val="20"/>
+      </w:rPr>
+    </w:lvl>
+    <w:lvl w:ilvl="1" w:tentative="1">
+      <w:start w:val="1"/>
+      <w:numFmt w:val="bullet"/>
+      <w:lvlText w:val="o"/>
+      <w:lvlJc w:val="left"/>
+      <w:pPr>
+        <w:tabs>
+          <w:tab w:val="num" w:pos="1440"/>
+        </w:tabs>
+        <w:ind w:left="1440" w:hanging="360"/>
+      </w:pPr>
+      <w:rPr>
+        <w:rFonts w:ascii="Courier New" w:hAnsi="Courier New" w:hint="default"/>
+        <w:sz w:val="20"/>
+      </w:rPr>
+    </w:lvl>
+    <w:lvl w:ilvl="2" w:tentative="1">
+      <w:start w:val="1"/>
+      <w:numFmt w:val="bullet"/>
+      <w:lvlText w:val=""/>
+      <w:lvlJc w:val="left"/>
+      <w:pPr>
+        <w:tabs>
+          <w:tab w:val="num" w:pos="2160"/>
+        </w:tabs>
+        <w:ind w:left="2160" w:hanging="360"/>
+      </w:pPr>
+      <w:rPr>
+        <w:rFonts w:ascii="Wingdings" w:hAnsi="Wingdings" w:hint="default"/>
+        <w:sz w:val="20"/>
+      </w:rPr>
+    </w:lvl>
+    <w:lvl w:ilvl="3" w:tentative="1">
+      <w:start w:val="1"/>
+      <w:numFmt w:val="bullet"/>
+      <w:lvlText w:val=""/>
+      <w:lvlJc w:val="left"/>
+      <w:pPr>
+        <w:tabs>
+          <w:tab w:val="num" w:pos="2880"/>
+        </w:tabs>
+        <w:ind w:left="2880" w:hanging="360"/>
+      </w:pPr>
+      <w:rPr>
+        <w:rFonts w:ascii="Wingdings" w:hAnsi="Wingdings" w:hint="default"/>
+        <w:sz w:val="20"/>
+      </w:rPr>
+    </w:lvl>
+    <w:lvl w:ilvl="4" w:tentative="1">
+      <w:start w:val="1"/>
+      <w:numFmt w:val="bullet"/>
+      <w:lvlText w:val=""/>
+      <w:lvlJc w:val="left"/>
+      <w:pPr>
+        <w:tabs>
+          <w:tab w:val="num" w:pos="3600"/>
+        </w:tabs>
+        <w:ind w:left="3600" w:hanging="360"/>
+      </w:pPr>
+      <w:rPr>
+        <w:rFonts w:ascii="Wingdings" w:hAnsi="Wingdings" w:hint="default"/>
+        <w:sz w:val="20"/>
+      </w:rPr>
+    </w:lvl>
+    <w:lvl w:ilvl="5" w:tentative="1">
+      <w:start w:val="1"/>
+      <w:numFmt w:val="bullet"/>
+      <w:lvlText w:val=""/>
+      <w:lvlJc w:val="left"/>
+      <w:pPr>
+        <w:tabs>
+          <w:tab w:val="num" w:pos="4320"/>
+        </w:tabs>
+        <w:ind w:left="4320" w:hanging="360"/>
+      </w:pPr>
+      <w:rPr>
+        <w:rFonts w:ascii="Wingdings" w:hAnsi="Wingdings" w:hint="default"/>
+        <w:sz w:val="20"/>
+      </w:rPr>
+    </w:lvl>
+    <w:lvl w:ilvl="6" w:tentative="1">
+      <w:start w:val="1"/>
+      <w:numFmt w:val="bullet"/>
+      <w:lvlText w:val=""/>
+      <w:lvlJc w:val="left"/>
+      <w:pPr>
+        <w:tabs>
+          <w:tab w:val="num" w:pos="5040"/>
+        </w:tabs>
+        <w:ind w:left="5040" w:hanging="360"/>
+      </w:pPr>
+      <w:rPr>
+        <w:rFonts w:ascii="Wingdings" w:hAnsi="Wingdings" w:hint="default"/>
+        <w:sz w:val="20"/>
+      </w:rPr>
+    </w:lvl>
+    <w:lvl w:ilvl="7" w:tentative="1">
+      <w:start w:val="1"/>
+      <w:numFmt w:val="bullet"/>
+      <w:lvlText w:val=""/>
+      <w:lvlJc w:val="left"/>
+      <w:pPr>
+        <w:tabs>
+          <w:tab w:val="num" w:pos="5760"/>
+        </w:tabs>
+        <w:ind w:left="5760" w:hanging="360"/>
+      </w:pPr>
+      <w:rPr>
+        <w:rFonts w:ascii="Wingdings" w:hAnsi="Wingdings" w:hint="default"/>
+        <w:sz w:val="20"/>
+      </w:rPr>
+    </w:lvl>
+    <w:lvl w:ilvl="8" w:tentative="1">
+      <w:start w:val="1"/>
+      <w:numFmt w:val="bullet"/>
+      <w:lvlText w:val=""/>
+      <w:lvlJc w:val="left"/>
+      <w:pPr>
+        <w:tabs>
+          <w:tab w:val="num" w:pos="6480"/>
+        </w:tabs>
+        <w:ind w:left="6480" w:hanging="360"/>
+      </w:pPr>
+      <w:rPr>
+        <w:rFonts w:ascii="Wingdings" w:hAnsi="Wingdings" w:hint="default"/>
+        <w:sz w:val="20"/>
+      </w:rPr>
+    </w:lvl>
+  </w:abstractNum>
   <w:num w:numId="1" w16cid:durableId="615522340">
+    <w:abstractNumId w:val="5"/>
+  </w:num>
+  <w:num w:numId="2" w16cid:durableId="1543325711">
+    <w:abstractNumId w:val="23"/>
+  </w:num>
+  <w:num w:numId="3" w16cid:durableId="1849127230">
+    <w:abstractNumId w:val="31"/>
+  </w:num>
+  <w:num w:numId="4" w16cid:durableId="1942181267">
+    <w:abstractNumId w:val="14"/>
+  </w:num>
+  <w:num w:numId="5" w16cid:durableId="74204014">
+    <w:abstractNumId w:val="20"/>
+  </w:num>
+  <w:num w:numId="6" w16cid:durableId="921062170">
+    <w:abstractNumId w:val="3"/>
+  </w:num>
+  <w:num w:numId="7" w16cid:durableId="1741706155">
+    <w:abstractNumId w:val="34"/>
+  </w:num>
+  <w:num w:numId="8" w16cid:durableId="165680615">
+    <w:abstractNumId w:val="1"/>
+  </w:num>
+  <w:num w:numId="9" w16cid:durableId="213934403">
+    <w:abstractNumId w:val="8"/>
+  </w:num>
+  <w:num w:numId="10" w16cid:durableId="105010175">
+    <w:abstractNumId w:val="18"/>
+  </w:num>
+  <w:num w:numId="11" w16cid:durableId="1220943866">
+    <w:abstractNumId w:val="10"/>
+  </w:num>
+  <w:num w:numId="12" w16cid:durableId="1622611940">
+    <w:abstractNumId w:val="32"/>
+  </w:num>
+  <w:num w:numId="13" w16cid:durableId="534511865">
+    <w:abstractNumId w:val="24"/>
+  </w:num>
+  <w:num w:numId="14" w16cid:durableId="1556314644">
+    <w:abstractNumId w:val="35"/>
+  </w:num>
+  <w:num w:numId="15" w16cid:durableId="805203190">
+    <w:abstractNumId w:val="37"/>
+  </w:num>
+  <w:num w:numId="16" w16cid:durableId="693579521">
+    <w:abstractNumId w:val="33"/>
+  </w:num>
+  <w:num w:numId="17" w16cid:durableId="151993035">
     <w:abstractNumId w:val="2"/>
   </w:num>
-  <w:num w:numId="2" w16cid:durableId="1543325711">
+  <w:num w:numId="18" w16cid:durableId="106896796">
+    <w:abstractNumId w:val="22"/>
+  </w:num>
+  <w:num w:numId="19" w16cid:durableId="1811362440">
+    <w:abstractNumId w:val="7"/>
+  </w:num>
+  <w:num w:numId="20" w16cid:durableId="425614959">
+    <w:abstractNumId w:val="25"/>
+  </w:num>
+  <w:num w:numId="21" w16cid:durableId="809371335">
+    <w:abstractNumId w:val="11"/>
+  </w:num>
+  <w:num w:numId="22" w16cid:durableId="359628049">
+    <w:abstractNumId w:val="15"/>
+  </w:num>
+  <w:num w:numId="23" w16cid:durableId="891504975">
+    <w:abstractNumId w:val="29"/>
+  </w:num>
+  <w:num w:numId="24" w16cid:durableId="592738043">
     <w:abstractNumId w:val="6"/>
   </w:num>
-  <w:num w:numId="3" w16cid:durableId="1849127230">
-    <w:abstractNumId w:val="7"/>
+  <w:num w:numId="25" w16cid:durableId="28724264">
+    <w:abstractNumId w:val="26"/>
   </w:num>
-  <w:num w:numId="4" w16cid:durableId="1942181267">
+  <w:num w:numId="26" w16cid:durableId="384376454">
+    <w:abstractNumId w:val="30"/>
+  </w:num>
+  <w:num w:numId="27" w16cid:durableId="373770589">
+    <w:abstractNumId w:val="0"/>
+  </w:num>
+  <w:num w:numId="28" w16cid:durableId="544369817">
+    <w:abstractNumId w:val="19"/>
+  </w:num>
+  <w:num w:numId="29" w16cid:durableId="1147894823">
+    <w:abstractNumId w:val="38"/>
+  </w:num>
+  <w:num w:numId="30" w16cid:durableId="1381318811">
+    <w:abstractNumId w:val="21"/>
+  </w:num>
+  <w:num w:numId="31" w16cid:durableId="676468491">
+    <w:abstractNumId w:val="13"/>
+  </w:num>
+  <w:num w:numId="32" w16cid:durableId="314339156">
+    <w:abstractNumId w:val="17"/>
+  </w:num>
+  <w:num w:numId="33" w16cid:durableId="1558080903">
+    <w:abstractNumId w:val="16"/>
+  </w:num>
+  <w:num w:numId="34" w16cid:durableId="1991320649">
+    <w:abstractNumId w:val="9"/>
+  </w:num>
+  <w:num w:numId="35" w16cid:durableId="1556551544">
+    <w:abstractNumId w:val="28"/>
+  </w:num>
+  <w:num w:numId="36" w16cid:durableId="1210459857">
     <w:abstractNumId w:val="4"/>
   </w:num>
-  <w:num w:numId="5" w16cid:durableId="74204014">
-    <w:abstractNumId w:val="5"/>
+  <w:num w:numId="37" w16cid:durableId="907812029">
+    <w:abstractNumId w:val="27"/>
   </w:num>
-  <w:num w:numId="6" w16cid:durableId="921062170">
-    <w:abstractNumId w:val="1"/>
+  <w:num w:numId="38" w16cid:durableId="950669088">
+    <w:abstractNumId w:val="12"/>
   </w:num>
-  <w:num w:numId="7" w16cid:durableId="1741706155">
-    <w:abstractNumId w:val="8"/>
-  </w:num>
-  <w:num w:numId="8" w16cid:durableId="165680615">
-    <w:abstractNumId w:val="0"/>
-  </w:num>
-  <w:num w:numId="9" w16cid:durableId="213934403">
-    <w:abstractNumId w:val="3"/>
+  <w:num w:numId="39" w16cid:durableId="973294908">
+    <w:abstractNumId w:val="36"/>
   </w:num>
 </w:numbering>
 </file>
